--- a/infodoc/2020_INF_2e_polycopie_complet_EN_LIGNE.docx
+++ b/infodoc/2020_INF_2e_polycopie_complet_EN_LIGNE.docx
@@ -278,16 +278,7 @@
     <w:p>
       <w:pPr>
         <w:pStyle w:val="Normal"/>
-        <w:rPr>
-          <w:rFonts w:cs="Arial"/>
-          <w:b/>
-          <w:b/>
-          <w:bCs/>
-          <w:color w:val="CF0063"/>
-          <w:sz w:val="24"/>
-          <w:szCs w:val="24"/>
-          <w:lang w:val="fr-FR" w:eastAsia="fr-CH"/>
-        </w:rPr>
+        <w:rPr/>
       </w:pPr>
       <w:r>
         <w:rPr>
@@ -1385,7 +1376,7 @@
         <w:pStyle w:val="ListParagraph"/>
         <w:numPr>
           <w:ilvl w:val="0"/>
-          <w:numId w:val="2"/>
+          <w:numId w:val="1"/>
         </w:numPr>
         <w:pBdr>
           <w:top w:val="single" w:sz="4" w:space="1" w:color="000000"/>
@@ -1415,7 +1406,7 @@
         <w:pStyle w:val="ListParagraph"/>
         <w:numPr>
           <w:ilvl w:val="0"/>
-          <w:numId w:val="2"/>
+          <w:numId w:val="1"/>
         </w:numPr>
         <w:pBdr>
           <w:top w:val="single" w:sz="4" w:space="1" w:color="000000"/>
@@ -1536,7 +1527,7 @@
           <mc:Choice Requires="wps">
             <w:drawing>
               <wp:inline distT="0" distB="0" distL="0" distR="0">
-                <wp:extent cx="5761990" cy="3107055"/>
+                <wp:extent cx="5763260" cy="3108325"/>
                 <wp:effectExtent l="0" t="0" r="0" b="0"/>
                 <wp:docPr id="3" name="Image 3"/>
                 <a:graphic xmlns:a="http://schemas.openxmlformats.org/drawingml/2006/main">
@@ -1554,7 +1545,7 @@
                       <pic:spPr>
                         <a:xfrm>
                           <a:off x="0" y="0"/>
-                          <a:ext cx="5761440" cy="3106440"/>
+                          <a:ext cx="5762520" cy="3107520"/>
                         </a:xfrm>
                         <a:prstGeom prst="rect">
                           <a:avLst/>
@@ -1563,7 +1554,7 @@
                           <a:noFill/>
                         </a:ln>
                         <a:effectLst>
-                          <a:outerShdw dist="37674" dir="2700000">
+                          <a:outerShdw dir="2700000" dist="37674">
                             <a:srgbClr val="000000">
                               <a:alpha val="40000"/>
                             </a:srgbClr>
@@ -1597,7 +1588,7 @@
                 <v:path o:extrusionok="f" gradientshapeok="t" o:connecttype="rect"/>
                 <o:lock v:ext="edit" aspectratio="t"/>
               </v:shapetype>
-              <v:shape id="shape_0" ID="Image 3" stroked="f" style="position:absolute;margin-left:0pt;margin-top:-244.65pt;width:453.6pt;height:244.55pt;mso-position-vertical:top" type="shapetype_75">
+              <v:shape id="shape_0" ID="Image 3" stroked="f" style="position:absolute;margin-left:0pt;margin-top:-244.75pt;width:453.7pt;height:244.65pt;mso-position-vertical:top" type="shapetype_75">
                 <v:imagedata r:id="rId3" o:detectmouseclick="t"/>
                 <w10:wrap type="none"/>
                 <v:stroke color="#3465a4" joinstyle="round" endcap="flat"/>
@@ -1608,15 +1599,15 @@
         <mc:AlternateContent>
           <mc:Choice Requires="wps">
             <w:drawing>
-              <wp:anchor behindDoc="0" distT="190500" distB="148590" distL="114300" distR="114300" simplePos="0" locked="0" layoutInCell="1" allowOverlap="1" relativeHeight="14">
+              <wp:anchor behindDoc="0" distT="190500" distB="148590" distL="114300" distR="114300" simplePos="0" locked="0" layoutInCell="1" allowOverlap="1" relativeHeight="50">
                 <wp:simplePos x="0" y="0"/>
                 <wp:positionH relativeFrom="column">
-                  <wp:posOffset>1948180</wp:posOffset>
+                  <wp:posOffset>1944370</wp:posOffset>
                 </wp:positionH>
                 <wp:positionV relativeFrom="paragraph">
-                  <wp:posOffset>204470</wp:posOffset>
+                  <wp:posOffset>202565</wp:posOffset>
                 </wp:positionV>
-                <wp:extent cx="596265" cy="158115"/>
+                <wp:extent cx="597535" cy="159385"/>
                 <wp:effectExtent l="0" t="0" r="0" b="0"/>
                 <wp:wrapNone/>
                 <wp:docPr id="1" name="Flèche droite 8"/>
@@ -1627,7 +1618,7 @@
                       <wps:spPr>
                         <a:xfrm rot="8191800">
                           <a:off x="0" y="0"/>
-                          <a:ext cx="595800" cy="157320"/>
+                          <a:ext cx="596880" cy="158760"/>
                         </a:xfrm>
                         <a:prstGeom prst="rightArrow">
                           <a:avLst>
@@ -1679,7 +1670,7 @@
                   <v:h position="@3,0"/>
                 </v:handles>
               </v:shapetype>
-              <v:shape id="shape_0" ID="Flèche droite 8" fillcolor="#cf0063" stroked="t" style="position:absolute;margin-left:153.45pt;margin-top:16.1pt;width:46.85pt;height:12.35pt;rotation:136" type="shapetype_13">
+              <v:shape id="shape_0" ID="Flèche droite 8" fillcolor="#cf0063" stroked="t" style="position:absolute;margin-left:153.15pt;margin-top:15.95pt;width:46.95pt;height:12.45pt;rotation:136" type="shapetype_13">
                 <w10:wrap type="none"/>
                 <v:fill o:detectmouseclick="t" type="solid" color2="#30ff9c"/>
                 <v:stroke color="#cf0063" weight="25560" joinstyle="round" endcap="flat"/>
@@ -1690,15 +1681,15 @@
         <mc:AlternateContent>
           <mc:Choice Requires="wps">
             <w:drawing>
-              <wp:anchor behindDoc="0" distT="38100" distB="81915" distL="133350" distR="137160" simplePos="0" locked="0" layoutInCell="1" allowOverlap="1" relativeHeight="15">
+              <wp:anchor behindDoc="0" distT="38100" distB="81915" distL="133350" distR="137160" simplePos="0" locked="0" layoutInCell="1" allowOverlap="1" relativeHeight="51">
                 <wp:simplePos x="0" y="0"/>
                 <wp:positionH relativeFrom="column">
-                  <wp:posOffset>1483995</wp:posOffset>
+                  <wp:posOffset>1482725</wp:posOffset>
                 </wp:positionH>
                 <wp:positionV relativeFrom="paragraph">
-                  <wp:posOffset>2097405</wp:posOffset>
+                  <wp:posOffset>2096135</wp:posOffset>
                 </wp:positionV>
-                <wp:extent cx="740410" cy="186055"/>
+                <wp:extent cx="741680" cy="187325"/>
                 <wp:effectExtent l="0" t="0" r="0" b="0"/>
                 <wp:wrapNone/>
                 <wp:docPr id="2" name="Flèche droite 8"/>
@@ -1709,7 +1700,7 @@
                       <wps:spPr>
                         <a:xfrm rot="611400">
                           <a:off x="0" y="0"/>
-                          <a:ext cx="739800" cy="185400"/>
+                          <a:ext cx="740880" cy="186840"/>
                         </a:xfrm>
                         <a:prstGeom prst="rightArrow">
                           <a:avLst>
@@ -1742,7 +1733,7 @@
           </mc:Choice>
           <mc:Fallback>
             <w:pict>
-              <v:shape id="shape_0" ID="Flèche droite 8" fillcolor="#cf0063" stroked="t" style="position:absolute;margin-left:116.85pt;margin-top:165.15pt;width:58.2pt;height:14.55pt;rotation:10" type="shapetype_13">
+              <v:shape id="shape_0" ID="Flèche droite 8" fillcolor="#cf0063" stroked="t" style="position:absolute;margin-left:116.75pt;margin-top:165.05pt;width:58.3pt;height:14.65pt;rotation:10" type="shapetype_13">
                 <w10:wrap type="none"/>
                 <v:fill o:detectmouseclick="t" type="solid" color2="#30ff9c"/>
                 <v:stroke color="#cf0063" weight="25560" joinstyle="round" endcap="flat"/>
@@ -1791,7 +1782,7 @@
       <w:r>
         <w:rPr/>
         <w:drawing>
-          <wp:anchor behindDoc="0" distT="0" distB="0" distL="114300" distR="118110" simplePos="0" locked="0" layoutInCell="1" allowOverlap="1" relativeHeight="44">
+          <wp:anchor behindDoc="0" distT="0" distB="0" distL="114300" distR="118110" simplePos="0" locked="0" layoutInCell="1" allowOverlap="1" relativeHeight="76">
             <wp:simplePos x="0" y="0"/>
             <wp:positionH relativeFrom="margin">
               <wp:posOffset>0</wp:posOffset>
@@ -1803,15 +1794,15 @@
             <wp:effectExtent l="0" t="0" r="0" b="0"/>
             <wp:wrapTight wrapText="bothSides">
               <wp:wrapPolygon edited="0">
-                <wp:start x="1829" y="0"/>
-                <wp:lineTo x="-128" y="7375"/>
-                <wp:lineTo x="-128" y="13946"/>
-                <wp:lineTo x="3501" y="20516"/>
-                <wp:lineTo x="16340" y="20516"/>
-                <wp:lineTo x="21367" y="18037"/>
-                <wp:lineTo x="21367" y="7375"/>
-                <wp:lineTo x="3501" y="0"/>
-                <wp:lineTo x="1829" y="0"/>
+                <wp:start x="1712" y="0"/>
+                <wp:lineTo x="-242" y="7313"/>
+                <wp:lineTo x="-242" y="13852"/>
+                <wp:lineTo x="3395" y="20391"/>
+                <wp:lineTo x="16298" y="20391"/>
+                <wp:lineTo x="21356" y="17912"/>
+                <wp:lineTo x="21356" y="7313"/>
+                <wp:lineTo x="3395" y="0"/>
+                <wp:lineTo x="1712" y="0"/>
               </wp:wrapPolygon>
             </wp:wrapTight>
             <wp:docPr id="4" name="Image 19" descr="https://infotrack.unige.ch/application/themes/calis2/img/logoInfoTrack.png"/>
@@ -2865,11 +2856,12 @@
         </w:rPr>
       </w:pPr>
       <w:bookmarkStart w:id="8" w:name="_Toc464553384"/>
+      <w:bookmarkEnd w:id="8"/>
       <w:r>
         <mc:AlternateContent>
           <mc:Choice Requires="wpg">
             <w:drawing>
-              <wp:anchor behindDoc="0" distT="19050" distB="123190" distL="133350" distR="209550" simplePos="0" locked="0" layoutInCell="1" allowOverlap="1" relativeHeight="53">
+              <wp:anchor behindDoc="0" distT="18415" distB="123190" distL="133350" distR="209550" simplePos="0" locked="0" layoutInCell="1" allowOverlap="1" relativeHeight="83">
                 <wp:simplePos x="0" y="0"/>
                 <wp:positionH relativeFrom="column">
                   <wp:posOffset>102235</wp:posOffset>
@@ -2877,7 +2869,7 @@
                 <wp:positionV relativeFrom="paragraph">
                   <wp:posOffset>146050</wp:posOffset>
                 </wp:positionV>
-                <wp:extent cx="5621020" cy="3002280"/>
+                <wp:extent cx="5622290" cy="3003550"/>
                 <wp:effectExtent l="0" t="0" r="0" b="0"/>
                 <wp:wrapTopAndBottom/>
                 <wp:docPr id="5" name="Groupe 2"/>
@@ -2888,7 +2880,7 @@
                       <wpg:grpSpPr>
                         <a:xfrm>
                           <a:off x="0" y="0"/>
-                          <a:ext cx="5620320" cy="3001680"/>
+                          <a:ext cx="5621760" cy="3002760"/>
                         </a:xfrm>
                       </wpg:grpSpPr>
                       <pic:pic xmlns:pic="http://schemas.openxmlformats.org/drawingml/2006/picture">
@@ -2904,7 +2896,7 @@
                         <pic:spPr>
                           <a:xfrm>
                             <a:off x="0" y="0"/>
-                            <a:ext cx="5620320" cy="3001680"/>
+                            <a:ext cx="5621760" cy="3002760"/>
                           </a:xfrm>
                           <a:prstGeom prst="rect">
                             <a:avLst/>
@@ -2913,7 +2905,7 @@
                             <a:noFill/>
                           </a:ln>
                           <a:effectLst>
-                            <a:outerShdw dist="62621" dir="2700000">
+                            <a:outerShdw dir="2700000" dist="62621">
                               <a:srgbClr val="000000">
                                 <a:alpha val="40000"/>
                               </a:srgbClr>
@@ -2925,8 +2917,8 @@
                         <wps:cNvSpPr/>
                         <wps:spPr>
                           <a:xfrm flipH="1" flipV="1">
-                            <a:off x="3251160" y="1608480"/>
-                            <a:ext cx="871920" cy="175320"/>
+                            <a:off x="3251880" y="1609200"/>
+                            <a:ext cx="870480" cy="173880"/>
                           </a:xfrm>
                           <a:custGeom>
                             <a:avLst/>
@@ -2965,8 +2957,8 @@
                         <wps:cNvSpPr/>
                         <wps:spPr>
                           <a:xfrm>
-                            <a:off x="2305080" y="1515600"/>
-                            <a:ext cx="882000" cy="175320"/>
+                            <a:off x="2306160" y="1517040"/>
+                            <a:ext cx="880920" cy="173880"/>
                           </a:xfrm>
                           <a:prstGeom prst="roundRect">
                             <a:avLst>
@@ -2993,7 +2985,7 @@
                         <wps:cNvSpPr/>
                         <wps:spPr>
                           <a:xfrm>
-                            <a:off x="4127040" y="1683360"/>
+                            <a:off x="4128120" y="1684800"/>
                             <a:ext cx="1340640" cy="705600"/>
                           </a:xfrm>
                           <a:prstGeom prst="rect">
@@ -3019,27 +3011,29 @@
                           <w:txbxContent>
                             <w:p>
                               <w:pPr>
+                                <w:overflowPunct w:val="false"/>
                                 <w:spacing w:before="0" w:after="0" w:lineRule="auto" w:line="240"/>
                                 <w:jc w:val="left"/>
                                 <w:rPr/>
                               </w:pPr>
                               <w:r>
                                 <w:rPr>
+                                  <w:spacing w:val="0"/>
+                                  <w:smallCaps w:val="false"/>
+                                  <w:caps w:val="false"/>
+                                  <w:iCs w:val="false"/>
+                                  <w:bCs w:val="false"/>
+                                  <w:szCs w:val="20"/>
+                                  <w:vertAlign w:val="baseline"/>
+                                  <w:position w:val="0"/>
                                   <w:sz w:val="20"/>
-                                  <w:b w:val="false"/>
-                                  <w:u w:val="none"/>
+                                  <w:i w:val="false"/>
                                   <w:dstrike w:val="false"/>
                                   <w:strike w:val="false"/>
-                                  <w:i w:val="false"/>
-                                  <w:vertAlign w:val="baseline"/>
-                                  <w:position w:val="0"/>
-                                  <w:spacing w:val="0"/>
-                                  <w:szCs w:val="20"/>
-                                  <w:bCs w:val="false"/>
-                                  <w:iCs w:val="false"/>
-                                  <w:smallCaps w:val="false"/>
-                                  <w:caps w:val="false"/>
-                                  <w:rFonts w:ascii="Calibri" w:hAnsi="Calibri" w:cs="Estrangelo Edessa"/>
+                                  <w:u w:val="none"/>
+                                  <w:b w:val="false"/>
+                                  <w:sz w:val="20"/>
+                                  <w:rFonts w:cs="Estrangelo Edessa" w:ascii="Calibri" w:hAnsi="Calibri"/>
                                   <w:color w:val="000000"/>
                                 </w:rPr>
                                 <w:t>Utilisez la recherche avancée pour des résultats plus précis</w:t>
@@ -3059,38 +3053,40 @@
           </mc:Choice>
           <mc:Fallback>
             <w:pict>
-              <v:group id="shape_0" alt="Groupe 2" style="position:absolute;margin-left:8.05pt;margin-top:11.5pt;width:442.55pt;height:236.35pt" coordorigin="161,230" coordsize="8851,4727">
-                <v:shape id="shape_0" ID="Image 2" stroked="f" style="position:absolute;left:161;top:230;width:8850;height:4726" type="shapetype_75">
+              <v:group id="shape_0" alt="Groupe 2" style="position:absolute;margin-left:8.05pt;margin-top:11.5pt;width:442.65pt;height:236.45pt" coordorigin="161,230" coordsize="8853,4729">
+                <v:shape id="shape_0" ID="Image 2" stroked="f" style="position:absolute;left:161;top:230;width:8852;height:4728" type="shapetype_75">
                   <v:imagedata r:id="rId8" o:detectmouseclick="t"/>
                   <w10:wrap type="none"/>
                   <v:stroke color="#3465a4" joinstyle="round" endcap="flat"/>
                 </v:shape>
-                <v:rect id="shape_0" fillcolor="white" stroked="t" style="position:absolute;left:6660;top:2881;width:2110;height:1110">
+                <v:rect id="shape_0" fillcolor="white" stroked="t" style="position:absolute;left:6662;top:2883;width:2110;height:1110">
                   <v:textbox>
                     <w:txbxContent>
                       <w:p>
                         <w:pPr>
+                          <w:overflowPunct w:val="false"/>
                           <w:spacing w:before="0" w:after="0" w:lineRule="auto" w:line="240"/>
                           <w:jc w:val="left"/>
                           <w:rPr/>
                         </w:pPr>
                         <w:r>
                           <w:rPr>
+                            <w:spacing w:val="0"/>
+                            <w:smallCaps w:val="false"/>
+                            <w:caps w:val="false"/>
+                            <w:iCs w:val="false"/>
+                            <w:bCs w:val="false"/>
+                            <w:szCs w:val="20"/>
+                            <w:vertAlign w:val="baseline"/>
+                            <w:position w:val="0"/>
                             <w:sz w:val="20"/>
-                            <w:b w:val="false"/>
-                            <w:u w:val="none"/>
+                            <w:i w:val="false"/>
                             <w:dstrike w:val="false"/>
                             <w:strike w:val="false"/>
-                            <w:i w:val="false"/>
-                            <w:vertAlign w:val="baseline"/>
-                            <w:position w:val="0"/>
-                            <w:spacing w:val="0"/>
-                            <w:szCs w:val="20"/>
-                            <w:bCs w:val="false"/>
-                            <w:iCs w:val="false"/>
-                            <w:smallCaps w:val="false"/>
-                            <w:caps w:val="false"/>
-                            <w:rFonts w:ascii="Calibri" w:hAnsi="Calibri" w:cs="Estrangelo Edessa"/>
+                            <w:u w:val="none"/>
+                            <w:b w:val="false"/>
+                            <w:sz w:val="20"/>
+                            <w:rFonts w:cs="Estrangelo Edessa" w:ascii="Calibri" w:hAnsi="Calibri"/>
                             <w:color w:val="000000"/>
                           </w:rPr>
                           <w:t>Utilisez la recherche avancée pour des résultats plus précis</w:t>
@@ -3107,7 +3103,6 @@
           </mc:Fallback>
         </mc:AlternateContent>
       </w:r>
-      <w:bookmarkEnd w:id="8"/>
       <w:r>
         <w:rPr>
           <w:lang w:val="fr-FR" w:eastAsia="fr-FR"/>
@@ -3174,7 +3169,7 @@
         <w:pStyle w:val="ListParagraph"/>
         <w:numPr>
           <w:ilvl w:val="0"/>
-          <w:numId w:val="3"/>
+          <w:numId w:val="2"/>
         </w:numPr>
         <w:rPr/>
       </w:pPr>
@@ -3188,7 +3183,7 @@
         <w:pStyle w:val="ListParagraph"/>
         <w:numPr>
           <w:ilvl w:val="0"/>
-          <w:numId w:val="3"/>
+          <w:numId w:val="2"/>
         </w:numPr>
         <w:rPr/>
       </w:pPr>
@@ -3208,7 +3203,7 @@
         <w:pStyle w:val="ListParagraph"/>
         <w:numPr>
           <w:ilvl w:val="0"/>
-          <w:numId w:val="3"/>
+          <w:numId w:val="2"/>
         </w:numPr>
         <w:rPr/>
       </w:pPr>
@@ -3222,7 +3217,7 @@
         <w:pStyle w:val="ListParagraph"/>
         <w:numPr>
           <w:ilvl w:val="0"/>
-          <w:numId w:val="3"/>
+          <w:numId w:val="2"/>
         </w:numPr>
         <w:rPr/>
       </w:pPr>
@@ -3242,7 +3237,7 @@
         <w:pStyle w:val="ListParagraph"/>
         <w:numPr>
           <w:ilvl w:val="0"/>
-          <w:numId w:val="3"/>
+          <w:numId w:val="2"/>
         </w:numPr>
         <w:rPr/>
       </w:pPr>
@@ -3262,7 +3257,7 @@
         <w:pStyle w:val="ListParagraph"/>
         <w:numPr>
           <w:ilvl w:val="0"/>
-          <w:numId w:val="3"/>
+          <w:numId w:val="2"/>
         </w:numPr>
         <w:rPr/>
       </w:pPr>
@@ -3287,7 +3282,7 @@
         <w:pStyle w:val="ListParagraph"/>
         <w:numPr>
           <w:ilvl w:val="0"/>
-          <w:numId w:val="3"/>
+          <w:numId w:val="2"/>
         </w:numPr>
         <w:rPr/>
       </w:pPr>
@@ -3341,7 +3336,7 @@
         <w:pStyle w:val="ListParagraph"/>
         <w:numPr>
           <w:ilvl w:val="0"/>
-          <w:numId w:val="3"/>
+          <w:numId w:val="2"/>
         </w:numPr>
         <w:rPr/>
       </w:pPr>
@@ -3365,7 +3360,7 @@
         <w:pStyle w:val="ListParagraph"/>
         <w:numPr>
           <w:ilvl w:val="0"/>
-          <w:numId w:val="3"/>
+          <w:numId w:val="2"/>
         </w:numPr>
         <w:rPr/>
       </w:pPr>
@@ -3403,7 +3398,7 @@
     <w:p>
       <w:pPr>
         <w:pStyle w:val="Exercice"/>
-        <w:shd w:fill="FFEBF5" w:val="clear"/>
+        <w:shd w:val="clear" w:fill="FFEBF5"/>
         <w:rPr>
           <w:b/>
           <w:b/>
@@ -3421,9 +3416,9 @@
         <w:pStyle w:val="Exercice"/>
         <w:numPr>
           <w:ilvl w:val="0"/>
-          <w:numId w:val="14"/>
+          <w:numId w:val="13"/>
         </w:numPr>
-        <w:shd w:fill="FFEBF5" w:val="clear"/>
+        <w:shd w:val="clear" w:fill="FFEBF5"/>
         <w:rPr/>
       </w:pPr>
       <w:r>
@@ -3444,7 +3439,7 @@
     <w:p>
       <w:pPr>
         <w:pStyle w:val="Exercice"/>
-        <w:shd w:fill="FFEBF5" w:val="clear"/>
+        <w:shd w:val="clear" w:fill="FFEBF5"/>
         <w:rPr>
           <w:sz w:val="12"/>
           <w:szCs w:val="12"/>
@@ -3460,7 +3455,7 @@
     <w:p>
       <w:pPr>
         <w:pStyle w:val="Exercice"/>
-        <w:shd w:fill="FFEBF5" w:val="clear"/>
+        <w:shd w:val="clear" w:fill="FFEBF5"/>
         <w:tabs>
           <w:tab w:val="left" w:pos="8505" w:leader="dot"/>
         </w:tabs>
@@ -3469,16 +3464,13 @@
       <w:r>
         <w:rPr/>
         <w:t>On trouve 6 résultas</w:t>
-      </w:r>
-      <w:r>
-        <w:rPr/>
         <w:tab/>
       </w:r>
     </w:p>
     <w:p>
       <w:pPr>
         <w:pStyle w:val="Exercice"/>
-        <w:shd w:fill="FFEBF5" w:val="clear"/>
+        <w:shd w:val="clear" w:fill="FFEBF5"/>
         <w:tabs>
           <w:tab w:val="left" w:pos="8505" w:leader="dot"/>
         </w:tabs>
@@ -3499,9 +3491,9 @@
         <w:pStyle w:val="Exercice"/>
         <w:numPr>
           <w:ilvl w:val="0"/>
-          <w:numId w:val="14"/>
+          <w:numId w:val="13"/>
         </w:numPr>
-        <w:shd w:fill="FFEBF5" w:val="clear"/>
+        <w:shd w:val="clear" w:fill="FFEBF5"/>
         <w:jc w:val="left"/>
         <w:rPr/>
       </w:pPr>
@@ -3513,7 +3505,7 @@
     <w:p>
       <w:pPr>
         <w:pStyle w:val="Exercice"/>
-        <w:shd w:fill="FFEBF5" w:val="clear"/>
+        <w:shd w:val="clear" w:fill="FFEBF5"/>
         <w:jc w:val="left"/>
         <w:rPr/>
       </w:pPr>
@@ -3527,9 +3519,9 @@
         <w:pStyle w:val="Exercice"/>
         <w:numPr>
           <w:ilvl w:val="0"/>
-          <w:numId w:val="14"/>
+          <w:numId w:val="13"/>
         </w:numPr>
-        <w:shd w:fill="FFEBF5" w:val="clear"/>
+        <w:shd w:val="clear" w:fill="FFEBF5"/>
         <w:jc w:val="left"/>
         <w:rPr/>
       </w:pPr>
@@ -3571,7 +3563,7 @@
     <w:p>
       <w:pPr>
         <w:pStyle w:val="Exercice"/>
-        <w:shd w:fill="FFEBF5" w:val="clear"/>
+        <w:shd w:val="clear" w:fill="FFEBF5"/>
         <w:rPr>
           <w:sz w:val="12"/>
           <w:szCs w:val="12"/>
@@ -3579,8 +3571,8 @@
       </w:pPr>
       <w:r>
         <w:rPr>
-          <w:sz w:val="12"/>
-          <w:szCs w:val="12"/>
+          <w:sz w:val="22"/>
+          <w:szCs w:val="22"/>
         </w:rPr>
         <w:t>Je ne sais pas si des différences devaient être perçues. En tout  cas, j’ai pu télécharger le document sans  problème.</w:t>
       </w:r>
@@ -3588,7 +3580,7 @@
     <w:p>
       <w:pPr>
         <w:pStyle w:val="Exercice"/>
-        <w:shd w:fill="FFEBF5" w:val="clear"/>
+        <w:shd w:val="clear" w:fill="FFEBF5"/>
         <w:tabs>
           <w:tab w:val="left" w:pos="8505" w:leader="dot"/>
         </w:tabs>
@@ -3602,7 +3594,7 @@
     <w:p>
       <w:pPr>
         <w:pStyle w:val="Exercice"/>
-        <w:shd w:fill="FFEBF5" w:val="clear"/>
+        <w:shd w:val="clear" w:fill="FFEBF5"/>
         <w:tabs>
           <w:tab w:val="left" w:pos="8505" w:leader="dot"/>
         </w:tabs>
@@ -3615,7 +3607,7 @@
     <w:p>
       <w:pPr>
         <w:pStyle w:val="Exercice"/>
-        <w:shd w:fill="FFEBF5" w:val="clear"/>
+        <w:shd w:val="clear" w:fill="FFEBF5"/>
         <w:tabs>
           <w:tab w:val="left" w:pos="8505" w:leader="dot"/>
         </w:tabs>
@@ -3693,7 +3685,7 @@
         <mc:AlternateContent>
           <mc:Choice Requires="wps">
             <w:drawing>
-              <wp:anchor behindDoc="0" distT="19050" distB="139065" distL="133350" distR="240030" simplePos="0" locked="0" layoutInCell="1" allowOverlap="1" relativeHeight="55">
+              <wp:anchor behindDoc="0" distT="18415" distB="139065" distL="133350" distR="240030" simplePos="0" locked="0" layoutInCell="1" allowOverlap="1" relativeHeight="85">
                 <wp:simplePos x="0" y="0"/>
                 <wp:positionH relativeFrom="margin">
                   <wp:align>left</wp:align>
@@ -3701,7 +3693,7 @@
                 <wp:positionV relativeFrom="paragraph">
                   <wp:posOffset>313690</wp:posOffset>
                 </wp:positionV>
-                <wp:extent cx="5761990" cy="2662555"/>
+                <wp:extent cx="5763260" cy="2663825"/>
                 <wp:effectExtent l="0" t="0" r="0" b="0"/>
                 <wp:wrapTopAndBottom/>
                 <wp:docPr id="6" name="Image 17"/>
@@ -3719,7 +3711,7 @@
                       <pic:spPr>
                         <a:xfrm>
                           <a:off x="0" y="0"/>
-                          <a:ext cx="5761440" cy="2661840"/>
+                          <a:ext cx="5762520" cy="2663280"/>
                         </a:xfrm>
                         <a:prstGeom prst="rect">
                           <a:avLst/>
@@ -3728,7 +3720,7 @@
                           <a:noFill/>
                         </a:ln>
                         <a:effectLst>
-                          <a:outerShdw dist="75349" dir="2700000">
+                          <a:outerShdw dir="2700000" dist="75349">
                             <a:srgbClr val="000000">
                               <a:alpha val="40000"/>
                             </a:srgbClr>
@@ -3743,7 +3735,7 @@
           </mc:Choice>
           <mc:Fallback>
             <w:pict>
-              <v:shape id="shape_0" ID="Image 17" stroked="f" style="position:absolute;margin-left:10.5pt;margin-top:24.7pt;width:453.6pt;height:209.55pt;mso-position-horizontal:left;mso-position-horizontal-relative:margin" type="shapetype_75">
+              <v:shape id="shape_0" ID="Image 17" stroked="f" style="position:absolute;margin-left:10.5pt;margin-top:24.7pt;width:453.7pt;height:209.65pt;mso-position-horizontal:left;mso-position-horizontal-relative:margin" type="shapetype_75">
                 <v:imagedata r:id="rId9" o:detectmouseclick="t"/>
                 <w10:wrap type="none"/>
                 <v:stroke color="#3465a4" joinstyle="round" endcap="flat"/>
@@ -3754,7 +3746,7 @@
         <mc:AlternateContent>
           <mc:Choice Requires="wps">
             <w:drawing>
-              <wp:anchor behindDoc="0" distT="0" distB="22225" distL="114300" distR="129540" simplePos="0" locked="0" layoutInCell="1" allowOverlap="1" relativeHeight="57">
+              <wp:anchor behindDoc="0" distT="0" distB="22225" distL="114300" distR="129540" simplePos="0" locked="0" layoutInCell="1" allowOverlap="1" relativeHeight="87">
                 <wp:simplePos x="0" y="0"/>
                 <wp:positionH relativeFrom="margin">
                   <wp:posOffset>2280285</wp:posOffset>
@@ -3762,7 +3754,7 @@
                 <wp:positionV relativeFrom="paragraph">
                   <wp:posOffset>819785</wp:posOffset>
                 </wp:positionV>
-                <wp:extent cx="3300730" cy="207645"/>
+                <wp:extent cx="3302000" cy="208915"/>
                 <wp:effectExtent l="0" t="0" r="0" b="0"/>
                 <wp:wrapNone/>
                 <wp:docPr id="7" name="Rectangle à coins arrondis 5"/>
@@ -3773,7 +3765,7 @@
                       <wps:spPr>
                         <a:xfrm>
                           <a:off x="0" y="0"/>
-                          <a:ext cx="3300120" cy="207000"/>
+                          <a:ext cx="3301200" cy="208440"/>
                         </a:xfrm>
                         <a:prstGeom prst="roundRect">
                           <a:avLst>
@@ -3808,7 +3800,7 @@
         <mc:AlternateContent>
           <mc:Choice Requires="wps">
             <w:drawing>
-              <wp:anchor behindDoc="0" distT="0" distB="22225" distL="114300" distR="125730" simplePos="0" locked="0" layoutInCell="1" allowOverlap="1" relativeHeight="60">
+              <wp:anchor behindDoc="0" distT="0" distB="22225" distL="114300" distR="125730" simplePos="0" locked="0" layoutInCell="1" allowOverlap="1" relativeHeight="90">
                 <wp:simplePos x="0" y="0"/>
                 <wp:positionH relativeFrom="column">
                   <wp:posOffset>1938020</wp:posOffset>
@@ -3816,7 +3808,7 @@
                 <wp:positionV relativeFrom="paragraph">
                   <wp:posOffset>86360</wp:posOffset>
                 </wp:positionV>
-                <wp:extent cx="2104390" cy="569595"/>
+                <wp:extent cx="2105660" cy="570865"/>
                 <wp:effectExtent l="0" t="0" r="0" b="0"/>
                 <wp:wrapNone/>
                 <wp:docPr id="8" name="Text Box 107"/>
@@ -3827,7 +3819,7 @@
                       <wps:spPr>
                         <a:xfrm>
                           <a:off x="0" y="0"/>
-                          <a:ext cx="2103840" cy="568800"/>
+                          <a:ext cx="2104920" cy="570240"/>
                         </a:xfrm>
                         <a:prstGeom prst="rect">
                           <a:avLst/>
@@ -3879,7 +3871,7 @@
           </mc:Choice>
           <mc:Fallback>
             <w:pict>
-              <v:rect id="shape_0" ID="Text Box 107" fillcolor="white" stroked="t" style="position:absolute;margin-left:152.6pt;margin-top:6.8pt;width:165.6pt;height:44.75pt">
+              <v:rect id="shape_0" ID="Text Box 107" fillcolor="white" stroked="t" style="position:absolute;margin-left:152.6pt;margin-top:6.8pt;width:165.7pt;height:44.85pt">
                 <w10:wrap type="square"/>
                 <v:fill o:detectmouseclick="t" type="solid" color2="black"/>
                 <v:stroke color="#cf0063" weight="19080" joinstyle="miter" endcap="flat"/>
@@ -3910,7 +3902,7 @@
         <mc:AlternateContent>
           <mc:Choice Requires="wps">
             <w:drawing>
-              <wp:anchor behindDoc="0" distT="0" distB="53975" distL="114300" distR="192405" simplePos="0" locked="0" layoutInCell="1" allowOverlap="1" relativeHeight="64">
+              <wp:anchor behindDoc="0" distT="0" distB="53340" distL="114300" distR="192405" simplePos="0" locked="0" layoutInCell="1" allowOverlap="1" relativeHeight="93">
                 <wp:simplePos x="0" y="0"/>
                 <wp:positionH relativeFrom="margin">
                   <wp:posOffset>3354070</wp:posOffset>
@@ -3918,7 +3910,7 @@
                 <wp:positionV relativeFrom="paragraph">
                   <wp:posOffset>652780</wp:posOffset>
                 </wp:positionV>
-                <wp:extent cx="207645" cy="176530"/>
+                <wp:extent cx="208915" cy="177800"/>
                 <wp:effectExtent l="0" t="0" r="0" b="0"/>
                 <wp:wrapNone/>
                 <wp:docPr id="10" name="Connecteur droit avec flèche 36"/>
@@ -3929,7 +3921,7 @@
                       <wps:spPr>
                         <a:xfrm>
                           <a:off x="0" y="0"/>
-                          <a:ext cx="207000" cy="176040"/>
+                          <a:ext cx="208440" cy="177120"/>
                         </a:xfrm>
                         <a:custGeom>
                           <a:avLst/>
@@ -4002,15 +3994,15 @@
         <mc:AlternateContent>
           <mc:Choice Requires="wps">
             <w:drawing>
-              <wp:anchor behindDoc="0" distT="76200" distB="19050" distL="152400" distR="133350" simplePos="0" locked="0" layoutInCell="1" allowOverlap="1" relativeHeight="10">
+              <wp:anchor behindDoc="0" distT="76200" distB="18415" distL="152400" distR="133350" simplePos="0" locked="0" layoutInCell="1" allowOverlap="1" relativeHeight="47">
                 <wp:simplePos x="0" y="0"/>
                 <wp:positionH relativeFrom="column">
-                  <wp:posOffset>314960</wp:posOffset>
+                  <wp:posOffset>311785</wp:posOffset>
                 </wp:positionH>
                 <wp:positionV relativeFrom="paragraph">
-                  <wp:posOffset>702310</wp:posOffset>
+                  <wp:posOffset>699135</wp:posOffset>
                 </wp:positionV>
-                <wp:extent cx="2001520" cy="306070"/>
+                <wp:extent cx="2002790" cy="307340"/>
                 <wp:effectExtent l="0" t="0" r="0" b="0"/>
                 <wp:wrapNone/>
                 <wp:docPr id="11" name="Connecteur droit avec flèche 40"/>
@@ -4021,7 +4013,7 @@
                       <wps:spPr>
                         <a:xfrm flipH="1" flipV="1">
                           <a:off x="0" y="0"/>
-                          <a:ext cx="2000880" cy="305280"/>
+                          <a:ext cx="2002320" cy="306720"/>
                         </a:xfrm>
                         <a:custGeom>
                           <a:avLst/>
@@ -4068,7 +4060,7 @@
         <mc:AlternateContent>
           <mc:Choice Requires="wps">
             <w:drawing>
-              <wp:anchor behindDoc="0" distT="38100" distB="91440" distL="152400" distR="200660" simplePos="0" locked="0" layoutInCell="1" allowOverlap="1" relativeHeight="65">
+              <wp:anchor behindDoc="0" distT="38100" distB="91440" distL="152400" distR="200660" simplePos="0" locked="0" layoutInCell="1" allowOverlap="1" relativeHeight="94">
                 <wp:simplePos x="0" y="0"/>
                 <wp:positionH relativeFrom="margin">
                   <wp:posOffset>55245</wp:posOffset>
@@ -4076,7 +4068,7 @@
                 <wp:positionV relativeFrom="paragraph">
                   <wp:posOffset>302895</wp:posOffset>
                 </wp:positionV>
-                <wp:extent cx="5761990" cy="614680"/>
+                <wp:extent cx="5763260" cy="615950"/>
                 <wp:effectExtent l="0" t="0" r="0" b="0"/>
                 <wp:wrapTopAndBottom/>
                 <wp:docPr id="12" name="Image 28"/>
@@ -4094,7 +4086,7 @@
                       <pic:spPr>
                         <a:xfrm>
                           <a:off x="0" y="0"/>
-                          <a:ext cx="5761440" cy="614160"/>
+                          <a:ext cx="5762520" cy="615240"/>
                         </a:xfrm>
                         <a:prstGeom prst="rect">
                           <a:avLst/>
@@ -4103,7 +4095,7 @@
                           <a:noFill/>
                         </a:ln>
                         <a:effectLst>
-                          <a:outerShdw dist="37674" dir="2700000">
+                          <a:outerShdw dir="2700000" dist="37674">
                             <a:srgbClr val="000000">
                               <a:alpha val="40000"/>
                             </a:srgbClr>
@@ -4118,7 +4110,7 @@
           </mc:Choice>
           <mc:Fallback>
             <w:pict>
-              <v:shape id="shape_0" ID="Image 28" stroked="f" style="position:absolute;margin-left:4.35pt;margin-top:23.85pt;width:453.6pt;height:48.3pt;mso-position-horizontal-relative:margin" type="shapetype_75">
+              <v:shape id="shape_0" ID="Image 28" stroked="f" style="position:absolute;margin-left:4.35pt;margin-top:23.85pt;width:453.7pt;height:48.4pt;mso-position-horizontal-relative:margin" type="shapetype_75">
                 <v:imagedata r:id="rId10" o:detectmouseclick="t"/>
                 <w10:wrap type="none"/>
                 <v:stroke color="#3465a4" joinstyle="round" endcap="flat"/>
@@ -4129,7 +4121,7 @@
         <mc:AlternateContent>
           <mc:Choice Requires="wps">
             <w:drawing>
-              <wp:anchor behindDoc="0" distT="0" distB="27305" distL="114300" distR="140335" simplePos="0" locked="0" layoutInCell="1" allowOverlap="1" relativeHeight="67">
+              <wp:anchor behindDoc="0" distT="0" distB="27305" distL="114300" distR="140335" simplePos="0" locked="0" layoutInCell="1" allowOverlap="1" relativeHeight="96">
                 <wp:simplePos x="0" y="0"/>
                 <wp:positionH relativeFrom="margin">
                   <wp:align>left</wp:align>
@@ -4137,7 +4129,7 @@
                 <wp:positionV relativeFrom="paragraph">
                   <wp:posOffset>942975</wp:posOffset>
                 </wp:positionV>
-                <wp:extent cx="1880235" cy="412115"/>
+                <wp:extent cx="1881505" cy="413385"/>
                 <wp:effectExtent l="0" t="0" r="0" b="0"/>
                 <wp:wrapNone/>
                 <wp:docPr id="13" name="Text Box 107"/>
@@ -4148,7 +4140,7 @@
                       <wps:spPr>
                         <a:xfrm>
                           <a:off x="0" y="0"/>
-                          <a:ext cx="1879560" cy="411480"/>
+                          <a:ext cx="1881000" cy="412920"/>
                         </a:xfrm>
                         <a:prstGeom prst="rect">
                           <a:avLst/>
@@ -4200,7 +4192,7 @@
           </mc:Choice>
           <mc:Fallback>
             <w:pict>
-              <v:rect id="shape_0" ID="Text Box 107" fillcolor="white" stroked="t" style="position:absolute;margin-left:9pt;margin-top:74.25pt;width:147.95pt;height:32.35pt;mso-position-horizontal:left;mso-position-horizontal-relative:margin">
+              <v:rect id="shape_0" ID="Text Box 107" fillcolor="white" stroked="t" style="position:absolute;margin-left:9pt;margin-top:74.25pt;width:148.05pt;height:32.45pt;mso-position-horizontal:left;mso-position-horizontal-relative:margin">
                 <w10:wrap type="square"/>
                 <v:fill o:detectmouseclick="t" type="solid" color2="black"/>
                 <v:stroke color="#cf0063" weight="19080" joinstyle="miter" endcap="flat"/>
@@ -4231,15 +4223,15 @@
         <mc:AlternateContent>
           <mc:Choice Requires="wps">
             <w:drawing>
-              <wp:anchor behindDoc="0" distT="38100" distB="25400" distL="152400" distR="139700" simplePos="0" locked="0" layoutInCell="1" allowOverlap="1" relativeHeight="69">
+              <wp:anchor behindDoc="0" distT="38100" distB="25400" distL="152400" distR="139700" simplePos="0" locked="0" layoutInCell="1" allowOverlap="1" relativeHeight="97">
                 <wp:simplePos x="0" y="0"/>
                 <wp:positionH relativeFrom="margin">
-                  <wp:posOffset>111760</wp:posOffset>
+                  <wp:posOffset>108585</wp:posOffset>
                 </wp:positionH>
                 <wp:positionV relativeFrom="paragraph">
-                  <wp:posOffset>753110</wp:posOffset>
+                  <wp:posOffset>749935</wp:posOffset>
                 </wp:positionV>
-                <wp:extent cx="375920" cy="185420"/>
+                <wp:extent cx="377190" cy="186690"/>
                 <wp:effectExtent l="0" t="0" r="0" b="0"/>
                 <wp:wrapNone/>
                 <wp:docPr id="15" name="Connecteur droit avec flèche 38"/>
@@ -4250,7 +4242,7 @@
                       <wps:spPr>
                         <a:xfrm flipH="1" flipV="1">
                           <a:off x="0" y="0"/>
-                          <a:ext cx="375120" cy="184680"/>
+                          <a:ext cx="376560" cy="186120"/>
                         </a:xfrm>
                         <a:custGeom>
                           <a:avLst/>
@@ -4297,7 +4289,7 @@
         <mc:AlternateContent>
           <mc:Choice Requires="wps">
             <w:drawing>
-              <wp:anchor behindDoc="0" distT="0" distB="27305" distL="114300" distR="140335" simplePos="0" locked="0" layoutInCell="1" allowOverlap="1" relativeHeight="70">
+              <wp:anchor behindDoc="0" distT="0" distB="27305" distL="114300" distR="140335" simplePos="0" locked="0" layoutInCell="1" allowOverlap="1" relativeHeight="98">
                 <wp:simplePos x="0" y="0"/>
                 <wp:positionH relativeFrom="column">
                   <wp:posOffset>2325370</wp:posOffset>
@@ -4305,7 +4297,7 @@
                 <wp:positionV relativeFrom="paragraph">
                   <wp:posOffset>899160</wp:posOffset>
                 </wp:positionV>
-                <wp:extent cx="1880235" cy="412115"/>
+                <wp:extent cx="1881505" cy="413385"/>
                 <wp:effectExtent l="0" t="0" r="0" b="0"/>
                 <wp:wrapNone/>
                 <wp:docPr id="16" name="Text Box 107"/>
@@ -4316,7 +4308,7 @@
                       <wps:spPr>
                         <a:xfrm>
                           <a:off x="0" y="0"/>
-                          <a:ext cx="1879560" cy="411480"/>
+                          <a:ext cx="1881000" cy="412920"/>
                         </a:xfrm>
                         <a:prstGeom prst="rect">
                           <a:avLst/>
@@ -4368,7 +4360,7 @@
           </mc:Choice>
           <mc:Fallback>
             <w:pict>
-              <v:rect id="shape_0" ID="Text Box 107" fillcolor="white" stroked="t" style="position:absolute;margin-left:183.1pt;margin-top:70.8pt;width:147.95pt;height:32.35pt">
+              <v:rect id="shape_0" ID="Text Box 107" fillcolor="white" stroked="t" style="position:absolute;margin-left:183.1pt;margin-top:70.8pt;width:148.05pt;height:32.45pt">
                 <w10:wrap type="square"/>
                 <v:fill o:detectmouseclick="t" type="solid" color2="black"/>
                 <v:stroke color="#cf0063" weight="19080" joinstyle="miter" endcap="flat"/>
@@ -4456,7 +4448,7 @@
         <w:pStyle w:val="ListParagraph"/>
         <w:numPr>
           <w:ilvl w:val="0"/>
-          <w:numId w:val="11"/>
+          <w:numId w:val="10"/>
         </w:numPr>
         <w:rPr/>
       </w:pPr>
@@ -4490,7 +4482,7 @@
         <w:pStyle w:val="ListParagraph"/>
         <w:numPr>
           <w:ilvl w:val="0"/>
-          <w:numId w:val="11"/>
+          <w:numId w:val="10"/>
         </w:numPr>
         <w:rPr/>
       </w:pPr>
@@ -4537,7 +4529,7 @@
         <w:pStyle w:val="ListParagraph"/>
         <w:numPr>
           <w:ilvl w:val="0"/>
-          <w:numId w:val="11"/>
+          <w:numId w:val="10"/>
         </w:numPr>
         <w:rPr/>
       </w:pPr>
@@ -4557,7 +4549,7 @@
         <w:pStyle w:val="ListParagraph"/>
         <w:numPr>
           <w:ilvl w:val="0"/>
-          <w:numId w:val="11"/>
+          <w:numId w:val="10"/>
         </w:numPr>
         <w:rPr/>
       </w:pPr>
@@ -4603,7 +4595,7 @@
         <w:pStyle w:val="ListParagraph"/>
         <w:numPr>
           <w:ilvl w:val="0"/>
-          <w:numId w:val="11"/>
+          <w:numId w:val="10"/>
         </w:numPr>
         <w:rPr/>
       </w:pPr>
@@ -4634,7 +4626,7 @@
     <w:p>
       <w:pPr>
         <w:pStyle w:val="Exercice"/>
-        <w:shd w:fill="FFEBF5" w:val="clear"/>
+        <w:shd w:val="clear" w:fill="FFEBF5"/>
         <w:rPr>
           <w:b/>
           <w:b/>
@@ -4652,9 +4644,9 @@
         <w:pStyle w:val="Exercice"/>
         <w:numPr>
           <w:ilvl w:val="0"/>
-          <w:numId w:val="15"/>
+          <w:numId w:val="14"/>
         </w:numPr>
-        <w:shd w:fill="FFEBF5" w:val="clear"/>
+        <w:shd w:val="clear" w:fill="FFEBF5"/>
         <w:rPr/>
       </w:pPr>
       <w:r>
@@ -4675,7 +4667,7 @@
     <w:p>
       <w:pPr>
         <w:pStyle w:val="Exercice"/>
-        <w:shd w:fill="FFEBF5" w:val="clear"/>
+        <w:shd w:val="clear" w:fill="FFEBF5"/>
         <w:tabs>
           <w:tab w:val="left" w:pos="8505" w:leader="dot"/>
         </w:tabs>
@@ -4693,7 +4685,7 @@
     <w:p>
       <w:pPr>
         <w:pStyle w:val="Exercice"/>
-        <w:shd w:fill="FFEBF5" w:val="clear"/>
+        <w:shd w:val="clear" w:fill="FFEBF5"/>
         <w:tabs>
           <w:tab w:val="left" w:pos="8505" w:leader="dot"/>
         </w:tabs>
@@ -4702,13 +4694,15 @@
       </w:pPr>
       <w:r>
         <w:rPr/>
+        <w:t>Monsieur Jean-Luc Falcone a le plus coécrit  avec Monsieur Bastien Chopard (25/26)</w:t>
         <w:tab/>
+        <w:tab/>
       </w:r>
     </w:p>
     <w:p>
       <w:pPr>
         <w:pStyle w:val="Exercice"/>
-        <w:shd w:fill="FFEBF5" w:val="clear"/>
+        <w:shd w:val="clear" w:fill="FFEBF5"/>
         <w:tabs>
           <w:tab w:val="left" w:pos="8505" w:leader="dot"/>
         </w:tabs>
@@ -4730,9 +4724,9 @@
         <w:pStyle w:val="Exercice"/>
         <w:numPr>
           <w:ilvl w:val="0"/>
-          <w:numId w:val="15"/>
+          <w:numId w:val="14"/>
         </w:numPr>
-        <w:shd w:fill="FFEBF5" w:val="clear"/>
+        <w:shd w:val="clear" w:fill="FFEBF5"/>
         <w:tabs>
           <w:tab w:val="left" w:pos="8364" w:leader="dot"/>
         </w:tabs>
@@ -4777,7 +4771,7 @@
     <w:p>
       <w:pPr>
         <w:pStyle w:val="Exercice"/>
-        <w:shd w:fill="FFEBF5" w:val="clear"/>
+        <w:shd w:val="clear" w:fill="FFEBF5"/>
         <w:tabs>
           <w:tab w:val="left" w:pos="8505" w:leader="dot"/>
         </w:tabs>
@@ -4795,7 +4789,7 @@
     <w:p>
       <w:pPr>
         <w:pStyle w:val="Exercice"/>
-        <w:shd w:fill="FFEBF5" w:val="clear"/>
+        <w:shd w:val="clear" w:fill="FFEBF5"/>
         <w:tabs>
           <w:tab w:val="left" w:pos="8505" w:leader="dot"/>
         </w:tabs>
@@ -4804,6 +4798,7 @@
       </w:pPr>
       <w:r>
         <w:rPr/>
+        <w:t>J’ai trouvé 3081 résultats avec l’expression « wireless.network »</w:t>
         <w:tab/>
       </w:r>
       <w:bookmarkStart w:id="12" w:name="_GoBack"/>
@@ -4849,7 +4844,7 @@
         <w:pStyle w:val="ListParagraph"/>
         <w:numPr>
           <w:ilvl w:val="0"/>
-          <w:numId w:val="9"/>
+          <w:numId w:val="8"/>
         </w:numPr>
         <w:rPr/>
       </w:pPr>
@@ -4863,7 +4858,7 @@
         <w:pStyle w:val="ListParagraph"/>
         <w:numPr>
           <w:ilvl w:val="0"/>
-          <w:numId w:val="9"/>
+          <w:numId w:val="8"/>
         </w:numPr>
         <w:rPr/>
       </w:pPr>
@@ -4877,7 +4872,7 @@
         <w:pStyle w:val="ListParagraph"/>
         <w:numPr>
           <w:ilvl w:val="0"/>
-          <w:numId w:val="9"/>
+          <w:numId w:val="8"/>
         </w:numPr>
         <w:rPr/>
       </w:pPr>
@@ -4908,12 +4903,12 @@
               <wp:anchor behindDoc="0" distT="0" distB="71755" distL="152400" distR="133350" simplePos="0" locked="0" layoutInCell="1" allowOverlap="1" relativeHeight="2">
                 <wp:simplePos x="0" y="0"/>
                 <wp:positionH relativeFrom="column">
-                  <wp:posOffset>507365</wp:posOffset>
+                  <wp:posOffset>506730</wp:posOffset>
                 </wp:positionH>
                 <wp:positionV relativeFrom="paragraph">
                   <wp:posOffset>2699385</wp:posOffset>
                 </wp:positionV>
-                <wp:extent cx="325120" cy="139065"/>
+                <wp:extent cx="326390" cy="140335"/>
                 <wp:effectExtent l="0" t="0" r="0" b="0"/>
                 <wp:wrapNone/>
                 <wp:docPr id="18" name="Connecteur droit avec flèche 29"/>
@@ -4924,7 +4919,7 @@
                       <wps:spPr>
                         <a:xfrm flipH="1">
                           <a:off x="0" y="0"/>
-                          <a:ext cx="324360" cy="138600"/>
+                          <a:ext cx="325800" cy="139680"/>
                         </a:xfrm>
                         <a:custGeom>
                           <a:avLst/>
@@ -4979,7 +4974,7 @@
                 <wp:positionV relativeFrom="paragraph">
                   <wp:posOffset>2431415</wp:posOffset>
                 </wp:positionV>
-                <wp:extent cx="1852295" cy="550545"/>
+                <wp:extent cx="1853565" cy="551815"/>
                 <wp:effectExtent l="0" t="0" r="0" b="0"/>
                 <wp:wrapNone/>
                 <wp:docPr id="19" name="Text Box 107"/>
@@ -4990,7 +4985,7 @@
                       <wps:spPr>
                         <a:xfrm>
                           <a:off x="0" y="0"/>
-                          <a:ext cx="1851840" cy="550080"/>
+                          <a:ext cx="1852920" cy="551160"/>
                         </a:xfrm>
                         <a:prstGeom prst="rect">
                           <a:avLst/>
@@ -5042,7 +5037,7 @@
           </mc:Choice>
           <mc:Fallback>
             <w:pict>
-              <v:rect id="shape_0" ID="Text Box 107" fillcolor="white" stroked="t" style="position:absolute;margin-left:284pt;margin-top:191.45pt;width:145.75pt;height:43.25pt">
+              <v:rect id="shape_0" ID="Text Box 107" fillcolor="white" stroked="t" style="position:absolute;margin-left:284pt;margin-top:191.45pt;width:145.85pt;height:43.35pt">
                 <w10:wrap type="square"/>
                 <v:fill o:detectmouseclick="t" type="solid" color2="black"/>
                 <v:stroke color="#cf0063" weight="19080" joinstyle="miter" endcap="flat"/>
@@ -5073,7 +5068,7 @@
         <mc:AlternateContent>
           <mc:Choice Requires="wps">
             <w:drawing>
-              <wp:anchor behindDoc="0" distT="38100" distB="88900" distL="152400" distR="211455" simplePos="0" locked="0" layoutInCell="1" allowOverlap="1" relativeHeight="4">
+              <wp:anchor behindDoc="0" distT="38100" distB="88265" distL="152400" distR="211455" simplePos="0" locked="0" layoutInCell="1" allowOverlap="1" relativeHeight="4">
                 <wp:simplePos x="0" y="0"/>
                 <wp:positionH relativeFrom="margin">
                   <wp:align>center</wp:align>
@@ -5081,7 +5076,7 @@
                 <wp:positionV relativeFrom="paragraph">
                   <wp:posOffset>595630</wp:posOffset>
                 </wp:positionV>
-                <wp:extent cx="6417945" cy="2617470"/>
+                <wp:extent cx="6419215" cy="2618740"/>
                 <wp:effectExtent l="0" t="0" r="0" b="0"/>
                 <wp:wrapTopAndBottom/>
                 <wp:docPr id="21" name="Image 20"/>
@@ -5099,7 +5094,7 @@
                       <pic:spPr>
                         <a:xfrm>
                           <a:off x="0" y="0"/>
-                          <a:ext cx="6417360" cy="2616840"/>
+                          <a:ext cx="6418440" cy="2618280"/>
                         </a:xfrm>
                         <a:prstGeom prst="rect">
                           <a:avLst/>
@@ -5108,7 +5103,7 @@
                           <a:noFill/>
                         </a:ln>
                         <a:effectLst>
-                          <a:outerShdw dist="37674" dir="2700000">
+                          <a:outerShdw dir="2700000" dist="37674">
                             <a:srgbClr val="000000">
                               <a:alpha val="40000"/>
                             </a:srgbClr>
@@ -5123,7 +5118,7 @@
           </mc:Choice>
           <mc:Fallback>
             <w:pict>
-              <v:shape id="shape_0" ID="Image 20" stroked="f" style="position:absolute;margin-left:-25.85pt;margin-top:46.9pt;width:505.25pt;height:206pt;mso-position-horizontal:center;mso-position-horizontal-relative:margin" type="shapetype_75">
+              <v:shape id="shape_0" ID="Image 20" stroked="f" style="position:absolute;margin-left:-25.9pt;margin-top:46.9pt;width:505.35pt;height:206.1pt;mso-position-horizontal:center;mso-position-horizontal-relative:margin" type="shapetype_75">
                 <v:imagedata r:id="rId11" o:detectmouseclick="t"/>
                 <w10:wrap type="none"/>
                 <v:stroke color="#3465a4" joinstyle="round" endcap="flat"/>
@@ -5137,12 +5132,12 @@
               <wp:anchor behindDoc="0" distT="0" distB="0" distL="114300" distR="114300" simplePos="0" locked="0" layoutInCell="1" allowOverlap="1" relativeHeight="5">
                 <wp:simplePos x="0" y="0"/>
                 <wp:positionH relativeFrom="column">
-                  <wp:posOffset>5086350</wp:posOffset>
+                  <wp:posOffset>5083175</wp:posOffset>
                 </wp:positionH>
                 <wp:positionV relativeFrom="paragraph">
-                  <wp:posOffset>1226820</wp:posOffset>
+                  <wp:posOffset>1223645</wp:posOffset>
                 </wp:positionV>
-                <wp:extent cx="46355" cy="229870"/>
+                <wp:extent cx="47625" cy="231140"/>
                 <wp:effectExtent l="0" t="0" r="0" b="0"/>
                 <wp:wrapNone/>
                 <wp:docPr id="22" name="Connecteur droit avec flèche 11"/>
@@ -5153,7 +5148,7 @@
                       <wps:spPr>
                         <a:xfrm flipH="1" flipV="1">
                           <a:off x="0" y="0"/>
-                          <a:ext cx="45720" cy="229320"/>
+                          <a:ext cx="47160" cy="230400"/>
                         </a:xfrm>
                         <a:custGeom>
                           <a:avLst/>
@@ -5208,7 +5203,7 @@
                 <wp:positionV relativeFrom="paragraph">
                   <wp:posOffset>1459865</wp:posOffset>
                 </wp:positionV>
-                <wp:extent cx="1517650" cy="550545"/>
+                <wp:extent cx="1518920" cy="551815"/>
                 <wp:effectExtent l="0" t="0" r="0" b="0"/>
                 <wp:wrapNone/>
                 <wp:docPr id="23" name="Text Box 107"/>
@@ -5219,7 +5214,7 @@
                       <wps:spPr>
                         <a:xfrm>
                           <a:off x="0" y="0"/>
-                          <a:ext cx="1517040" cy="550080"/>
+                          <a:ext cx="1518120" cy="551160"/>
                         </a:xfrm>
                         <a:prstGeom prst="rect">
                           <a:avLst/>
@@ -5271,7 +5266,7 @@
           </mc:Choice>
           <mc:Fallback>
             <w:pict>
-              <v:rect id="shape_0" ID="Text Box 107" fillcolor="white" stroked="t" style="position:absolute;margin-left:344.5pt;margin-top:114.95pt;width:119.4pt;height:43.25pt">
+              <v:rect id="shape_0" ID="Text Box 107" fillcolor="white" stroked="t" style="position:absolute;margin-left:344.5pt;margin-top:114.95pt;width:119.5pt;height:43.35pt">
                 <w10:wrap type="square"/>
                 <v:fill o:detectmouseclick="t" type="solid" color2="black"/>
                 <v:stroke color="#cf0063" weight="19080" joinstyle="miter" endcap="flat"/>
@@ -5302,15 +5297,15 @@
         <mc:AlternateContent>
           <mc:Choice Requires="wps">
             <w:drawing>
-              <wp:anchor behindDoc="0" distT="38100" distB="21590" distL="152400" distR="147320" simplePos="0" locked="0" layoutInCell="1" allowOverlap="1" relativeHeight="12">
+              <wp:anchor behindDoc="0" distT="38100" distB="20955" distL="152400" distR="147320" simplePos="0" locked="0" layoutInCell="1" allowOverlap="1" relativeHeight="48">
                 <wp:simplePos x="0" y="0"/>
                 <wp:positionH relativeFrom="column">
-                  <wp:posOffset>3070860</wp:posOffset>
+                  <wp:posOffset>3067685</wp:posOffset>
                 </wp:positionH>
                 <wp:positionV relativeFrom="paragraph">
-                  <wp:posOffset>2242185</wp:posOffset>
+                  <wp:posOffset>2239010</wp:posOffset>
                 </wp:positionV>
-                <wp:extent cx="539750" cy="303530"/>
+                <wp:extent cx="541020" cy="304800"/>
                 <wp:effectExtent l="0" t="0" r="0" b="0"/>
                 <wp:wrapNone/>
                 <wp:docPr id="25" name="Connecteur droit avec flèche 25"/>
@@ -5321,7 +5316,7 @@
                       <wps:spPr>
                         <a:xfrm flipH="1" flipV="1">
                           <a:off x="0" y="0"/>
-                          <a:ext cx="539280" cy="302760"/>
+                          <a:ext cx="540360" cy="304200"/>
                         </a:xfrm>
                         <a:custGeom>
                           <a:avLst/>
@@ -5368,7 +5363,7 @@
         <mc:AlternateContent>
           <mc:Choice Requires="wps">
             <w:drawing>
-              <wp:anchor behindDoc="0" distT="0" distB="0" distL="114300" distR="114300" simplePos="0" locked="0" layoutInCell="1" allowOverlap="1" relativeHeight="13">
+              <wp:anchor behindDoc="0" distT="0" distB="0" distL="114300" distR="114300" simplePos="0" locked="0" layoutInCell="1" allowOverlap="1" relativeHeight="49">
                 <wp:simplePos x="0" y="0"/>
                 <wp:positionH relativeFrom="column">
                   <wp:posOffset>831850</wp:posOffset>
@@ -5376,7 +5371,7 @@
                 <wp:positionV relativeFrom="paragraph">
                   <wp:posOffset>2555875</wp:posOffset>
                 </wp:positionV>
-                <wp:extent cx="2077085" cy="539750"/>
+                <wp:extent cx="2078355" cy="541020"/>
                 <wp:effectExtent l="0" t="0" r="0" b="0"/>
                 <wp:wrapNone/>
                 <wp:docPr id="26" name="Text Box 107"/>
@@ -5387,7 +5382,7 @@
                       <wps:spPr>
                         <a:xfrm>
                           <a:off x="0" y="0"/>
-                          <a:ext cx="2076480" cy="539280"/>
+                          <a:ext cx="2077560" cy="540360"/>
                         </a:xfrm>
                         <a:prstGeom prst="rect">
                           <a:avLst/>
@@ -5439,7 +5434,7 @@
           </mc:Choice>
           <mc:Fallback>
             <w:pict>
-              <v:rect id="shape_0" ID="Text Box 107" fillcolor="white" stroked="t" style="position:absolute;margin-left:65.5pt;margin-top:201.25pt;width:163.45pt;height:42.4pt">
+              <v:rect id="shape_0" ID="Text Box 107" fillcolor="white" stroked="t" style="position:absolute;margin-left:65.5pt;margin-top:201.25pt;width:163.55pt;height:42.5pt">
                 <w10:wrap type="square"/>
                 <v:fill o:detectmouseclick="t" type="solid" color2="black"/>
                 <v:stroke color="#cf0063" weight="19080" joinstyle="miter" endcap="flat"/>
@@ -5515,7 +5510,7 @@
         <w:pStyle w:val="ListParagraph"/>
         <w:numPr>
           <w:ilvl w:val="0"/>
-          <w:numId w:val="3"/>
+          <w:numId w:val="2"/>
         </w:numPr>
         <w:spacing w:lineRule="auto" w:line="264"/>
         <w:ind w:left="357" w:right="0" w:hanging="357"/>
@@ -5531,7 +5526,7 @@
         <w:pStyle w:val="ListParagraph"/>
         <w:numPr>
           <w:ilvl w:val="0"/>
-          <w:numId w:val="3"/>
+          <w:numId w:val="2"/>
         </w:numPr>
         <w:spacing w:lineRule="auto" w:line="264"/>
         <w:ind w:left="357" w:right="0" w:hanging="357"/>
@@ -5547,7 +5542,7 @@
         <w:pStyle w:val="ListParagraph"/>
         <w:numPr>
           <w:ilvl w:val="0"/>
-          <w:numId w:val="3"/>
+          <w:numId w:val="2"/>
         </w:numPr>
         <w:spacing w:lineRule="auto" w:line="264"/>
         <w:ind w:left="357" w:right="0" w:hanging="357"/>
@@ -5569,7 +5564,7 @@
         <w:pStyle w:val="ListParagraph"/>
         <w:numPr>
           <w:ilvl w:val="0"/>
-          <w:numId w:val="3"/>
+          <w:numId w:val="2"/>
         </w:numPr>
         <w:spacing w:lineRule="auto" w:line="264"/>
         <w:ind w:left="357" w:right="0" w:hanging="357"/>
@@ -5645,7 +5640,7 @@
         <w:pStyle w:val="ListParagraph"/>
         <w:numPr>
           <w:ilvl w:val="0"/>
-          <w:numId w:val="3"/>
+          <w:numId w:val="2"/>
         </w:numPr>
         <w:spacing w:lineRule="auto" w:line="264"/>
         <w:ind w:left="357" w:right="0" w:hanging="357"/>
@@ -5681,7 +5676,7 @@
         <w:pStyle w:val="ListParagraph"/>
         <w:numPr>
           <w:ilvl w:val="0"/>
-          <w:numId w:val="3"/>
+          <w:numId w:val="2"/>
         </w:numPr>
         <w:spacing w:lineRule="auto" w:line="264"/>
         <w:ind w:left="357" w:right="0" w:hanging="357"/>
@@ -5708,7 +5703,7 @@
         <w:pStyle w:val="ListParagraph"/>
         <w:numPr>
           <w:ilvl w:val="0"/>
-          <w:numId w:val="3"/>
+          <w:numId w:val="2"/>
         </w:numPr>
         <w:spacing w:lineRule="auto" w:line="264"/>
         <w:ind w:left="357" w:right="0" w:hanging="357"/>
@@ -5735,7 +5730,7 @@
         <w:pStyle w:val="ListParagraph"/>
         <w:numPr>
           <w:ilvl w:val="0"/>
-          <w:numId w:val="3"/>
+          <w:numId w:val="2"/>
         </w:numPr>
         <w:spacing w:lineRule="auto" w:line="264"/>
         <w:ind w:left="357" w:right="0" w:hanging="357"/>
@@ -5919,7 +5914,7 @@
     <w:p>
       <w:pPr>
         <w:pStyle w:val="Exercice"/>
-        <w:shd w:fill="FFEBF5" w:val="clear"/>
+        <w:shd w:val="clear" w:fill="FFEBF5"/>
         <w:spacing w:before="0" w:after="0"/>
         <w:contextualSpacing/>
         <w:rPr>
@@ -5937,7 +5932,7 @@
     <w:p>
       <w:pPr>
         <w:pStyle w:val="Exercice"/>
-        <w:shd w:fill="FFEBF5" w:val="clear"/>
+        <w:shd w:val="clear" w:fill="FFEBF5"/>
         <w:spacing w:before="0" w:after="0"/>
         <w:contextualSpacing/>
         <w:rPr/>
@@ -5950,7 +5945,7 @@
     <w:p>
       <w:pPr>
         <w:pStyle w:val="Exercice"/>
-        <w:shd w:fill="FFEBF5" w:val="clear"/>
+        <w:shd w:val="clear" w:fill="FFEBF5"/>
         <w:jc w:val="center"/>
         <w:rPr/>
       </w:pPr>
@@ -6036,10 +6031,35 @@
     <w:p>
       <w:pPr>
         <w:pStyle w:val="Exercice"/>
-        <w:rPr/>
-      </w:pPr>
-      <w:r>
-        <w:rPr/>
+        <w:shd w:val="clear" w:fill="FFEBF5"/>
+        <w:rPr>
+          <w:i/>
+          <w:i/>
+          <w:iCs/>
+        </w:rPr>
+      </w:pPr>
+      <w:r>
+        <w:rPr>
+          <w:i/>
+          <w:iCs/>
+        </w:rPr>
+        <w:t xml:space="preserve">-On peut utiliser </w:t>
+      </w:r>
+      <w:r>
+        <w:rPr>
+          <w:b/>
+          <w:bCs/>
+          <w:i/>
+          <w:iCs/>
+        </w:rPr>
+        <w:t>Analyze results</w:t>
+      </w:r>
+      <w:r>
+        <w:rPr>
+          <w:i/>
+          <w:iCs/>
+        </w:rPr>
+        <w:t xml:space="preserve"> pour filtrer les résultats tout en gardant par exemple les auteurs les plus productifs sur ce sujet ou prendre les articles les plus récents</w:t>
       </w:r>
     </w:p>
     <w:p>
@@ -6111,19 +6131,56 @@
     <w:p>
       <w:pPr>
         <w:pStyle w:val="Exercice"/>
-        <w:rPr/>
-      </w:pPr>
-      <w:r>
-        <w:rPr/>
+        <w:shd w:val="clear" w:fill="FFEBF5"/>
+        <w:rPr/>
+      </w:pPr>
+      <w:r>
+        <w:rPr/>
+        <w:t>1)IEEE Communications Surveys and Tutorials</w:t>
       </w:r>
     </w:p>
     <w:p>
       <w:pPr>
         <w:pStyle w:val="Exercice"/>
-        <w:rPr/>
-      </w:pPr>
-      <w:r>
-        <w:rPr/>
+        <w:shd w:val="clear" w:fill="FFEBF5"/>
+        <w:rPr/>
+      </w:pPr>
+      <w:r>
+        <w:rPr/>
+        <w:t>2)IEEE WIRELESS COMMUNICATION</w:t>
+      </w:r>
+    </w:p>
+    <w:p>
+      <w:pPr>
+        <w:pStyle w:val="Exercice"/>
+        <w:shd w:val="clear" w:fill="FFEBF5"/>
+        <w:rPr/>
+      </w:pPr>
+      <w:r>
+        <w:rPr/>
+        <w:t>3)IEEE Internet of Things Journals</w:t>
+      </w:r>
+    </w:p>
+    <w:p>
+      <w:pPr>
+        <w:pStyle w:val="Exercice"/>
+        <w:shd w:val="clear" w:fill="FFEBF5"/>
+        <w:rPr/>
+      </w:pPr>
+      <w:r>
+        <w:rPr/>
+        <w:t>4)IEEE NETWORK</w:t>
+      </w:r>
+    </w:p>
+    <w:p>
+      <w:pPr>
+        <w:pStyle w:val="Exercice"/>
+        <w:shd w:val="clear" w:fill="FFEBF5"/>
+        <w:rPr/>
+      </w:pPr>
+      <w:r>
+        <w:rPr/>
+        <w:t>5)IEEE Transactions on Dependable and Secure Computing</w:t>
       </w:r>
     </w:p>
     <w:p>
@@ -6183,7 +6240,7 @@
         <mc:AlternateContent>
           <mc:Choice Requires="wpg">
             <w:drawing>
-              <wp:anchor behindDoc="0" distT="19050" distB="142875" distL="133350" distR="241935" simplePos="0" locked="0" layoutInCell="1" allowOverlap="1" relativeHeight="16">
+              <wp:anchor behindDoc="0" distT="18415" distB="142875" distL="133350" distR="241935" simplePos="0" locked="0" layoutInCell="1" allowOverlap="1" relativeHeight="52">
                 <wp:simplePos x="0" y="0"/>
                 <wp:positionH relativeFrom="margin">
                   <wp:align>center</wp:align>
@@ -6191,7 +6248,7 @@
                 <wp:positionV relativeFrom="paragraph">
                   <wp:posOffset>939800</wp:posOffset>
                 </wp:positionV>
-                <wp:extent cx="4045585" cy="1344295"/>
+                <wp:extent cx="4046855" cy="1345565"/>
                 <wp:effectExtent l="0" t="0" r="0" b="0"/>
                 <wp:wrapTopAndBottom/>
                 <wp:docPr id="29" name="Groupe 16"/>
@@ -6202,7 +6259,7 @@
                       <wpg:grpSpPr>
                         <a:xfrm>
                           <a:off x="0" y="0"/>
-                          <a:ext cx="4044960" cy="1343520"/>
+                          <a:ext cx="4046400" cy="1344960"/>
                         </a:xfrm>
                       </wpg:grpSpPr>
                       <pic:pic xmlns:pic="http://schemas.openxmlformats.org/drawingml/2006/picture">
@@ -6218,7 +6275,7 @@
                         <pic:spPr>
                           <a:xfrm>
                             <a:off x="0" y="0"/>
-                            <a:ext cx="4044960" cy="1343520"/>
+                            <a:ext cx="4046400" cy="1344960"/>
                           </a:xfrm>
                           <a:prstGeom prst="rect">
                             <a:avLst/>
@@ -6227,7 +6284,7 @@
                             <a:noFill/>
                           </a:ln>
                           <a:effectLst>
-                            <a:outerShdw dist="75349" dir="2700000">
+                            <a:outerShdw dir="2700000" dist="75349">
                               <a:srgbClr val="000000">
                                 <a:alpha val="40000"/>
                               </a:srgbClr>
@@ -6239,7 +6296,7 @@
                         <wps:cNvSpPr/>
                         <wps:spPr>
                           <a:xfrm>
-                            <a:off x="1004400" y="903600"/>
+                            <a:off x="1004400" y="905040"/>
                             <a:ext cx="1367280" cy="269280"/>
                           </a:xfrm>
                           <a:prstGeom prst="rect">
@@ -6265,27 +6322,29 @@
                           <w:txbxContent>
                             <w:p>
                               <w:pPr>
+                                <w:overflowPunct w:val="false"/>
                                 <w:spacing w:before="0" w:after="0" w:lineRule="auto" w:line="240"/>
                                 <w:jc w:val="left"/>
                                 <w:rPr/>
                               </w:pPr>
                               <w:r>
                                 <w:rPr>
+                                  <w:spacing w:val="0"/>
+                                  <w:smallCaps w:val="false"/>
+                                  <w:caps w:val="false"/>
+                                  <w:iCs w:val="false"/>
+                                  <w:bCs w:val="false"/>
+                                  <w:szCs w:val="20"/>
+                                  <w:vertAlign w:val="baseline"/>
+                                  <w:position w:val="0"/>
                                   <w:sz w:val="20"/>
-                                  <w:b w:val="false"/>
-                                  <w:u w:val="none"/>
+                                  <w:i w:val="false"/>
                                   <w:dstrike w:val="false"/>
                                   <w:strike w:val="false"/>
-                                  <w:i w:val="false"/>
-                                  <w:vertAlign w:val="baseline"/>
-                                  <w:position w:val="0"/>
-                                  <w:spacing w:val="0"/>
-                                  <w:szCs w:val="20"/>
-                                  <w:bCs w:val="false"/>
-                                  <w:iCs w:val="false"/>
-                                  <w:smallCaps w:val="false"/>
-                                  <w:caps w:val="false"/>
-                                  <w:rFonts w:ascii="Calibri" w:hAnsi="Calibri" w:cs="Estrangelo Edessa"/>
+                                  <w:u w:val="none"/>
+                                  <w:b w:val="false"/>
+                                  <w:sz w:val="20"/>
+                                  <w:rFonts w:cs="Estrangelo Edessa" w:ascii="Calibri" w:hAnsi="Calibri"/>
                                   <w:color w:val="000000"/>
                                 </w:rPr>
                                 <w:t>Recherche avancée</w:t>
@@ -6301,8 +6360,8 @@
                         <wps:cNvSpPr/>
                         <wps:spPr>
                           <a:xfrm flipH="1" flipV="1">
-                            <a:off x="603720" y="817920"/>
-                            <a:ext cx="394920" cy="184680"/>
+                            <a:off x="603360" y="818640"/>
+                            <a:ext cx="393840" cy="183600"/>
                           </a:xfrm>
                           <a:custGeom>
                             <a:avLst/>
@@ -6345,38 +6404,40 @@
           </mc:Choice>
           <mc:Fallback>
             <w:pict>
-              <v:group id="shape_0" alt="Groupe 16" style="position:absolute;margin-left:67.55pt;margin-top:74pt;width:318.5pt;height:105.8pt" coordorigin="1351,1480" coordsize="6370,2116">
-                <v:shape id="shape_0" ID="Image 10" stroked="f" style="position:absolute;left:1351;top:1480;width:6369;height:2115;mso-position-horizontal:center;mso-position-horizontal-relative:margin" type="shapetype_75">
+              <v:group id="shape_0" alt="Groupe 16" style="position:absolute;margin-left:67.5pt;margin-top:74pt;width:318.6pt;height:105.9pt" coordorigin="1350,1480" coordsize="6372,2118">
+                <v:shape id="shape_0" ID="Image 10" stroked="f" style="position:absolute;left:1350;top:1480;width:6371;height:2117;mso-position-horizontal:center;mso-position-horizontal-relative:margin" type="shapetype_75">
                   <v:imagedata r:id="rId13" o:detectmouseclick="t"/>
                   <w10:wrap type="none"/>
                   <v:stroke color="#3465a4" joinstyle="round" endcap="flat"/>
                 </v:shape>
-                <v:rect id="shape_0" fillcolor="white" stroked="t" style="position:absolute;left:2933;top:2903;width:2152;height:423;mso-position-horizontal:center;mso-position-horizontal-relative:margin">
+                <v:rect id="shape_0" fillcolor="white" stroked="t" style="position:absolute;left:2932;top:2906;width:2152;height:423;mso-position-horizontal:center;mso-position-horizontal-relative:margin">
                   <v:textbox>
                     <w:txbxContent>
                       <w:p>
                         <w:pPr>
+                          <w:overflowPunct w:val="false"/>
                           <w:spacing w:before="0" w:after="0" w:lineRule="auto" w:line="240"/>
                           <w:jc w:val="left"/>
                           <w:rPr/>
                         </w:pPr>
                         <w:r>
                           <w:rPr>
+                            <w:spacing w:val="0"/>
+                            <w:smallCaps w:val="false"/>
+                            <w:caps w:val="false"/>
+                            <w:iCs w:val="false"/>
+                            <w:bCs w:val="false"/>
+                            <w:szCs w:val="20"/>
+                            <w:vertAlign w:val="baseline"/>
+                            <w:position w:val="0"/>
                             <w:sz w:val="20"/>
-                            <w:b w:val="false"/>
-                            <w:u w:val="none"/>
+                            <w:i w:val="false"/>
                             <w:dstrike w:val="false"/>
                             <w:strike w:val="false"/>
-                            <w:i w:val="false"/>
-                            <w:vertAlign w:val="baseline"/>
-                            <w:position w:val="0"/>
-                            <w:spacing w:val="0"/>
-                            <w:szCs w:val="20"/>
-                            <w:bCs w:val="false"/>
-                            <w:iCs w:val="false"/>
-                            <w:smallCaps w:val="false"/>
-                            <w:caps w:val="false"/>
-                            <w:rFonts w:ascii="Calibri" w:hAnsi="Calibri" w:cs="Estrangelo Edessa"/>
+                            <w:u w:val="none"/>
+                            <w:b w:val="false"/>
+                            <w:sz w:val="20"/>
+                            <w:rFonts w:cs="Estrangelo Edessa" w:ascii="Calibri" w:hAnsi="Calibri"/>
                             <w:color w:val="000000"/>
                           </w:rPr>
                           <w:t>Recherche avancée</w:t>
@@ -6442,7 +6503,7 @@
         <w:pStyle w:val="ListParagraph"/>
         <w:numPr>
           <w:ilvl w:val="0"/>
-          <w:numId w:val="10"/>
+          <w:numId w:val="9"/>
         </w:numPr>
         <w:rPr/>
       </w:pPr>
@@ -6462,7 +6523,7 @@
         <w:pStyle w:val="ListParagraph"/>
         <w:numPr>
           <w:ilvl w:val="0"/>
-          <w:numId w:val="10"/>
+          <w:numId w:val="9"/>
         </w:numPr>
         <w:rPr/>
       </w:pPr>
@@ -6482,7 +6543,7 @@
         <w:pStyle w:val="ListParagraph"/>
         <w:numPr>
           <w:ilvl w:val="0"/>
-          <w:numId w:val="10"/>
+          <w:numId w:val="9"/>
         </w:numPr>
         <w:rPr/>
       </w:pPr>
@@ -6566,7 +6627,7 @@
         <w:pStyle w:val="ListParagraph"/>
         <w:numPr>
           <w:ilvl w:val="0"/>
-          <w:numId w:val="12"/>
+          <w:numId w:val="11"/>
         </w:numPr>
         <w:pBdr>
           <w:top w:val="single" w:sz="4" w:space="1" w:color="000000"/>
@@ -6588,7 +6649,7 @@
         <w:pStyle w:val="ListParagraph"/>
         <w:numPr>
           <w:ilvl w:val="0"/>
-          <w:numId w:val="12"/>
+          <w:numId w:val="11"/>
         </w:numPr>
         <w:pBdr>
           <w:top w:val="single" w:sz="4" w:space="1" w:color="000000"/>
@@ -6610,7 +6671,7 @@
         <w:pStyle w:val="ListParagraph"/>
         <w:numPr>
           <w:ilvl w:val="0"/>
-          <w:numId w:val="12"/>
+          <w:numId w:val="11"/>
         </w:numPr>
         <w:pBdr>
           <w:top w:val="single" w:sz="4" w:space="1" w:color="000000"/>
@@ -6754,7 +6815,7 @@
         <w:pStyle w:val="ListParagraph"/>
         <w:numPr>
           <w:ilvl w:val="0"/>
-          <w:numId w:val="7"/>
+          <w:numId w:val="6"/>
         </w:numPr>
         <w:ind w:left="720" w:right="-1" w:hanging="360"/>
         <w:jc w:val="both"/>
@@ -6770,7 +6831,7 @@
         <w:pStyle w:val="ListParagraph"/>
         <w:numPr>
           <w:ilvl w:val="0"/>
-          <w:numId w:val="7"/>
+          <w:numId w:val="6"/>
         </w:numPr>
         <w:ind w:left="720" w:right="-1" w:hanging="360"/>
         <w:jc w:val="both"/>
@@ -6985,7 +7046,7 @@
         <w:pStyle w:val="ListParagraph"/>
         <w:numPr>
           <w:ilvl w:val="0"/>
-          <w:numId w:val="13"/>
+          <w:numId w:val="12"/>
         </w:numPr>
         <w:jc w:val="both"/>
         <w:rPr/>
@@ -7033,7 +7094,7 @@
         <w:pStyle w:val="ListParagraph"/>
         <w:numPr>
           <w:ilvl w:val="0"/>
-          <w:numId w:val="13"/>
+          <w:numId w:val="12"/>
         </w:numPr>
         <w:jc w:val="both"/>
         <w:rPr/>
@@ -7042,7 +7103,7 @@
         <mc:AlternateContent>
           <mc:Choice Requires="wps">
             <w:drawing>
-              <wp:anchor behindDoc="0" distT="76200" distB="180975" distL="209550" distR="295275" simplePos="0" locked="0" layoutInCell="1" allowOverlap="1" relativeHeight="18">
+              <wp:anchor behindDoc="0" distT="76200" distB="180975" distL="209550" distR="295275" simplePos="0" locked="0" layoutInCell="1" allowOverlap="1" relativeHeight="53">
                 <wp:simplePos x="0" y="0"/>
                 <wp:positionH relativeFrom="margin">
                   <wp:align>center</wp:align>
@@ -7050,7 +7111,7 @@
                 <wp:positionV relativeFrom="paragraph">
                   <wp:posOffset>294005</wp:posOffset>
                 </wp:positionV>
-                <wp:extent cx="4449445" cy="2601595"/>
+                <wp:extent cx="4450715" cy="2602865"/>
                 <wp:effectExtent l="0" t="0" r="0" b="0"/>
                 <wp:wrapTopAndBottom/>
                 <wp:docPr id="31" name="Image 2051"/>
@@ -7063,13 +7124,13 @@
                       </pic:nvPicPr>
                       <pic:blipFill>
                         <a:blip r:embed="rId17"/>
-                        <a:srcRect l="13071" t="0" r="9702" b="49908"/>
+                        <a:srcRect l="13074" t="0" r="9702" b="49925"/>
                         <a:stretch/>
                       </pic:blipFill>
                       <pic:spPr>
                         <a:xfrm>
                           <a:off x="0" y="0"/>
-                          <a:ext cx="4448880" cy="2601000"/>
+                          <a:ext cx="4449960" cy="2602080"/>
                         </a:xfrm>
                         <a:prstGeom prst="rect">
                           <a:avLst/>
@@ -7078,7 +7139,7 @@
                           <a:noFill/>
                         </a:ln>
                         <a:effectLst>
-                          <a:outerShdw dist="62621" dir="2700000">
+                          <a:outerShdw dir="2700000" dist="62621">
                             <a:srgbClr val="000000">
                               <a:alpha val="40000"/>
                             </a:srgbClr>
@@ -7093,7 +7154,7 @@
           </mc:Choice>
           <mc:Fallback>
             <w:pict>
-              <v:shape id="shape_0" ID="Image 2051" stroked="f" style="position:absolute;margin-left:51.65pt;margin-top:23.15pt;width:350.25pt;height:204.75pt;mso-position-horizontal:center;mso-position-horizontal-relative:margin" type="shapetype_75">
+              <v:shape id="shape_0" ID="Image 2051" stroked="f" style="position:absolute;margin-left:51.6pt;margin-top:23.15pt;width:350.35pt;height:204.85pt;mso-position-horizontal:center;mso-position-horizontal-relative:margin" type="shapetype_75">
                 <v:imagedata r:id="rId17" o:detectmouseclick="t"/>
                 <w10:wrap type="none"/>
                 <v:stroke color="#3465a4" joinstyle="round" endcap="flat"/>
@@ -7104,7 +7165,7 @@
         <mc:AlternateContent>
           <mc:Choice Requires="wps">
             <w:drawing>
-              <wp:anchor behindDoc="0" distT="0" distB="19050" distL="114300" distR="142875" simplePos="0" locked="0" layoutInCell="1" allowOverlap="1" relativeHeight="19">
+              <wp:anchor behindDoc="0" distT="0" distB="18415" distL="114300" distR="142875" simplePos="0" locked="0" layoutInCell="1" allowOverlap="1" relativeHeight="54">
                 <wp:simplePos x="0" y="0"/>
                 <wp:positionH relativeFrom="column">
                   <wp:posOffset>812800</wp:posOffset>
@@ -7112,7 +7173,7 @@
                 <wp:positionV relativeFrom="paragraph">
                   <wp:posOffset>2059305</wp:posOffset>
                 </wp:positionV>
-                <wp:extent cx="2182495" cy="801370"/>
+                <wp:extent cx="2183765" cy="802640"/>
                 <wp:effectExtent l="0" t="0" r="0" b="0"/>
                 <wp:wrapNone/>
                 <wp:docPr id="32" name="Rectangle à coins arrondis 5"/>
@@ -7123,7 +7184,7 @@
                       <wps:spPr>
                         <a:xfrm>
                           <a:off x="0" y="0"/>
-                          <a:ext cx="2181960" cy="800640"/>
+                          <a:ext cx="2183040" cy="802080"/>
                         </a:xfrm>
                         <a:prstGeom prst="roundRect">
                           <a:avLst>
@@ -7158,7 +7219,7 @@
         <mc:AlternateContent>
           <mc:Choice Requires="wps">
             <w:drawing>
-              <wp:anchor behindDoc="0" distT="0" distB="28575" distL="114300" distR="142875" simplePos="0" locked="0" layoutInCell="1" allowOverlap="1" relativeHeight="21">
+              <wp:anchor behindDoc="0" distT="0" distB="28575" distL="114300" distR="142875" simplePos="0" locked="0" layoutInCell="1" allowOverlap="1" relativeHeight="55">
                 <wp:simplePos x="0" y="0"/>
                 <wp:positionH relativeFrom="page">
                   <wp:posOffset>4103370</wp:posOffset>
@@ -7166,7 +7227,7 @@
                 <wp:positionV relativeFrom="paragraph">
                   <wp:posOffset>2087880</wp:posOffset>
                 </wp:positionV>
-                <wp:extent cx="1668145" cy="772795"/>
+                <wp:extent cx="1669415" cy="774065"/>
                 <wp:effectExtent l="0" t="0" r="0" b="0"/>
                 <wp:wrapNone/>
                 <wp:docPr id="33" name="Rectangle à coins arrondis 5"/>
@@ -7177,7 +7238,7 @@
                       <wps:spPr>
                         <a:xfrm>
                           <a:off x="0" y="0"/>
-                          <a:ext cx="1667520" cy="772200"/>
+                          <a:ext cx="1668960" cy="773280"/>
                         </a:xfrm>
                         <a:prstGeom prst="roundRect">
                           <a:avLst>
@@ -7247,7 +7308,7 @@
     <w:p>
       <w:pPr>
         <w:pStyle w:val="Exercice"/>
-        <w:shd w:fill="FFEBF5" w:val="clear"/>
+        <w:shd w:val="clear" w:fill="FFEBF5"/>
         <w:rPr>
           <w:b/>
           <w:b/>
@@ -7263,7 +7324,7 @@
     <w:p>
       <w:pPr>
         <w:pStyle w:val="Exercice"/>
-        <w:shd w:fill="FFEBF5" w:val="clear"/>
+        <w:shd w:val="clear" w:fill="FFEBF5"/>
         <w:rPr>
           <w:lang w:eastAsia="fr-CH"/>
         </w:rPr>
@@ -7369,7 +7430,7 @@
         <mc:AlternateContent>
           <mc:Choice Requires="wps">
             <w:drawing>
-              <wp:anchor behindDoc="0" distT="0" distB="12065" distL="114300" distR="125095" simplePos="0" locked="0" layoutInCell="1" allowOverlap="1" relativeHeight="22">
+              <wp:anchor behindDoc="0" distT="0" distB="12065" distL="114300" distR="125095" simplePos="0" locked="0" layoutInCell="1" allowOverlap="1" relativeHeight="56">
                 <wp:simplePos x="0" y="0"/>
                 <wp:positionH relativeFrom="column">
                   <wp:posOffset>-4445</wp:posOffset>
@@ -7377,7 +7438,7 @@
                 <wp:positionV relativeFrom="paragraph">
                   <wp:posOffset>112395</wp:posOffset>
                 </wp:positionV>
-                <wp:extent cx="1247775" cy="370205"/>
+                <wp:extent cx="1249045" cy="371475"/>
                 <wp:effectExtent l="0" t="0" r="0" b="0"/>
                 <wp:wrapNone/>
                 <wp:docPr id="34" name="Rectangle à coins arrondis 6"/>
@@ -7388,7 +7449,7 @@
                       <wps:spPr>
                         <a:xfrm>
                           <a:off x="0" y="0"/>
-                          <a:ext cx="1247040" cy="369720"/>
+                          <a:ext cx="1248480" cy="370800"/>
                         </a:xfrm>
                         <a:prstGeom prst="roundRect">
                           <a:avLst>
@@ -7442,7 +7503,7 @@
         <mc:AlternateContent>
           <mc:Choice Requires="wps">
             <w:drawing>
-              <wp:anchor behindDoc="0" distT="0" distB="19050" distL="114300" distR="133985" simplePos="0" locked="0" layoutInCell="1" allowOverlap="1" relativeHeight="43">
+              <wp:anchor behindDoc="0" distT="0" distB="18415" distL="114300" distR="133985" simplePos="0" locked="0" layoutInCell="1" allowOverlap="1" relativeHeight="75">
                 <wp:simplePos x="0" y="0"/>
                 <wp:positionH relativeFrom="column">
                   <wp:posOffset>3623310</wp:posOffset>
@@ -7450,7 +7511,7 @@
                 <wp:positionV relativeFrom="paragraph">
                   <wp:posOffset>24130</wp:posOffset>
                 </wp:positionV>
-                <wp:extent cx="1848485" cy="515620"/>
+                <wp:extent cx="1849755" cy="516890"/>
                 <wp:effectExtent l="0" t="0" r="0" b="0"/>
                 <wp:wrapNone/>
                 <wp:docPr id="36" name="Rectangle à coins arrondis 27"/>
@@ -7461,7 +7522,7 @@
                       <wps:spPr>
                         <a:xfrm>
                           <a:off x="0" y="0"/>
-                          <a:ext cx="1847880" cy="515160"/>
+                          <a:ext cx="1848960" cy="516240"/>
                         </a:xfrm>
                         <a:prstGeom prst="roundRect">
                           <a:avLst>
@@ -7515,7 +7576,7 @@
         <mc:AlternateContent>
           <mc:Choice Requires="wps">
             <w:drawing>
-              <wp:anchor behindDoc="0" distT="0" distB="19050" distL="114300" distR="142875" simplePos="0" locked="0" layoutInCell="1" allowOverlap="1" relativeHeight="78">
+              <wp:anchor behindDoc="0" distT="0" distB="18415" distL="114300" distR="142875" simplePos="0" locked="0" layoutInCell="1" allowOverlap="1" relativeHeight="100">
                 <wp:simplePos x="0" y="0"/>
                 <wp:positionH relativeFrom="column">
                   <wp:posOffset>1777365</wp:posOffset>
@@ -7523,7 +7584,7 @@
                 <wp:positionV relativeFrom="paragraph">
                   <wp:posOffset>26670</wp:posOffset>
                 </wp:positionV>
-                <wp:extent cx="1515745" cy="515620"/>
+                <wp:extent cx="1517015" cy="516890"/>
                 <wp:effectExtent l="0" t="0" r="0" b="0"/>
                 <wp:wrapNone/>
                 <wp:docPr id="38" name="Rectangle à coins arrondis 7"/>
@@ -7534,7 +7595,7 @@
                       <wps:spPr>
                         <a:xfrm>
                           <a:off x="0" y="0"/>
-                          <a:ext cx="1515240" cy="515160"/>
+                          <a:ext cx="1516320" cy="516240"/>
                         </a:xfrm>
                         <a:prstGeom prst="roundRect">
                           <a:avLst>
@@ -7607,15 +7668,15 @@
         <mc:AlternateContent>
           <mc:Choice Requires="wps">
             <w:drawing>
-              <wp:anchor behindDoc="0" distT="19050" distB="38735" distL="190500" distR="183515" simplePos="0" locked="0" layoutInCell="1" allowOverlap="1" relativeHeight="27">
+              <wp:anchor behindDoc="0" distT="18415" distB="38735" distL="190500" distR="183515" simplePos="0" locked="0" layoutInCell="1" allowOverlap="1" relativeHeight="59">
                 <wp:simplePos x="0" y="0"/>
                 <wp:positionH relativeFrom="column">
-                  <wp:posOffset>4592320</wp:posOffset>
+                  <wp:posOffset>4591685</wp:posOffset>
                 </wp:positionH>
                 <wp:positionV relativeFrom="paragraph">
                   <wp:posOffset>219710</wp:posOffset>
                 </wp:positionV>
-                <wp:extent cx="46990" cy="286385"/>
+                <wp:extent cx="48260" cy="287655"/>
                 <wp:effectExtent l="0" t="0" r="0" b="0"/>
                 <wp:wrapNone/>
                 <wp:docPr id="40" name="Connecteur droit avec flèche 21"/>
@@ -7626,7 +7687,7 @@
                       <wps:spPr>
                         <a:xfrm flipH="1">
                           <a:off x="0" y="0"/>
-                          <a:ext cx="46440" cy="285840"/>
+                          <a:ext cx="47520" cy="286920"/>
                         </a:xfrm>
                         <a:custGeom>
                           <a:avLst/>
@@ -7673,7 +7734,7 @@
         <mc:AlternateContent>
           <mc:Choice Requires="wps">
             <w:drawing>
-              <wp:anchor behindDoc="0" distT="19050" distB="139700" distL="133350" distR="242570" simplePos="0" locked="0" layoutInCell="1" allowOverlap="1" relativeHeight="34">
+              <wp:anchor behindDoc="0" distT="18415" distB="139700" distL="133350" distR="242570" simplePos="0" locked="0" layoutInCell="1" allowOverlap="1" relativeHeight="66">
                 <wp:simplePos x="0" y="0"/>
                 <wp:positionH relativeFrom="margin">
                   <wp:align>center</wp:align>
@@ -7681,7 +7742,7 @@
                 <wp:positionV relativeFrom="paragraph">
                   <wp:posOffset>284480</wp:posOffset>
                 </wp:positionV>
-                <wp:extent cx="6121400" cy="1500505"/>
+                <wp:extent cx="6122670" cy="1501775"/>
                 <wp:effectExtent l="0" t="0" r="0" b="0"/>
                 <wp:wrapTopAndBottom/>
                 <wp:docPr id="41" name="Image 43"/>
@@ -7699,7 +7760,7 @@
                       <pic:spPr>
                         <a:xfrm>
                           <a:off x="0" y="0"/>
-                          <a:ext cx="6120720" cy="1499760"/>
+                          <a:ext cx="6122160" cy="1501200"/>
                         </a:xfrm>
                         <a:prstGeom prst="rect">
                           <a:avLst/>
@@ -7708,7 +7769,7 @@
                           <a:noFill/>
                         </a:ln>
                         <a:effectLst>
-                          <a:outerShdw dist="75349" dir="2700000">
+                          <a:outerShdw dir="2700000" dist="75349">
                             <a:srgbClr val="000000">
                               <a:alpha val="40000"/>
                             </a:srgbClr>
@@ -7723,7 +7784,7 @@
           </mc:Choice>
           <mc:Fallback>
             <w:pict>
-              <v:shape id="shape_0" ID="Image 43" stroked="f" style="position:absolute;margin-left:-14.2pt;margin-top:22.4pt;width:481.9pt;height:118.05pt;mso-position-horizontal:center;mso-position-horizontal-relative:margin" type="shapetype_75">
+              <v:shape id="shape_0" ID="Image 43" stroked="f" style="position:absolute;margin-left:-14.25pt;margin-top:22.4pt;width:482pt;height:118.15pt;mso-position-horizontal:center;mso-position-horizontal-relative:margin" type="shapetype_75">
                 <v:imagedata r:id="rId18" o:detectmouseclick="t"/>
                 <w10:wrap type="none"/>
                 <v:stroke color="#3465a4" joinstyle="round" endcap="flat"/>
@@ -7734,15 +7795,15 @@
         <mc:AlternateContent>
           <mc:Choice Requires="wps">
             <w:drawing>
-              <wp:anchor behindDoc="0" distT="19050" distB="39370" distL="152400" distR="140970" simplePos="0" locked="0" layoutInCell="1" allowOverlap="1" relativeHeight="35">
+              <wp:anchor behindDoc="0" distT="18415" distB="39370" distL="152400" distR="140970" simplePos="0" locked="0" layoutInCell="1" allowOverlap="1" relativeHeight="67">
                 <wp:simplePos x="0" y="0"/>
                 <wp:positionH relativeFrom="column">
-                  <wp:posOffset>393700</wp:posOffset>
+                  <wp:posOffset>393065</wp:posOffset>
                 </wp:positionH>
                 <wp:positionV relativeFrom="paragraph">
                   <wp:posOffset>161925</wp:posOffset>
                 </wp:positionV>
-                <wp:extent cx="184150" cy="304800"/>
+                <wp:extent cx="185420" cy="306070"/>
                 <wp:effectExtent l="0" t="0" r="0" b="0"/>
                 <wp:wrapNone/>
                 <wp:docPr id="42" name="Connecteur droit avec flèche 31"/>
@@ -7753,7 +7814,7 @@
                       <wps:spPr>
                         <a:xfrm flipH="1">
                           <a:off x="0" y="0"/>
-                          <a:ext cx="183600" cy="304200"/>
+                          <a:ext cx="184680" cy="305280"/>
                         </a:xfrm>
                         <a:custGeom>
                           <a:avLst/>
@@ -7800,7 +7861,7 @@
         <mc:AlternateContent>
           <mc:Choice Requires="wps">
             <w:drawing>
-              <wp:anchor behindDoc="0" distT="19050" distB="45085" distL="190500" distR="164465" simplePos="0" locked="0" layoutInCell="1" allowOverlap="1" relativeHeight="36">
+              <wp:anchor behindDoc="0" distT="18415" distB="45085" distL="190500" distR="164465" simplePos="0" locked="0" layoutInCell="1" allowOverlap="1" relativeHeight="68">
                 <wp:simplePos x="0" y="0"/>
                 <wp:positionH relativeFrom="column">
                   <wp:posOffset>2510790</wp:posOffset>
@@ -7808,7 +7869,7 @@
                 <wp:positionV relativeFrom="paragraph">
                   <wp:posOffset>219710</wp:posOffset>
                 </wp:positionV>
-                <wp:extent cx="46990" cy="318135"/>
+                <wp:extent cx="48260" cy="319405"/>
                 <wp:effectExtent l="0" t="0" r="0" b="0"/>
                 <wp:wrapNone/>
                 <wp:docPr id="43" name="Connecteur droit avec flèche 10"/>
@@ -7819,7 +7880,7 @@
                       <wps:spPr>
                         <a:xfrm>
                           <a:off x="0" y="0"/>
-                          <a:ext cx="46440" cy="317520"/>
+                          <a:ext cx="47520" cy="318600"/>
                         </a:xfrm>
                         <a:custGeom>
                           <a:avLst/>
@@ -7919,14 +7980,14 @@
         <w:pStyle w:val="ListParagraph"/>
         <w:numPr>
           <w:ilvl w:val="0"/>
-          <w:numId w:val="4"/>
+          <w:numId w:val="3"/>
         </w:numPr>
         <w:jc w:val="both"/>
         <w:rPr/>
       </w:pPr>
       <w:r>
         <w:drawing>
-          <wp:anchor behindDoc="0" distT="0" distB="9525" distL="114300" distR="114300" simplePos="0" locked="0" layoutInCell="1" allowOverlap="1" relativeHeight="28">
+          <wp:anchor behindDoc="0" distT="0" distB="9525" distL="114300" distR="114300" simplePos="0" locked="0" layoutInCell="1" allowOverlap="1" relativeHeight="60">
             <wp:simplePos x="0" y="0"/>
             <wp:positionH relativeFrom="column">
               <wp:posOffset>-33655</wp:posOffset>
@@ -7938,11 +7999,11 @@
             <wp:effectExtent l="0" t="0" r="0" b="0"/>
             <wp:wrapTight wrapText="bothSides">
               <wp:wrapPolygon edited="0">
-                <wp:start x="-499" y="0"/>
-                <wp:lineTo x="-499" y="20321"/>
-                <wp:lineTo x="20469" y="20321"/>
-                <wp:lineTo x="20469" y="0"/>
-                <wp:lineTo x="-499" y="0"/>
+                <wp:start x="-958" y="0"/>
+                <wp:lineTo x="-958" y="19850"/>
+                <wp:lineTo x="20427" y="19850"/>
+                <wp:lineTo x="20427" y="0"/>
+                <wp:lineTo x="-958" y="0"/>
               </wp:wrapPolygon>
             </wp:wrapTight>
             <wp:docPr id="44" name="Image 44" descr=""/>
@@ -8018,7 +8079,7 @@
     <w:p>
       <w:pPr>
         <w:pStyle w:val="Exercice"/>
-        <w:shd w:fill="FFEBF5" w:val="clear"/>
+        <w:shd w:val="clear" w:fill="FFEBF5"/>
         <w:rPr>
           <w:b/>
           <w:b/>
@@ -8034,7 +8095,7 @@
     <w:p>
       <w:pPr>
         <w:pStyle w:val="Exercice"/>
-        <w:shd w:fill="FFEBF5" w:val="clear"/>
+        <w:shd w:val="clear" w:fill="FFEBF5"/>
         <w:jc w:val="left"/>
         <w:rPr/>
       </w:pPr>
@@ -8056,7 +8117,7 @@
     <w:p>
       <w:pPr>
         <w:pStyle w:val="Exercice"/>
-        <w:shd w:fill="FFEBF5" w:val="clear"/>
+        <w:shd w:val="clear" w:fill="FFEBF5"/>
         <w:jc w:val="left"/>
         <w:rPr/>
       </w:pPr>
@@ -8103,7 +8164,7 @@
         <w:pStyle w:val="ListParagraph"/>
         <w:numPr>
           <w:ilvl w:val="0"/>
-          <w:numId w:val="4"/>
+          <w:numId w:val="3"/>
         </w:numPr>
         <w:spacing w:before="5442" w:after="0"/>
         <w:contextualSpacing/>
@@ -8114,7 +8175,7 @@
         <mc:AlternateContent>
           <mc:Choice Requires="wps">
             <w:drawing>
-              <wp:anchor behindDoc="0" distT="76200" distB="172720" distL="190500" distR="278130" simplePos="0" locked="0" layoutInCell="1" allowOverlap="1" relativeHeight="29">
+              <wp:anchor behindDoc="0" distT="76200" distB="172720" distL="190500" distR="278130" simplePos="0" locked="0" layoutInCell="1" allowOverlap="1" relativeHeight="61">
                 <wp:simplePos x="0" y="0"/>
                 <wp:positionH relativeFrom="margin">
                   <wp:align>left</wp:align>
@@ -8122,7 +8183,7 @@
                 <wp:positionV relativeFrom="paragraph">
                   <wp:posOffset>758190</wp:posOffset>
                 </wp:positionV>
-                <wp:extent cx="5761990" cy="3028950"/>
+                <wp:extent cx="5763260" cy="3030220"/>
                 <wp:effectExtent l="0" t="0" r="0" b="0"/>
                 <wp:wrapTopAndBottom/>
                 <wp:docPr id="45" name="Image 67"/>
@@ -8141,7 +8202,7 @@
                       <pic:spPr>
                         <a:xfrm>
                           <a:off x="0" y="0"/>
-                          <a:ext cx="5761440" cy="3028320"/>
+                          <a:ext cx="5762520" cy="3029760"/>
                         </a:xfrm>
                         <a:prstGeom prst="rect">
                           <a:avLst/>
@@ -8150,7 +8211,7 @@
                           <a:noFill/>
                         </a:ln>
                         <a:effectLst>
-                          <a:outerShdw dist="62621" dir="2700000">
+                          <a:outerShdw dir="2700000" dist="62621">
                             <a:srgbClr val="000000">
                               <a:alpha val="40000"/>
                             </a:srgbClr>
@@ -8165,7 +8226,7 @@
           </mc:Choice>
           <mc:Fallback>
             <w:pict>
-              <v:shape id="shape_0" ID="Image 67" stroked="f" style="position:absolute;margin-left:15pt;margin-top:59.7pt;width:453.6pt;height:238.4pt;mso-position-horizontal:left;mso-position-horizontal-relative:margin" type="shapetype_75">
+              <v:shape id="shape_0" ID="Image 67" stroked="f" style="position:absolute;margin-left:15pt;margin-top:59.7pt;width:453.7pt;height:238.5pt;mso-position-horizontal:left;mso-position-horizontal-relative:margin" type="shapetype_75">
                 <v:imagedata r:id="rId20" o:detectmouseclick="t"/>
                 <w10:wrap type="none"/>
                 <v:stroke color="#3465a4" joinstyle="round" endcap="flat"/>
@@ -8176,7 +8237,7 @@
         <mc:AlternateContent>
           <mc:Choice Requires="wps">
             <w:drawing>
-              <wp:anchor behindDoc="0" distT="19050" distB="59690" distL="133350" distR="140335" simplePos="0" locked="0" layoutInCell="1" allowOverlap="1" relativeHeight="30">
+              <wp:anchor behindDoc="0" distT="18415" distB="59690" distL="133350" distR="140335" simplePos="0" locked="0" layoutInCell="1" allowOverlap="1" relativeHeight="62">
                 <wp:simplePos x="0" y="0"/>
                 <wp:positionH relativeFrom="column">
                   <wp:posOffset>5043805</wp:posOffset>
@@ -8184,7 +8245,7 @@
                 <wp:positionV relativeFrom="paragraph">
                   <wp:posOffset>570230</wp:posOffset>
                 </wp:positionV>
-                <wp:extent cx="508635" cy="227330"/>
+                <wp:extent cx="509905" cy="228600"/>
                 <wp:effectExtent l="0" t="0" r="0" b="0"/>
                 <wp:wrapNone/>
                 <wp:docPr id="46" name="Connecteur droit avec flèche 32"/>
@@ -8195,7 +8256,7 @@
                       <wps:spPr>
                         <a:xfrm>
                           <a:off x="0" y="0"/>
-                          <a:ext cx="507960" cy="226800"/>
+                          <a:ext cx="509400" cy="227880"/>
                         </a:xfrm>
                         <a:custGeom>
                           <a:avLst/>
@@ -8242,7 +8303,7 @@
         <mc:AlternateContent>
           <mc:Choice Requires="wps">
             <w:drawing>
-              <wp:anchor behindDoc="0" distT="0" distB="28575" distL="114300" distR="130810" simplePos="0" locked="0" layoutInCell="1" allowOverlap="1" relativeHeight="32">
+              <wp:anchor behindDoc="0" distT="0" distB="28575" distL="114300" distR="130810" simplePos="0" locked="0" layoutInCell="1" allowOverlap="1" relativeHeight="64">
                 <wp:simplePos x="0" y="0"/>
                 <wp:positionH relativeFrom="column">
                   <wp:posOffset>5567680</wp:posOffset>
@@ -8250,7 +8311,7 @@
                 <wp:positionV relativeFrom="paragraph">
                   <wp:posOffset>779780</wp:posOffset>
                 </wp:positionV>
-                <wp:extent cx="251460" cy="201295"/>
+                <wp:extent cx="252730" cy="202565"/>
                 <wp:effectExtent l="0" t="0" r="0" b="0"/>
                 <wp:wrapNone/>
                 <wp:docPr id="47" name="Rectangle à coins arrondis 5"/>
@@ -8261,7 +8322,7 @@
                       <wps:spPr>
                         <a:xfrm>
                           <a:off x="0" y="0"/>
-                          <a:ext cx="250920" cy="200520"/>
+                          <a:ext cx="252000" cy="201960"/>
                         </a:xfrm>
                         <a:prstGeom prst="roundRect">
                           <a:avLst>
@@ -8350,7 +8411,7 @@
       </w:tblPr>
       <w:tblGrid>
         <w:gridCol w:w="565"/>
-        <w:gridCol w:w="4612"/>
+        <w:gridCol w:w="4611"/>
       </w:tblGrid>
       <w:tr>
         <w:trPr/>
@@ -8412,7 +8473,7 @@
         </w:tc>
         <w:tc>
           <w:tcPr>
-            <w:tcW w:w="4612" w:type="dxa"/>
+            <w:tcW w:w="4611" w:type="dxa"/>
             <w:tcBorders/>
             <w:shd w:fill="auto" w:val="clear"/>
           </w:tcPr>
@@ -8495,7 +8556,7 @@
         </w:tc>
         <w:tc>
           <w:tcPr>
-            <w:tcW w:w="4612" w:type="dxa"/>
+            <w:tcW w:w="4611" w:type="dxa"/>
             <w:tcBorders/>
             <w:shd w:fill="auto" w:val="clear"/>
           </w:tcPr>
@@ -8578,7 +8639,7 @@
         </w:tc>
         <w:tc>
           <w:tcPr>
-            <w:tcW w:w="4612" w:type="dxa"/>
+            <w:tcW w:w="4611" w:type="dxa"/>
             <w:tcBorders/>
             <w:shd w:fill="auto" w:val="clear"/>
           </w:tcPr>
@@ -8661,7 +8722,7 @@
         </w:tc>
         <w:tc>
           <w:tcPr>
-            <w:tcW w:w="4612" w:type="dxa"/>
+            <w:tcW w:w="4611" w:type="dxa"/>
             <w:tcBorders/>
             <w:shd w:fill="auto" w:val="clear"/>
           </w:tcPr>
@@ -8744,7 +8805,7 @@
         </w:tc>
         <w:tc>
           <w:tcPr>
-            <w:tcW w:w="4612" w:type="dxa"/>
+            <w:tcW w:w="4611" w:type="dxa"/>
             <w:tcBorders/>
             <w:shd w:fill="auto" w:val="clear"/>
           </w:tcPr>
@@ -8786,7 +8847,7 @@
     <w:p>
       <w:pPr>
         <w:pStyle w:val="Exercice"/>
-        <w:shd w:fill="FFEBF5" w:val="clear"/>
+        <w:shd w:val="clear" w:fill="FFEBF5"/>
         <w:rPr>
           <w:b/>
           <w:b/>
@@ -8804,9 +8865,9 @@
         <w:pStyle w:val="Exercice"/>
         <w:numPr>
           <w:ilvl w:val="0"/>
-          <w:numId w:val="16"/>
+          <w:numId w:val="15"/>
         </w:numPr>
-        <w:shd w:fill="FFEBF5" w:val="clear"/>
+        <w:shd w:val="clear" w:fill="FFEBF5"/>
         <w:rPr/>
       </w:pPr>
       <w:r>
@@ -8819,9 +8880,9 @@
         <w:pStyle w:val="Exercice"/>
         <w:numPr>
           <w:ilvl w:val="0"/>
-          <w:numId w:val="16"/>
+          <w:numId w:val="15"/>
         </w:numPr>
-        <w:shd w:fill="FFEBF5" w:val="clear"/>
+        <w:shd w:val="clear" w:fill="FFEBF5"/>
         <w:rPr/>
       </w:pPr>
       <w:r>
@@ -8834,9 +8895,9 @@
         <w:pStyle w:val="Exercice"/>
         <w:numPr>
           <w:ilvl w:val="0"/>
-          <w:numId w:val="16"/>
+          <w:numId w:val="15"/>
         </w:numPr>
-        <w:shd w:fill="FFEBF5" w:val="clear"/>
+        <w:shd w:val="clear" w:fill="FFEBF5"/>
         <w:rPr/>
       </w:pPr>
       <w:r>
@@ -8849,14 +8910,14 @@
         <w:pStyle w:val="ListParagraph"/>
         <w:numPr>
           <w:ilvl w:val="0"/>
-          <w:numId w:val="4"/>
+          <w:numId w:val="3"/>
         </w:numPr>
         <w:jc w:val="both"/>
         <w:rPr/>
       </w:pPr>
       <w:r>
         <w:drawing>
-          <wp:anchor behindDoc="0" distT="0" distB="0" distL="114300" distR="114300" simplePos="0" locked="0" layoutInCell="1" allowOverlap="1" relativeHeight="87">
+          <wp:anchor behindDoc="0" distT="0" distB="0" distL="114300" distR="114300" simplePos="0" locked="0" layoutInCell="1" allowOverlap="1" relativeHeight="104">
             <wp:simplePos x="0" y="0"/>
             <wp:positionH relativeFrom="column">
               <wp:posOffset>19685</wp:posOffset>
@@ -8868,11 +8929,11 @@
             <wp:effectExtent l="0" t="0" r="0" b="0"/>
             <wp:wrapTight wrapText="bothSides">
               <wp:wrapPolygon edited="0">
-                <wp:start x="-623" y="0"/>
-                <wp:lineTo x="-623" y="19482"/>
-                <wp:lineTo x="20177" y="19482"/>
-                <wp:lineTo x="20177" y="0"/>
-                <wp:lineTo x="-623" y="0"/>
+                <wp:start x="-1200" y="0"/>
+                <wp:lineTo x="-1200" y="18916"/>
+                <wp:lineTo x="20125" y="18916"/>
+                <wp:lineTo x="20125" y="0"/>
+                <wp:lineTo x="-1200" y="0"/>
               </wp:wrapPolygon>
             </wp:wrapTight>
             <wp:docPr id="53" name="Image 50" descr=""/>
@@ -8939,7 +9000,7 @@
     <w:p>
       <w:pPr>
         <w:pStyle w:val="Exercice"/>
-        <w:shd w:fill="FFEBF5" w:val="clear"/>
+        <w:shd w:val="clear" w:fill="FFEBF5"/>
         <w:rPr>
           <w:b/>
           <w:b/>
@@ -8983,14 +9044,14 @@
         <w:pStyle w:val="ListParagraph"/>
         <w:numPr>
           <w:ilvl w:val="0"/>
-          <w:numId w:val="4"/>
+          <w:numId w:val="3"/>
         </w:numPr>
         <w:jc w:val="both"/>
         <w:rPr/>
       </w:pPr>
       <w:r>
         <w:drawing>
-          <wp:anchor behindDoc="0" distT="0" distB="0" distL="114300" distR="114300" simplePos="0" locked="0" layoutInCell="1" allowOverlap="1" relativeHeight="88">
+          <wp:anchor behindDoc="0" distT="0" distB="0" distL="114300" distR="114300" simplePos="0" locked="0" layoutInCell="1" allowOverlap="1" relativeHeight="105">
             <wp:simplePos x="0" y="0"/>
             <wp:positionH relativeFrom="column">
               <wp:posOffset>0</wp:posOffset>
@@ -9002,11 +9063,11 @@
             <wp:effectExtent l="0" t="0" r="0" b="0"/>
             <wp:wrapTight wrapText="bothSides">
               <wp:wrapPolygon edited="0">
-                <wp:start x="-797" y="0"/>
-                <wp:lineTo x="-797" y="19620"/>
-                <wp:lineTo x="19866" y="19620"/>
-                <wp:lineTo x="19866" y="0"/>
-                <wp:lineTo x="-797" y="0"/>
+                <wp:start x="-1543" y="0"/>
+                <wp:lineTo x="-1543" y="18896"/>
+                <wp:lineTo x="19798" y="18896"/>
+                <wp:lineTo x="19798" y="0"/>
+                <wp:lineTo x="-1543" y="0"/>
               </wp:wrapPolygon>
             </wp:wrapTight>
             <wp:docPr id="54" name="Image 51" descr=""/>
@@ -9092,7 +9153,7 @@
     <w:p>
       <w:pPr>
         <w:pStyle w:val="Exercice"/>
-        <w:shd w:fill="FFEBF5" w:val="clear"/>
+        <w:shd w:val="clear" w:fill="FFEBF5"/>
         <w:rPr>
           <w:b/>
           <w:b/>
@@ -9168,7 +9229,7 @@
         <mc:AlternateContent>
           <mc:Choice Requires="wps">
             <w:drawing>
-              <wp:anchor behindDoc="0" distT="0" distB="12700" distL="114300" distR="132715" simplePos="0" locked="0" layoutInCell="1" allowOverlap="1" relativeHeight="31">
+              <wp:anchor behindDoc="0" distT="0" distB="12700" distL="114300" distR="132715" simplePos="0" locked="0" layoutInCell="1" allowOverlap="1" relativeHeight="63">
                 <wp:simplePos x="0" y="0"/>
                 <wp:positionH relativeFrom="column">
                   <wp:posOffset>-52070</wp:posOffset>
@@ -9176,7 +9237,7 @@
                 <wp:positionV relativeFrom="paragraph">
                   <wp:posOffset>113665</wp:posOffset>
                 </wp:positionV>
-                <wp:extent cx="325755" cy="255270"/>
+                <wp:extent cx="327025" cy="256540"/>
                 <wp:effectExtent l="0" t="0" r="0" b="0"/>
                 <wp:wrapNone/>
                 <wp:docPr id="55" name="Rectangle à coins arrondis 5"/>
@@ -9187,7 +9248,7 @@
                       <wps:spPr>
                         <a:xfrm>
                           <a:off x="0" y="0"/>
-                          <a:ext cx="325080" cy="254520"/>
+                          <a:ext cx="326520" cy="255960"/>
                         </a:xfrm>
                         <a:prstGeom prst="roundRect">
                           <a:avLst>
@@ -9222,15 +9283,15 @@
         <mc:AlternateContent>
           <mc:Choice Requires="wps">
             <w:drawing>
-              <wp:anchor behindDoc="1" distT="95250" distB="178435" distL="209550" distR="285750" simplePos="0" locked="0" layoutInCell="1" allowOverlap="1" relativeHeight="66">
+              <wp:anchor behindDoc="1" distT="95250" distB="178435" distL="209550" distR="285750" simplePos="0" locked="0" layoutInCell="1" allowOverlap="1" relativeHeight="95">
                 <wp:simplePos x="0" y="0"/>
                 <wp:positionH relativeFrom="margin">
-                  <wp:posOffset>-28575</wp:posOffset>
+                  <wp:posOffset>-27305</wp:posOffset>
                 </wp:positionH>
                 <wp:positionV relativeFrom="paragraph">
-                  <wp:posOffset>119380</wp:posOffset>
+                  <wp:posOffset>-240030</wp:posOffset>
                 </wp:positionV>
-                <wp:extent cx="2058670" cy="1137285"/>
+                <wp:extent cx="2059940" cy="1138555"/>
                 <wp:effectExtent l="0" t="0" r="0" b="0"/>
                 <wp:wrapSquare wrapText="bothSides"/>
                 <wp:docPr id="56" name="Image 61"/>
@@ -9243,13 +9304,13 @@
                       </pic:nvPicPr>
                       <pic:blipFill>
                         <a:blip r:embed="rId28"/>
-                        <a:srcRect l="25608" t="70061" r="60226" b="16024"/>
+                        <a:srcRect l="25616" t="70082" r="60242" b="16024"/>
                         <a:stretch/>
                       </pic:blipFill>
                       <pic:spPr>
                         <a:xfrm>
                           <a:off x="0" y="0"/>
-                          <a:ext cx="2058120" cy="1136520"/>
+                          <a:ext cx="2059200" cy="1137960"/>
                         </a:xfrm>
                         <a:prstGeom prst="rect">
                           <a:avLst/>
@@ -9258,7 +9319,7 @@
                           <a:noFill/>
                         </a:ln>
                         <a:effectLst>
-                          <a:outerShdw dist="62621" dir="2700000">
+                          <a:outerShdw dir="2700000" dist="62621">
                             <a:srgbClr val="000000">
                               <a:alpha val="40000"/>
                             </a:srgbClr>
@@ -9273,7 +9334,7 @@
           </mc:Choice>
           <mc:Fallback>
             <w:pict>
-              <v:shape id="shape_0" ID="Image 61" stroked="f" style="position:absolute;margin-left:-2.25pt;margin-top:9.4pt;width:162pt;height:89.45pt;mso-position-horizontal-relative:margin" type="shapetype_75">
+              <v:shape id="shape_0" ID="Image 61" stroked="f" style="position:absolute;margin-left:-2.15pt;margin-top:-18.9pt;width:162.1pt;height:89.55pt;mso-position-horizontal-relative:margin" type="shapetype_75">
                 <v:imagedata r:id="rId28" o:detectmouseclick="t"/>
                 <w10:wrap type="none"/>
                 <v:stroke color="#3465a4" joinstyle="round" endcap="flat"/>
@@ -9312,7 +9373,7 @@
         <mc:AlternateContent>
           <mc:Choice Requires="wps">
             <w:drawing>
-              <wp:anchor behindDoc="0" distT="0" distB="25400" distL="114300" distR="131445" simplePos="0" locked="0" layoutInCell="1" allowOverlap="1" relativeHeight="33">
+              <wp:anchor behindDoc="0" distT="0" distB="25400" distL="114300" distR="131445" simplePos="0" locked="0" layoutInCell="1" allowOverlap="1" relativeHeight="65">
                 <wp:simplePos x="0" y="0"/>
                 <wp:positionH relativeFrom="margin">
                   <wp:align>left</wp:align>
@@ -9320,7 +9381,7 @@
                 <wp:positionV relativeFrom="paragraph">
                   <wp:posOffset>204470</wp:posOffset>
                 </wp:positionV>
-                <wp:extent cx="2022475" cy="185420"/>
+                <wp:extent cx="2023745" cy="186690"/>
                 <wp:effectExtent l="0" t="0" r="0" b="0"/>
                 <wp:wrapNone/>
                 <wp:docPr id="57" name="Rectangle à coins arrondis 5"/>
@@ -9331,7 +9392,7 @@
                       <wps:spPr>
                         <a:xfrm>
                           <a:off x="0" y="0"/>
-                          <a:ext cx="2021760" cy="184680"/>
+                          <a:ext cx="2023200" cy="186120"/>
                         </a:xfrm>
                         <a:prstGeom prst="roundRect">
                           <a:avLst>
@@ -9404,7 +9465,7 @@
       </w:pPr>
       <w:r>
         <w:drawing>
-          <wp:anchor behindDoc="0" distT="0" distB="0" distL="114300" distR="114300" simplePos="0" locked="0" layoutInCell="1" allowOverlap="1" relativeHeight="39">
+          <wp:anchor behindDoc="0" distT="0" distB="0" distL="114300" distR="114300" simplePos="0" locked="0" layoutInCell="1" allowOverlap="1" relativeHeight="71">
             <wp:simplePos x="0" y="0"/>
             <wp:positionH relativeFrom="column">
               <wp:posOffset>-2540</wp:posOffset>
@@ -9416,11 +9477,11 @@
             <wp:effectExtent l="0" t="0" r="0" b="0"/>
             <wp:wrapTight wrapText="bothSides">
               <wp:wrapPolygon edited="0">
-                <wp:start x="-586" y="0"/>
-                <wp:lineTo x="-586" y="19380"/>
-                <wp:lineTo x="20263" y="19380"/>
-                <wp:lineTo x="20263" y="0"/>
-                <wp:lineTo x="-586" y="0"/>
+                <wp:start x="-1129" y="0"/>
+                <wp:lineTo x="-1129" y="18831"/>
+                <wp:lineTo x="20214" y="18831"/>
+                <wp:lineTo x="20214" y="0"/>
+                <wp:lineTo x="-1129" y="0"/>
               </wp:wrapPolygon>
             </wp:wrapTight>
             <wp:docPr id="58" name="Image 63" descr=""/>
@@ -9668,7 +9729,7 @@
         <w:pStyle w:val="Normal"/>
         <w:numPr>
           <w:ilvl w:val="0"/>
-          <w:numId w:val="4"/>
+          <w:numId w:val="3"/>
         </w:numPr>
         <w:spacing w:before="0" w:after="0"/>
         <w:contextualSpacing/>
@@ -9691,7 +9752,7 @@
         <w:pStyle w:val="Normal"/>
         <w:numPr>
           <w:ilvl w:val="1"/>
-          <w:numId w:val="4"/>
+          <w:numId w:val="3"/>
         </w:numPr>
         <w:spacing w:before="0" w:after="0"/>
         <w:contextualSpacing/>
@@ -9699,7 +9760,7 @@
       </w:pPr>
       <w:r>
         <w:drawing>
-          <wp:anchor behindDoc="0" distT="0" distB="9525" distL="114300" distR="0" simplePos="0" locked="0" layoutInCell="1" allowOverlap="1" relativeHeight="40">
+          <wp:anchor behindDoc="0" distT="0" distB="9525" distL="114300" distR="0" simplePos="0" locked="0" layoutInCell="1" allowOverlap="1" relativeHeight="72">
             <wp:simplePos x="0" y="0"/>
             <wp:positionH relativeFrom="margin">
               <wp:align>right</wp:align>
@@ -9711,11 +9772,11 @@
             <wp:effectExtent l="0" t="0" r="0" b="0"/>
             <wp:wrapTight wrapText="bothSides">
               <wp:wrapPolygon edited="0">
-                <wp:start x="-111" y="0"/>
-                <wp:lineTo x="-111" y="20667"/>
-                <wp:lineTo x="21471" y="20667"/>
-                <wp:lineTo x="21471" y="0"/>
-                <wp:lineTo x="-111" y="0"/>
+                <wp:start x="-211" y="0"/>
+                <wp:lineTo x="-211" y="20547"/>
+                <wp:lineTo x="21462" y="20547"/>
+                <wp:lineTo x="21462" y="0"/>
+                <wp:lineTo x="-211" y="0"/>
               </wp:wrapPolygon>
             </wp:wrapTight>
             <wp:docPr id="59" name="Image 69" descr=""/>
@@ -9776,7 +9837,7 @@
         <w:pStyle w:val="Normal"/>
         <w:numPr>
           <w:ilvl w:val="1"/>
-          <w:numId w:val="4"/>
+          <w:numId w:val="3"/>
         </w:numPr>
         <w:spacing w:before="0" w:after="0"/>
         <w:contextualSpacing/>
@@ -9784,7 +9845,7 @@
       </w:pPr>
       <w:r>
         <w:drawing>
-          <wp:anchor behindDoc="0" distT="0" distB="5080" distL="114300" distR="119380" simplePos="0" locked="0" layoutInCell="1" allowOverlap="1" relativeHeight="41">
+          <wp:anchor behindDoc="0" distT="0" distB="5080" distL="114300" distR="119380" simplePos="0" locked="0" layoutInCell="1" allowOverlap="1" relativeHeight="73">
             <wp:simplePos x="0" y="0"/>
             <wp:positionH relativeFrom="column">
               <wp:posOffset>4957445</wp:posOffset>
@@ -9796,11 +9857,11 @@
             <wp:effectExtent l="0" t="0" r="0" b="0"/>
             <wp:wrapTight wrapText="bothSides">
               <wp:wrapPolygon edited="0">
-                <wp:start x="-952" y="0"/>
-                <wp:lineTo x="-952" y="19704"/>
-                <wp:lineTo x="20571" y="19704"/>
-                <wp:lineTo x="20571" y="0"/>
-                <wp:lineTo x="-952" y="0"/>
+                <wp:start x="-1893" y="0"/>
+                <wp:lineTo x="-1893" y="18773"/>
+                <wp:lineTo x="20484" y="18773"/>
+                <wp:lineTo x="20484" y="0"/>
+                <wp:lineTo x="-1893" y="0"/>
               </wp:wrapPolygon>
             </wp:wrapTight>
             <wp:docPr id="60" name="Image 70" descr=""/>
@@ -9873,7 +9934,7 @@
         <w:pStyle w:val="Normal"/>
         <w:numPr>
           <w:ilvl w:val="0"/>
-          <w:numId w:val="4"/>
+          <w:numId w:val="3"/>
         </w:numPr>
         <w:spacing w:before="0" w:after="0"/>
         <w:contextualSpacing/>
@@ -9881,7 +9942,7 @@
       </w:pPr>
       <w:r>
         <w:drawing>
-          <wp:anchor behindDoc="0" distT="0" distB="0" distL="114300" distR="114300" simplePos="0" locked="0" layoutInCell="1" allowOverlap="1" relativeHeight="42">
+          <wp:anchor behindDoc="0" distT="0" distB="0" distL="114300" distR="114300" simplePos="0" locked="0" layoutInCell="1" allowOverlap="1" relativeHeight="74">
             <wp:simplePos x="0" y="0"/>
             <wp:positionH relativeFrom="column">
               <wp:posOffset>-2540</wp:posOffset>
@@ -9970,7 +10031,7 @@
     <w:p>
       <w:pPr>
         <w:pStyle w:val="Exercice"/>
-        <w:shd w:fill="FFEBF5" w:val="clear"/>
+        <w:shd w:val="clear" w:fill="FFEBF5"/>
         <w:rPr>
           <w:b/>
           <w:b/>
@@ -10022,7 +10083,7 @@
         <w:pStyle w:val="Normal"/>
         <w:numPr>
           <w:ilvl w:val="0"/>
-          <w:numId w:val="4"/>
+          <w:numId w:val="3"/>
         </w:numPr>
         <w:spacing w:before="0" w:after="0"/>
         <w:contextualSpacing/>
@@ -10030,7 +10091,7 @@
       </w:pPr>
       <w:r>
         <w:drawing>
-          <wp:anchor behindDoc="0" distT="0" distB="0" distL="114300" distR="122555" simplePos="0" locked="0" layoutInCell="1" allowOverlap="1" relativeHeight="74">
+          <wp:anchor behindDoc="0" distT="0" distB="0" distL="114300" distR="122555" simplePos="0" locked="0" layoutInCell="1" allowOverlap="1" relativeHeight="99">
             <wp:simplePos x="0" y="0"/>
             <wp:positionH relativeFrom="column">
               <wp:posOffset>-54610</wp:posOffset>
@@ -10192,7 +10253,7 @@
     <w:p>
       <w:pPr>
         <w:pStyle w:val="Exercice"/>
-        <w:shd w:fill="FFEBF5" w:val="clear"/>
+        <w:shd w:val="clear" w:fill="FFEBF5"/>
         <w:rPr>
           <w:b/>
           <w:b/>
@@ -10244,7 +10305,7 @@
         <w:pStyle w:val="Normal"/>
         <w:numPr>
           <w:ilvl w:val="0"/>
-          <w:numId w:val="4"/>
+          <w:numId w:val="3"/>
         </w:numPr>
         <w:spacing w:before="0" w:after="0"/>
         <w:contextualSpacing/>
@@ -10252,7 +10313,7 @@
       </w:pPr>
       <w:r>
         <w:drawing>
-          <wp:anchor behindDoc="0" distT="0" distB="0" distL="114300" distR="114300" simplePos="0" locked="0" layoutInCell="1" allowOverlap="1" relativeHeight="81">
+          <wp:anchor behindDoc="0" distT="0" distB="0" distL="114300" distR="114300" simplePos="0" locked="0" layoutInCell="1" allowOverlap="1" relativeHeight="101">
             <wp:simplePos x="0" y="0"/>
             <wp:positionH relativeFrom="column">
               <wp:posOffset>-19685</wp:posOffset>
@@ -10416,7 +10477,7 @@
     <w:p>
       <w:pPr>
         <w:pStyle w:val="Exercice"/>
-        <w:shd w:fill="FFEBF5" w:val="clear"/>
+        <w:shd w:val="clear" w:fill="FFEBF5"/>
         <w:rPr>
           <w:b/>
           <w:b/>
@@ -10472,7 +10533,7 @@
         <w:pStyle w:val="Normal"/>
         <w:numPr>
           <w:ilvl w:val="0"/>
-          <w:numId w:val="4"/>
+          <w:numId w:val="3"/>
         </w:numPr>
         <w:spacing w:before="0" w:after="0"/>
         <w:ind w:left="714" w:right="0" w:hanging="357"/>
@@ -10481,7 +10542,7 @@
       </w:pPr>
       <w:r>
         <w:drawing>
-          <wp:anchor behindDoc="0" distT="0" distB="0" distL="114300" distR="114300" simplePos="0" locked="0" layoutInCell="1" allowOverlap="1" relativeHeight="82">
+          <wp:anchor behindDoc="0" distT="0" distB="0" distL="114300" distR="114300" simplePos="0" locked="0" layoutInCell="1" allowOverlap="1" relativeHeight="102">
             <wp:simplePos x="0" y="0"/>
             <wp:positionH relativeFrom="column">
               <wp:posOffset>23495</wp:posOffset>
@@ -10574,7 +10635,7 @@
     <w:p>
       <w:pPr>
         <w:pStyle w:val="Exercice"/>
-        <w:shd w:fill="FFEBF5" w:val="clear"/>
+        <w:shd w:val="clear" w:fill="FFEBF5"/>
         <w:rPr>
           <w:b/>
           <w:b/>
@@ -10657,7 +10718,7 @@
         <w:pStyle w:val="Normal"/>
         <w:numPr>
           <w:ilvl w:val="0"/>
-          <w:numId w:val="4"/>
+          <w:numId w:val="3"/>
         </w:numPr>
         <w:spacing w:before="0" w:after="0"/>
         <w:contextualSpacing/>
@@ -10679,7 +10740,7 @@
         <w:pStyle w:val="Normal"/>
         <w:numPr>
           <w:ilvl w:val="0"/>
-          <w:numId w:val="4"/>
+          <w:numId w:val="3"/>
         </w:numPr>
         <w:spacing w:before="5252" w:after="0"/>
         <w:contextualSpacing/>
@@ -10689,7 +10750,7 @@
         <mc:AlternateContent>
           <mc:Choice Requires="wpg">
             <w:drawing>
-              <wp:anchor behindDoc="0" distT="38100" distB="27305" distL="114300" distR="142875" simplePos="0" locked="0" layoutInCell="1" allowOverlap="1" relativeHeight="25">
+              <wp:anchor behindDoc="0" distT="38100" distB="27305" distL="114300" distR="142875" simplePos="0" locked="0" layoutInCell="1" allowOverlap="1" relativeHeight="58">
                 <wp:simplePos x="0" y="0"/>
                 <wp:positionH relativeFrom="margin">
                   <wp:posOffset>224155</wp:posOffset>
@@ -10697,7 +10758,7 @@
                 <wp:positionV relativeFrom="paragraph">
                   <wp:posOffset>1537335</wp:posOffset>
                 </wp:positionV>
-                <wp:extent cx="1039495" cy="718185"/>
+                <wp:extent cx="1040765" cy="719455"/>
                 <wp:effectExtent l="0" t="0" r="0" b="0"/>
                 <wp:wrapNone/>
                 <wp:docPr id="67" name="Groupe 55"/>
@@ -10708,15 +10769,15 @@
                       <wpg:grpSpPr>
                         <a:xfrm>
                           <a:off x="0" y="0"/>
-                          <a:ext cx="1038960" cy="717480"/>
+                          <a:ext cx="1040040" cy="718920"/>
                         </a:xfrm>
                       </wpg:grpSpPr>
                       <wps:wsp>
                         <wps:cNvSpPr/>
                         <wps:spPr>
                           <a:xfrm>
-                            <a:off x="0" y="165240"/>
-                            <a:ext cx="1038960" cy="552600"/>
+                            <a:off x="0" y="165600"/>
+                            <a:ext cx="1040040" cy="552960"/>
                           </a:xfrm>
                           <a:prstGeom prst="roundRect">
                             <a:avLst>
@@ -10743,6 +10804,7 @@
                           <w:txbxContent>
                             <w:p>
                               <w:pPr>
+                                <w:overflowPunct w:val="false"/>
                                 <w:spacing w:before="0" w:after="0" w:lineRule="auto" w:line="240"/>
                                 <w:jc w:val="center"/>
                                 <w:rPr/>
@@ -10780,7 +10842,7 @@
                         <wps:spPr>
                           <a:xfrm flipH="1" flipV="1">
                             <a:off x="169560" y="0"/>
-                            <a:ext cx="113760" cy="160560"/>
+                            <a:ext cx="113760" cy="159480"/>
                           </a:xfrm>
                           <a:custGeom>
                             <a:avLst/>
@@ -10825,14 +10887,14 @@
           </mc:Choice>
           <mc:Fallback>
             <w:pict>
-              <v:group id="shape_0" alt="Groupe 55" style="position:absolute;margin-left:17.65pt;margin-top:121pt;width:81.8pt;height:56.55pt" coordorigin="353,2420" coordsize="1636,1131"/>
+              <v:group id="shape_0" alt="Groupe 55" style="position:absolute;margin-left:17.65pt;margin-top:121pt;width:81.9pt;height:56.6pt" coordorigin="353,2420" coordsize="1638,1132"/>
             </w:pict>
           </mc:Fallback>
         </mc:AlternateContent>
         <mc:AlternateContent>
           <mc:Choice Requires="wpg">
             <w:drawing>
-              <wp:anchor behindDoc="0" distT="57150" distB="23495" distL="152400" distR="139700" simplePos="0" locked="0" layoutInCell="1" allowOverlap="1" relativeHeight="37">
+              <wp:anchor behindDoc="0" distT="57150" distB="23495" distL="152400" distR="139700" simplePos="0" locked="0" layoutInCell="1" allowOverlap="1" relativeHeight="69">
                 <wp:simplePos x="0" y="0"/>
                 <wp:positionH relativeFrom="column">
                   <wp:posOffset>2256790</wp:posOffset>
@@ -10840,7 +10902,7 @@
                 <wp:positionV relativeFrom="paragraph">
                   <wp:posOffset>1131570</wp:posOffset>
                 </wp:positionV>
-                <wp:extent cx="2987040" cy="607695"/>
+                <wp:extent cx="2988310" cy="608965"/>
                 <wp:effectExtent l="0" t="0" r="0" b="0"/>
                 <wp:wrapNone/>
                 <wp:docPr id="68" name="Groupe 1032"/>
@@ -10851,15 +10913,15 @@
                       <wpg:grpSpPr>
                         <a:xfrm>
                           <a:off x="0" y="0"/>
-                          <a:ext cx="2986560" cy="606960"/>
+                          <a:ext cx="2987640" cy="608400"/>
                         </a:xfrm>
                       </wpg:grpSpPr>
                       <wps:wsp>
                         <wps:cNvSpPr/>
                         <wps:spPr>
                           <a:xfrm>
-                            <a:off x="885240" y="97920"/>
-                            <a:ext cx="2101320" cy="509400"/>
+                            <a:off x="886320" y="97920"/>
+                            <a:ext cx="2101320" cy="510480"/>
                           </a:xfrm>
                           <a:prstGeom prst="roundRect">
                             <a:avLst>
@@ -10886,6 +10948,7 @@
                           <w:txbxContent>
                             <w:p>
                               <w:pPr>
+                                <w:overflowPunct w:val="false"/>
                                 <w:spacing w:before="0" w:after="0" w:lineRule="auto" w:line="240"/>
                                 <w:jc w:val="center"/>
                                 <w:rPr/>
@@ -10966,14 +11029,14 @@
           </mc:Choice>
           <mc:Fallback>
             <w:pict>
-              <v:group id="shape_0" alt="Groupe 1032" style="position:absolute;margin-left:177.65pt;margin-top:89.05pt;width:235.2pt;height:47.85pt" coordorigin="3553,1781" coordsize="4704,957"/>
+              <v:group id="shape_0" alt="Groupe 1032" style="position:absolute;margin-left:177.65pt;margin-top:89.05pt;width:235.3pt;height:47.95pt" coordorigin="3553,1781" coordsize="4706,959"/>
             </w:pict>
           </mc:Fallback>
         </mc:AlternateContent>
         <mc:AlternateContent>
           <mc:Choice Requires="wpg">
             <w:drawing>
-              <wp:anchor behindDoc="0" distT="38100" distB="14605" distL="152400" distR="124460" simplePos="0" locked="0" layoutInCell="1" allowOverlap="1" relativeHeight="61">
+              <wp:anchor behindDoc="0" distT="38100" distB="14605" distL="152400" distR="124460" simplePos="0" locked="0" layoutInCell="1" allowOverlap="1" relativeHeight="91">
                 <wp:simplePos x="0" y="0"/>
                 <wp:positionH relativeFrom="column">
                   <wp:posOffset>1070610</wp:posOffset>
@@ -10981,7 +11044,7 @@
                 <wp:positionV relativeFrom="paragraph">
                   <wp:posOffset>1499235</wp:posOffset>
                 </wp:positionV>
-                <wp:extent cx="1802765" cy="617220"/>
+                <wp:extent cx="1804035" cy="618490"/>
                 <wp:effectExtent l="0" t="0" r="0" b="0"/>
                 <wp:wrapNone/>
                 <wp:docPr id="69" name="Groupe 42"/>
@@ -10992,15 +11055,15 @@
                       <wpg:grpSpPr>
                         <a:xfrm>
                           <a:off x="0" y="0"/>
-                          <a:ext cx="1802160" cy="616680"/>
+                          <a:ext cx="1803240" cy="617760"/>
                         </a:xfrm>
                       </wpg:grpSpPr>
                       <wps:wsp>
                         <wps:cNvSpPr/>
                         <wps:spPr>
                           <a:xfrm>
-                            <a:off x="648360" y="63360"/>
-                            <a:ext cx="1153800" cy="552960"/>
+                            <a:off x="649440" y="63360"/>
+                            <a:ext cx="1153800" cy="554400"/>
                           </a:xfrm>
                           <a:prstGeom prst="roundRect">
                             <a:avLst>
@@ -11027,6 +11090,7 @@
                           <w:txbxContent>
                             <w:p>
                               <w:pPr>
+                                <w:overflowPunct w:val="false"/>
                                 <w:spacing w:before="0" w:after="0" w:lineRule="auto" w:line="240"/>
                                 <w:jc w:val="center"/>
                                 <w:rPr/>
@@ -11107,14 +11171,14 @@
           </mc:Choice>
           <mc:Fallback>
             <w:pict>
-              <v:group id="shape_0" alt="Groupe 42" style="position:absolute;margin-left:84.25pt;margin-top:118pt;width:141.95pt;height:48.6pt" coordorigin="1685,2360" coordsize="2839,972"/>
+              <v:group id="shape_0" alt="Groupe 42" style="position:absolute;margin-left:84.25pt;margin-top:118pt;width:142.05pt;height:48.7pt" coordorigin="1685,2360" coordsize="2841,974"/>
             </w:pict>
           </mc:Fallback>
         </mc:AlternateContent>
         <mc:AlternateContent>
           <mc:Choice Requires="wps">
             <w:drawing>
-              <wp:anchor behindDoc="0" distT="0" distB="28575" distL="114300" distR="133350" simplePos="0" locked="0" layoutInCell="1" allowOverlap="1" relativeHeight="63">
+              <wp:anchor behindDoc="0" distT="0" distB="28575" distL="114300" distR="133350" simplePos="0" locked="0" layoutInCell="1" allowOverlap="1" relativeHeight="92">
                 <wp:simplePos x="0" y="0"/>
                 <wp:positionH relativeFrom="column">
                   <wp:posOffset>4672330</wp:posOffset>
@@ -11122,7 +11186,7 @@
                 <wp:positionV relativeFrom="paragraph">
                   <wp:posOffset>786130</wp:posOffset>
                 </wp:positionV>
-                <wp:extent cx="534670" cy="296545"/>
+                <wp:extent cx="535940" cy="297815"/>
                 <wp:effectExtent l="0" t="0" r="0" b="0"/>
                 <wp:wrapNone/>
                 <wp:docPr id="70" name="Rectangle à coins arrondis 5"/>
@@ -11133,7 +11197,7 @@
                       <wps:spPr>
                         <a:xfrm>
                           <a:off x="0" y="0"/>
-                          <a:ext cx="533880" cy="295920"/>
+                          <a:ext cx="535320" cy="297360"/>
                         </a:xfrm>
                         <a:prstGeom prst="roundRect">
                           <a:avLst>
@@ -11168,7 +11232,7 @@
         <mc:AlternateContent>
           <mc:Choice Requires="wps">
             <w:drawing>
-              <wp:anchor behindDoc="0" distT="19050" distB="137160" distL="133350" distR="240030" simplePos="0" locked="0" layoutInCell="1" allowOverlap="1" relativeHeight="83">
+              <wp:anchor behindDoc="0" distT="18415" distB="137160" distL="133350" distR="240030" simplePos="0" locked="0" layoutInCell="1" allowOverlap="1" relativeHeight="103">
                 <wp:simplePos x="0" y="0"/>
                 <wp:positionH relativeFrom="margin">
                   <wp:align>left</wp:align>
@@ -11176,7 +11240,7 @@
                 <wp:positionV relativeFrom="paragraph">
                   <wp:posOffset>619125</wp:posOffset>
                 </wp:positionV>
-                <wp:extent cx="5761990" cy="1102360"/>
+                <wp:extent cx="5763260" cy="1103630"/>
                 <wp:effectExtent l="0" t="0" r="0" b="0"/>
                 <wp:wrapTopAndBottom/>
                 <wp:docPr id="71" name="Image 74"/>
@@ -11195,7 +11259,7 @@
                       <pic:spPr>
                         <a:xfrm>
                           <a:off x="0" y="0"/>
-                          <a:ext cx="5761440" cy="1101600"/>
+                          <a:ext cx="5762520" cy="1103040"/>
                         </a:xfrm>
                         <a:prstGeom prst="rect">
                           <a:avLst/>
@@ -11204,7 +11268,7 @@
                           <a:noFill/>
                         </a:ln>
                         <a:effectLst>
-                          <a:outerShdw dist="75349" dir="2700000">
+                          <a:outerShdw dir="2700000" dist="75349">
                             <a:srgbClr val="000000">
                               <a:alpha val="40000"/>
                             </a:srgbClr>
@@ -11219,7 +11283,7 @@
           </mc:Choice>
           <mc:Fallback>
             <w:pict>
-              <v:shape id="shape_0" ID="Image 74" stroked="f" style="position:absolute;margin-left:10.5pt;margin-top:48.75pt;width:453.6pt;height:86.7pt;mso-position-horizontal:left;mso-position-horizontal-relative:margin" type="shapetype_75">
+              <v:shape id="shape_0" ID="Image 74" stroked="f" style="position:absolute;margin-left:10.5pt;margin-top:48.75pt;width:453.7pt;height:86.8pt;mso-position-horizontal:left;mso-position-horizontal-relative:margin" type="shapetype_75">
                 <v:imagedata r:id="rId39" o:detectmouseclick="t"/>
                 <w10:wrap type="none"/>
                 <v:stroke color="#3465a4" joinstyle="round" endcap="flat"/>
@@ -11355,7 +11419,7 @@
     <w:p>
       <w:pPr>
         <w:pStyle w:val="Exercice"/>
-        <w:shd w:fill="FFEBF5" w:val="clear"/>
+        <w:shd w:val="clear" w:fill="FFEBF5"/>
         <w:rPr>
           <w:b/>
           <w:b/>
@@ -11373,9 +11437,9 @@
         <w:pStyle w:val="Exercice"/>
         <w:numPr>
           <w:ilvl w:val="0"/>
-          <w:numId w:val="17"/>
+          <w:numId w:val="16"/>
         </w:numPr>
-        <w:shd w:fill="FFEBF5" w:val="clear"/>
+        <w:shd w:val="clear" w:fill="FFEBF5"/>
         <w:rPr/>
       </w:pPr>
       <w:r>
@@ -11388,9 +11452,9 @@
         <w:pStyle w:val="Exercice"/>
         <w:numPr>
           <w:ilvl w:val="0"/>
-          <w:numId w:val="17"/>
+          <w:numId w:val="16"/>
         </w:numPr>
-        <w:shd w:fill="FFEBF5" w:val="clear"/>
+        <w:shd w:val="clear" w:fill="FFEBF5"/>
         <w:rPr/>
       </w:pPr>
       <w:r>
@@ -11403,9 +11467,9 @@
         <w:pStyle w:val="Exercice"/>
         <w:numPr>
           <w:ilvl w:val="0"/>
-          <w:numId w:val="17"/>
+          <w:numId w:val="16"/>
         </w:numPr>
-        <w:shd w:fill="FFEBF5" w:val="clear"/>
+        <w:shd w:val="clear" w:fill="FFEBF5"/>
         <w:rPr/>
       </w:pPr>
       <w:r>
@@ -11451,7 +11515,7 @@
         <w:pStyle w:val="ListParagraph"/>
         <w:numPr>
           <w:ilvl w:val="0"/>
-          <w:numId w:val="8"/>
+          <w:numId w:val="7"/>
         </w:numPr>
         <w:rPr/>
       </w:pPr>
@@ -11495,7 +11559,7 @@
         <w:pStyle w:val="ListParagraph"/>
         <w:numPr>
           <w:ilvl w:val="0"/>
-          <w:numId w:val="8"/>
+          <w:numId w:val="7"/>
         </w:numPr>
         <w:rPr/>
       </w:pPr>
@@ -11556,7 +11620,7 @@
         <w:pStyle w:val="ListParagraph"/>
         <w:numPr>
           <w:ilvl w:val="0"/>
-          <w:numId w:val="8"/>
+          <w:numId w:val="7"/>
         </w:numPr>
         <w:rPr/>
       </w:pPr>
@@ -11572,6 +11636,7 @@
           <w:rFonts w:ascii="Courier New" w:hAnsi="Courier New" w:cs="Courier New"/>
         </w:rPr>
       </w:pPr>
+      <w:bookmarkStart w:id="45" w:name="__DdeLink__1123_594838204"/>
       <w:r>
         <w:rPr>
           <w:rFonts w:cs="Courier New" w:ascii="Courier New" w:hAnsi="Courier New"/>
@@ -11634,7 +11699,7 @@
         <w:pStyle w:val="ListParagraph"/>
         <w:numPr>
           <w:ilvl w:val="0"/>
-          <w:numId w:val="8"/>
+          <w:numId w:val="7"/>
         </w:numPr>
         <w:rPr/>
       </w:pPr>
@@ -11650,12 +11715,14 @@
           <w:rFonts w:ascii="Courier New" w:hAnsi="Courier New" w:cs="Courier New"/>
         </w:rPr>
       </w:pPr>
+      <w:bookmarkStart w:id="46" w:name="__DdeLink__1123_594838204"/>
       <w:r>
         <w:rPr>
           <w:rFonts w:cs="Courier New" w:ascii="Courier New" w:hAnsi="Courier New"/>
         </w:rPr>
         <w:t>\printbibliography</w:t>
       </w:r>
+      <w:bookmarkEnd w:id="46"/>
     </w:p>
     <w:p>
       <w:pPr>
@@ -11710,18 +11777,18 @@
         <w:pStyle w:val="Titre2"/>
         <w:rPr/>
       </w:pPr>
-      <w:bookmarkStart w:id="45" w:name="_Toc531875516"/>
-      <w:bookmarkStart w:id="46" w:name="_Toc464553398"/>
-      <w:bookmarkStart w:id="47" w:name="_Toc432425597"/>
-      <w:bookmarkStart w:id="48" w:name="_Toc39736879"/>
+      <w:bookmarkStart w:id="47" w:name="_Toc531875516"/>
+      <w:bookmarkStart w:id="48" w:name="_Toc464553398"/>
+      <w:bookmarkStart w:id="49" w:name="_Toc432425597"/>
+      <w:bookmarkStart w:id="50" w:name="_Toc39736879"/>
       <w:r>
         <w:rPr/>
         <w:t>Synchroniser sa bibliothèque Zotero sur plusieurs ordinateurs</w:t>
       </w:r>
-      <w:bookmarkEnd w:id="45"/>
-      <w:bookmarkEnd w:id="46"/>
       <w:bookmarkEnd w:id="47"/>
       <w:bookmarkEnd w:id="48"/>
+      <w:bookmarkEnd w:id="49"/>
+      <w:bookmarkEnd w:id="50"/>
     </w:p>
     <w:p>
       <w:pPr>
@@ -11742,7 +11809,7 @@
         <mc:AlternateContent>
           <mc:Choice Requires="wps">
             <w:drawing>
-              <wp:anchor behindDoc="0" distT="19050" distB="115570" distL="133350" distR="200660" simplePos="0" locked="0" layoutInCell="1" allowOverlap="1" relativeHeight="45">
+              <wp:anchor behindDoc="0" distT="18415" distB="115570" distL="133350" distR="200660" simplePos="0" locked="0" layoutInCell="1" allowOverlap="1" relativeHeight="77">
                 <wp:simplePos x="0" y="0"/>
                 <wp:positionH relativeFrom="margin">
                   <wp:align>center</wp:align>
@@ -11750,7 +11817,7 @@
                 <wp:positionV relativeFrom="paragraph">
                   <wp:posOffset>307975</wp:posOffset>
                 </wp:positionV>
-                <wp:extent cx="4237990" cy="1676400"/>
+                <wp:extent cx="4239260" cy="1677670"/>
                 <wp:effectExtent l="0" t="0" r="0" b="0"/>
                 <wp:wrapTopAndBottom/>
                 <wp:docPr id="72" name="Image 75"/>
@@ -11768,7 +11835,7 @@
                       <pic:spPr>
                         <a:xfrm>
                           <a:off x="0" y="0"/>
-                          <a:ext cx="4237200" cy="1675800"/>
+                          <a:ext cx="4238640" cy="1676880"/>
                         </a:xfrm>
                         <a:prstGeom prst="rect">
                           <a:avLst/>
@@ -11777,7 +11844,7 @@
                           <a:noFill/>
                         </a:ln>
                         <a:effectLst>
-                          <a:outerShdw dist="62621" dir="2700000">
+                          <a:outerShdw dir="2700000" dist="62621">
                             <a:srgbClr val="000000">
                               <a:alpha val="40000"/>
                             </a:srgbClr>
@@ -11792,7 +11859,7 @@
           </mc:Choice>
           <mc:Fallback>
             <w:pict>
-              <v:shape id="shape_0" ID="Image 75" stroked="f" style="position:absolute;margin-left:59.95pt;margin-top:24.25pt;width:333.6pt;height:131.9pt;mso-position-horizontal:center;mso-position-horizontal-relative:margin" type="shapetype_75">
+              <v:shape id="shape_0" ID="Image 75" stroked="f" style="position:absolute;margin-left:59.9pt;margin-top:24.25pt;width:333.7pt;height:132pt;mso-position-horizontal:center;mso-position-horizontal-relative:margin" type="shapetype_75">
                 <v:imagedata r:id="rId41" o:detectmouseclick="t"/>
                 <w10:wrap type="none"/>
                 <v:stroke color="#3465a4" joinstyle="round" endcap="flat"/>
@@ -11803,7 +11870,7 @@
         <mc:AlternateContent>
           <mc:Choice Requires="wps">
             <w:drawing>
-              <wp:anchor behindDoc="0" distT="0" distB="26670" distL="114300" distR="133350" simplePos="0" locked="0" layoutInCell="1" allowOverlap="1" relativeHeight="46">
+              <wp:anchor behindDoc="0" distT="0" distB="26670" distL="114300" distR="133350" simplePos="0" locked="0" layoutInCell="1" allowOverlap="1" relativeHeight="78">
                 <wp:simplePos x="0" y="0"/>
                 <wp:positionH relativeFrom="column">
                   <wp:posOffset>821055</wp:posOffset>
@@ -11811,7 +11878,7 @@
                 <wp:positionV relativeFrom="paragraph">
                   <wp:posOffset>1114425</wp:posOffset>
                 </wp:positionV>
-                <wp:extent cx="2211070" cy="869950"/>
+                <wp:extent cx="2212340" cy="871220"/>
                 <wp:effectExtent l="0" t="0" r="0" b="0"/>
                 <wp:wrapNone/>
                 <wp:docPr id="73" name="Rectangle à coins arrondis 5"/>
@@ -11822,7 +11889,7 @@
                       <wps:spPr>
                         <a:xfrm>
                           <a:off x="0" y="0"/>
-                          <a:ext cx="2210400" cy="869400"/>
+                          <a:ext cx="2211840" cy="870480"/>
                         </a:xfrm>
                         <a:prstGeom prst="roundRect">
                           <a:avLst>
@@ -11961,18 +12028,18 @@
         <w:pStyle w:val="Titre2"/>
         <w:rPr/>
       </w:pPr>
-      <w:bookmarkStart w:id="49" w:name="_Toc39736880"/>
-      <w:bookmarkStart w:id="50" w:name="_Toc531875517"/>
-      <w:bookmarkStart w:id="51" w:name="_Toc464553399"/>
-      <w:bookmarkStart w:id="52" w:name="_Toc432425598"/>
+      <w:bookmarkStart w:id="51" w:name="_Toc39736880"/>
+      <w:bookmarkStart w:id="52" w:name="_Toc531875517"/>
+      <w:bookmarkStart w:id="53" w:name="_Toc464553399"/>
+      <w:bookmarkStart w:id="54" w:name="_Toc432425598"/>
       <w:r>
         <w:rPr/>
         <w:t>Collaborer avec Zotero</w:t>
       </w:r>
-      <w:bookmarkEnd w:id="49"/>
-      <w:bookmarkEnd w:id="50"/>
       <w:bookmarkEnd w:id="51"/>
       <w:bookmarkEnd w:id="52"/>
+      <w:bookmarkEnd w:id="53"/>
+      <w:bookmarkEnd w:id="54"/>
     </w:p>
     <w:p>
       <w:pPr>
@@ -11981,7 +12048,7 @@
       </w:pPr>
       <w:r>
         <w:drawing>
-          <wp:anchor behindDoc="0" distT="0" distB="0" distL="114300" distR="123190" simplePos="0" locked="0" layoutInCell="1" allowOverlap="1" relativeHeight="23">
+          <wp:anchor behindDoc="0" distT="0" distB="0" distL="114300" distR="123190" simplePos="0" locked="0" layoutInCell="1" allowOverlap="1" relativeHeight="57">
             <wp:simplePos x="0" y="0"/>
             <wp:positionH relativeFrom="rightMargin">
               <wp:posOffset>62230</wp:posOffset>
@@ -12026,7 +12093,7 @@
           </wp:anchor>
         </w:drawing>
         <w:drawing>
-          <wp:anchor behindDoc="0" distT="0" distB="0" distL="114300" distR="123190" simplePos="0" locked="0" layoutInCell="1" allowOverlap="1" relativeHeight="49">
+          <wp:anchor behindDoc="0" distT="0" distB="0" distL="114300" distR="123190" simplePos="0" locked="0" layoutInCell="1" allowOverlap="1" relativeHeight="79">
             <wp:simplePos x="0" y="0"/>
             <wp:positionH relativeFrom="column">
               <wp:posOffset>5815330</wp:posOffset>
@@ -12038,11 +12105,11 @@
             <wp:effectExtent l="0" t="0" r="0" b="0"/>
             <wp:wrapTight wrapText="bothSides">
               <wp:wrapPolygon edited="0">
-                <wp:start x="-604" y="0"/>
-                <wp:lineTo x="-604" y="19392"/>
-                <wp:lineTo x="20886" y="19392"/>
-                <wp:lineTo x="20886" y="0"/>
-                <wp:lineTo x="-604" y="0"/>
+                <wp:start x="-1162" y="0"/>
+                <wp:lineTo x="-1162" y="18844"/>
+                <wp:lineTo x="20834" y="18844"/>
+                <wp:lineTo x="20834" y="0"/>
+                <wp:lineTo x="-1162" y="0"/>
               </wp:wrapPolygon>
             </wp:wrapTight>
             <wp:docPr id="75" name="Image 2079" descr=""/>
@@ -12169,24 +12236,24 @@
         <w:pStyle w:val="Titre2"/>
         <w:rPr/>
       </w:pPr>
-      <w:bookmarkStart w:id="53" w:name="_Toc39736881"/>
+      <w:bookmarkStart w:id="55" w:name="_Toc39736881"/>
       <w:r>
         <w:rPr/>
         <w:t>Sauvegarder et transférer sa bibliothèque Zotero</w:t>
       </w:r>
-      <w:bookmarkEnd w:id="53"/>
+      <w:bookmarkEnd w:id="55"/>
     </w:p>
     <w:p>
       <w:pPr>
         <w:pStyle w:val="Titre3"/>
         <w:rPr/>
       </w:pPr>
-      <w:bookmarkStart w:id="54" w:name="_Toc36632963"/>
+      <w:bookmarkStart w:id="56" w:name="_Toc36632963"/>
       <w:r>
         <w:rPr/>
         <w:t>Sauvegarder une bibliothèque Zotero</w:t>
       </w:r>
-      <w:bookmarkEnd w:id="54"/>
+      <w:bookmarkEnd w:id="56"/>
       <w:r>
         <w:rPr/>
         <w:t xml:space="preserve"> </w:t>
@@ -12201,7 +12268,7 @@
         <mc:AlternateContent>
           <mc:Choice Requires="wps">
             <w:drawing>
-              <wp:anchor behindDoc="0" distT="38100" distB="98425" distL="152400" distR="201295" simplePos="0" locked="0" layoutInCell="1" allowOverlap="1" relativeHeight="38">
+              <wp:anchor behindDoc="0" distT="38100" distB="98425" distL="152400" distR="201295" simplePos="0" locked="0" layoutInCell="1" allowOverlap="1" relativeHeight="70">
                 <wp:simplePos x="0" y="0"/>
                 <wp:positionH relativeFrom="column">
                   <wp:posOffset>3717290</wp:posOffset>
@@ -12209,7 +12276,7 @@
                 <wp:positionV relativeFrom="paragraph">
                   <wp:posOffset>273050</wp:posOffset>
                 </wp:positionV>
-                <wp:extent cx="2105025" cy="1426845"/>
+                <wp:extent cx="2106295" cy="1428115"/>
                 <wp:effectExtent l="0" t="0" r="0" b="0"/>
                 <wp:wrapSquare wrapText="bothSides"/>
                 <wp:docPr id="76" name="Image 66"/>
@@ -12227,7 +12294,7 @@
                       <pic:spPr>
                         <a:xfrm>
                           <a:off x="0" y="0"/>
-                          <a:ext cx="2104560" cy="1426320"/>
+                          <a:ext cx="2105640" cy="1427400"/>
                         </a:xfrm>
                         <a:prstGeom prst="rect">
                           <a:avLst/>
@@ -12236,7 +12303,7 @@
                           <a:noFill/>
                         </a:ln>
                         <a:effectLst>
-                          <a:outerShdw dist="37674" dir="2700000">
+                          <a:outerShdw dir="2700000" dist="37674">
                             <a:srgbClr val="000000">
                               <a:alpha val="40000"/>
                             </a:srgbClr>
@@ -12251,7 +12318,7 @@
           </mc:Choice>
           <mc:Fallback>
             <w:pict>
-              <v:shape id="shape_0" ID="Image 66" stroked="f" style="position:absolute;margin-left:292.7pt;margin-top:21.5pt;width:165.65pt;height:112.25pt" type="shapetype_75">
+              <v:shape id="shape_0" ID="Image 66" stroked="f" style="position:absolute;margin-left:292.7pt;margin-top:21.5pt;width:165.75pt;height:112.35pt" type="shapetype_75">
                 <v:imagedata r:id="rId45" o:detectmouseclick="t"/>
                 <w10:wrap type="none"/>
                 <v:stroke color="#3465a4" joinstyle="round" endcap="flat"/>
@@ -12270,7 +12337,7 @@
         <w:pStyle w:val="ListParagraph"/>
         <w:numPr>
           <w:ilvl w:val="0"/>
-          <w:numId w:val="20"/>
+          <w:numId w:val="19"/>
         </w:numPr>
         <w:ind w:left="720" w:right="0" w:hanging="578"/>
         <w:jc w:val="both"/>
@@ -12286,7 +12353,7 @@
         <w:pStyle w:val="ListParagraph"/>
         <w:numPr>
           <w:ilvl w:val="1"/>
-          <w:numId w:val="20"/>
+          <w:numId w:val="19"/>
         </w:numPr>
         <w:jc w:val="both"/>
         <w:rPr/>
@@ -12307,7 +12374,7 @@
         <w:pStyle w:val="ListParagraph"/>
         <w:numPr>
           <w:ilvl w:val="1"/>
-          <w:numId w:val="20"/>
+          <w:numId w:val="19"/>
         </w:numPr>
         <w:jc w:val="both"/>
         <w:rPr/>
@@ -12328,7 +12395,7 @@
         <w:pStyle w:val="ListParagraph"/>
         <w:numPr>
           <w:ilvl w:val="0"/>
-          <w:numId w:val="20"/>
+          <w:numId w:val="19"/>
         </w:numPr>
         <w:ind w:left="720" w:right="0" w:hanging="578"/>
         <w:jc w:val="both"/>
@@ -12344,7 +12411,7 @@
         <w:pStyle w:val="ListParagraph"/>
         <w:numPr>
           <w:ilvl w:val="1"/>
-          <w:numId w:val="20"/>
+          <w:numId w:val="19"/>
         </w:numPr>
         <w:ind w:left="1440" w:right="0" w:hanging="578"/>
         <w:jc w:val="both"/>
@@ -12390,7 +12457,7 @@
         <w:pStyle w:val="ListParagraph"/>
         <w:numPr>
           <w:ilvl w:val="1"/>
-          <w:numId w:val="20"/>
+          <w:numId w:val="19"/>
         </w:numPr>
         <w:ind w:left="1440" w:right="0" w:hanging="578"/>
         <w:jc w:val="both"/>
@@ -12416,7 +12483,7 @@
         <w:pStyle w:val="ListParagraph"/>
         <w:numPr>
           <w:ilvl w:val="0"/>
-          <w:numId w:val="20"/>
+          <w:numId w:val="19"/>
         </w:numPr>
         <w:ind w:left="720" w:right="0" w:hanging="578"/>
         <w:rPr/>
@@ -12502,6 +12569,131 @@
       <w:r>
         <w:rPr/>
         <w:t>Dans EndNote :</w:t>
+      </w:r>
+    </w:p>
+    <w:p>
+      <w:pPr>
+        <w:pStyle w:val="ListParagraph"/>
+        <w:numPr>
+          <w:ilvl w:val="0"/>
+          <w:numId w:val="17"/>
+        </w:numPr>
+        <w:jc w:val="both"/>
+        <w:rPr/>
+      </w:pPr>
+      <w:r>
+        <w:rPr/>
+        <w:t xml:space="preserve">Aller dans le menu </w:t>
+      </w:r>
+      <w:r>
+        <w:rPr>
+          <w:i/>
+        </w:rPr>
+        <w:t>File</w:t>
+      </w:r>
+      <w:r>
+        <w:rPr/>
+        <w:t xml:space="preserve"> → </w:t>
+      </w:r>
+      <w:r>
+        <w:rPr>
+          <w:i/>
+        </w:rPr>
+        <w:t>Import</w:t>
+      </w:r>
+      <w:r>
+        <w:rPr/>
+        <w:t xml:space="preserve"> → </w:t>
+      </w:r>
+      <w:r>
+        <w:rPr>
+          <w:i/>
+        </w:rPr>
+        <w:t>File…</w:t>
+      </w:r>
+    </w:p>
+    <w:p>
+      <w:pPr>
+        <w:pStyle w:val="ListParagraph"/>
+        <w:numPr>
+          <w:ilvl w:val="0"/>
+          <w:numId w:val="17"/>
+        </w:numPr>
+        <w:jc w:val="both"/>
+        <w:rPr/>
+      </w:pPr>
+      <w:r>
+        <w:rPr/>
+        <w:t>Choisir l’option d’import “</w:t>
+      </w:r>
+      <w:r>
+        <w:rPr>
+          <w:i/>
+        </w:rPr>
+        <w:t>Reference Manager (RIS)</w:t>
+      </w:r>
+      <w:r>
+        <w:rPr/>
+        <w:t>” et importer le fichier.</w:t>
+      </w:r>
+    </w:p>
+    <w:p>
+      <w:pPr>
+        <w:pStyle w:val="ListParagraph"/>
+        <w:numPr>
+          <w:ilvl w:val="0"/>
+          <w:numId w:val="17"/>
+        </w:numPr>
+        <w:jc w:val="both"/>
+        <w:rPr/>
+      </w:pPr>
+      <w:r>
+        <w:rPr/>
+        <w:t xml:space="preserve">Les références apparaissent dans le fichier </w:t>
+      </w:r>
+      <w:r>
+        <w:rPr>
+          <w:i/>
+        </w:rPr>
+        <w:t>Imported References</w:t>
+      </w:r>
+      <w:r>
+        <w:rPr/>
+        <w:t xml:space="preserve"> et EndNote cherchera automatiquement le texte intégral des références.</w:t>
+      </w:r>
+    </w:p>
+    <w:p>
+      <w:pPr>
+        <w:pStyle w:val="Normal"/>
+        <w:rPr/>
+      </w:pPr>
+      <w:r>
+        <w:rPr/>
+      </w:r>
+    </w:p>
+    <w:p>
+      <w:pPr>
+        <w:pStyle w:val="Titre3"/>
+        <w:rPr/>
+      </w:pPr>
+      <w:r>
+        <w:rPr/>
+        <w:t>Passer d’EndNote à Zotero</w:t>
+      </w:r>
+    </w:p>
+    <w:p>
+      <w:pPr>
+        <w:pStyle w:val="Normal"/>
+        <w:rPr>
+          <w:b/>
+          <w:b/>
+        </w:rPr>
+      </w:pPr>
+      <w:r>
+        <w:rPr>
+          <w:b/>
+        </w:rPr>
+        <w:t>Dans votre bibliothèque EndNote :</w:t>
       </w:r>
     </w:p>
     <w:p>
@@ -12516,33 +12708,7 @@
       </w:pPr>
       <w:r>
         <w:rPr/>
-        <w:t xml:space="preserve">Aller dans le menu </w:t>
-      </w:r>
-      <w:r>
-        <w:rPr>
-          <w:i/>
-        </w:rPr>
-        <w:t>File</w:t>
-      </w:r>
-      <w:r>
-        <w:rPr/>
-        <w:t xml:space="preserve"> → </w:t>
-      </w:r>
-      <w:r>
-        <w:rPr>
-          <w:i/>
-        </w:rPr>
-        <w:t>Import</w:t>
-      </w:r>
-      <w:r>
-        <w:rPr/>
-        <w:t xml:space="preserve"> → </w:t>
-      </w:r>
-      <w:r>
-        <w:rPr>
-          <w:i/>
-        </w:rPr>
-        <w:t>File…</w:t>
+        <w:t>Sélectionnez toutes les références à exporter dans votre bibliothèque EndNote</w:t>
       </w:r>
     </w:p>
     <w:p>
@@ -12556,109 +12722,10 @@
         <w:rPr/>
       </w:pPr>
       <w:r>
-        <w:rPr/>
-        <w:t>Choisir l’option d’import “</w:t>
-      </w:r>
-      <w:r>
-        <w:rPr>
-          <w:i/>
-        </w:rPr>
-        <w:t>Reference Manager (RIS)</w:t>
-      </w:r>
-      <w:r>
-        <w:rPr/>
-        <w:t>” et importer le fichier.</w:t>
-      </w:r>
-    </w:p>
-    <w:p>
-      <w:pPr>
-        <w:pStyle w:val="ListParagraph"/>
-        <w:numPr>
-          <w:ilvl w:val="0"/>
-          <w:numId w:val="18"/>
-        </w:numPr>
-        <w:jc w:val="both"/>
-        <w:rPr/>
-      </w:pPr>
-      <w:r>
-        <w:rPr/>
-        <w:t xml:space="preserve">Les références apparaissent dans le fichier </w:t>
-      </w:r>
-      <w:r>
-        <w:rPr>
-          <w:i/>
-        </w:rPr>
-        <w:t>Imported References</w:t>
-      </w:r>
-      <w:r>
-        <w:rPr/>
-        <w:t xml:space="preserve"> et EndNote cherchera automatiquement le texte intégral des références.</w:t>
-      </w:r>
-    </w:p>
-    <w:p>
-      <w:pPr>
-        <w:pStyle w:val="Normal"/>
-        <w:rPr/>
-      </w:pPr>
-      <w:r>
-        <w:rPr/>
-      </w:r>
-    </w:p>
-    <w:p>
-      <w:pPr>
-        <w:pStyle w:val="Titre3"/>
-        <w:rPr/>
-      </w:pPr>
-      <w:r>
-        <w:rPr/>
-        <w:t>Passer d’EndNote à Zotero</w:t>
-      </w:r>
-    </w:p>
-    <w:p>
-      <w:pPr>
-        <w:pStyle w:val="Normal"/>
-        <w:rPr>
-          <w:b/>
-          <w:b/>
-        </w:rPr>
-      </w:pPr>
-      <w:r>
-        <w:rPr>
-          <w:b/>
-        </w:rPr>
-        <w:t>Dans votre bibliothèque EndNote :</w:t>
-      </w:r>
-    </w:p>
-    <w:p>
-      <w:pPr>
-        <w:pStyle w:val="ListParagraph"/>
-        <w:numPr>
-          <w:ilvl w:val="0"/>
-          <w:numId w:val="19"/>
-        </w:numPr>
-        <w:jc w:val="both"/>
-        <w:rPr/>
-      </w:pPr>
-      <w:r>
-        <w:rPr/>
-        <w:t>Sélectionnez toutes les références à exporter dans votre bibliothèque EndNote</w:t>
-      </w:r>
-    </w:p>
-    <w:p>
-      <w:pPr>
-        <w:pStyle w:val="ListParagraph"/>
-        <w:numPr>
-          <w:ilvl w:val="0"/>
-          <w:numId w:val="19"/>
-        </w:numPr>
-        <w:jc w:val="both"/>
-        <w:rPr/>
-      </w:pPr>
-      <w:r>
         <mc:AlternateContent>
           <mc:Choice Requires="wpg">
             <w:drawing>
-              <wp:anchor behindDoc="0" distT="57150" distB="110490" distL="133350" distR="224790" simplePos="0" locked="0" layoutInCell="1" allowOverlap="1" relativeHeight="50">
+              <wp:anchor behindDoc="0" distT="57150" distB="109855" distL="133350" distR="224790" simplePos="0" locked="0" layoutInCell="1" allowOverlap="1" relativeHeight="80">
                 <wp:simplePos x="0" y="0"/>
                 <wp:positionH relativeFrom="margin">
                   <wp:align>left</wp:align>
@@ -12666,7 +12733,7 @@
                 <wp:positionV relativeFrom="paragraph">
                   <wp:posOffset>327025</wp:posOffset>
                 </wp:positionV>
-                <wp:extent cx="4175760" cy="2348230"/>
+                <wp:extent cx="4177030" cy="2349500"/>
                 <wp:effectExtent l="0" t="0" r="0" b="0"/>
                 <wp:wrapTopAndBottom/>
                 <wp:docPr id="77" name="Groupe 58"/>
@@ -12677,7 +12744,7 @@
                       <wpg:grpSpPr>
                         <a:xfrm>
                           <a:off x="0" y="0"/>
-                          <a:ext cx="4175280" cy="2347560"/>
+                          <a:ext cx="4176360" cy="2349000"/>
                         </a:xfrm>
                       </wpg:grpSpPr>
                       <pic:pic xmlns:pic="http://schemas.openxmlformats.org/drawingml/2006/picture">
@@ -12693,7 +12760,7 @@
                         <pic:spPr>
                           <a:xfrm>
                             <a:off x="0" y="0"/>
-                            <a:ext cx="4175280" cy="1058400"/>
+                            <a:ext cx="4176360" cy="1058400"/>
                           </a:xfrm>
                           <a:prstGeom prst="rect">
                             <a:avLst/>
@@ -12702,7 +12769,7 @@
                             <a:noFill/>
                           </a:ln>
                           <a:effectLst>
-                            <a:outerShdw dist="38160" dir="0">
+                            <a:outerShdw dir="0" dist="38160">
                               <a:srgbClr val="000000">
                                 <a:alpha val="40000"/>
                               </a:srgbClr>
@@ -12722,8 +12789,8 @@
                         </pic:blipFill>
                         <pic:spPr>
                           <a:xfrm>
-                            <a:off x="0" y="1052280"/>
-                            <a:ext cx="4173120" cy="1295280"/>
+                            <a:off x="0" y="1053360"/>
+                            <a:ext cx="4174560" cy="1295280"/>
                           </a:xfrm>
                           <a:prstGeom prst="rect">
                             <a:avLst/>
@@ -12732,7 +12799,7 @@
                             <a:noFill/>
                           </a:ln>
                           <a:effectLst>
-                            <a:outerShdw dist="62621" dir="2700000">
+                            <a:outerShdw dir="2700000" dist="62621">
                               <a:srgbClr val="000000">
                                 <a:alpha val="40000"/>
                               </a:srgbClr>
@@ -12748,13 +12815,13 @@
           </mc:Choice>
           <mc:Fallback>
             <w:pict>
-              <v:group id="shape_0" alt="Groupe 58" style="position:absolute;margin-left:10.5pt;margin-top:25.75pt;width:328.75pt;height:184.85pt" coordorigin="210,515" coordsize="6575,3697">
-                <v:shape id="shape_0" ID="Image 64" stroked="f" style="position:absolute;left:210;top:515;width:6574;height:1666;mso-position-horizontal:left;mso-position-horizontal-relative:margin" type="shapetype_75">
+              <v:group id="shape_0" alt="Groupe 58" style="position:absolute;margin-left:10.5pt;margin-top:25.75pt;width:328.85pt;height:184.9pt" coordorigin="210,515" coordsize="6577,3698">
+                <v:shape id="shape_0" ID="Image 64" stroked="f" style="position:absolute;left:210;top:515;width:6576;height:1666;mso-position-horizontal:left;mso-position-horizontal-relative:margin" type="shapetype_75">
                   <v:imagedata r:id="rId46" o:detectmouseclick="t"/>
                   <w10:wrap type="none"/>
                   <v:stroke color="#3465a4" joinstyle="round" endcap="flat"/>
                 </v:shape>
-                <v:shape id="shape_0" ID="Image 65" stroked="f" style="position:absolute;left:210;top:2172;width:6571;height:2039;mso-position-horizontal:left;mso-position-horizontal-relative:margin" type="shapetype_75">
+                <v:shape id="shape_0" ID="Image 65" stroked="f" style="position:absolute;left:210;top:2174;width:6573;height:2039;mso-position-horizontal:left;mso-position-horizontal-relative:margin" type="shapetype_75">
                   <v:imagedata r:id="rId46" o:detectmouseclick="t"/>
                   <w10:wrap type="none"/>
                   <v:stroke color="#3465a4" joinstyle="round" endcap="flat"/>
@@ -12766,7 +12833,7 @@
         <mc:AlternateContent>
           <mc:Choice Requires="wps">
             <w:drawing>
-              <wp:anchor behindDoc="0" distT="0" distB="28575" distL="114300" distR="140335" simplePos="0" locked="0" layoutInCell="1" allowOverlap="1" relativeHeight="51">
+              <wp:anchor behindDoc="0" distT="0" distB="28575" distL="114300" distR="140335" simplePos="0" locked="0" layoutInCell="1" allowOverlap="1" relativeHeight="81">
                 <wp:simplePos x="0" y="0"/>
                 <wp:positionH relativeFrom="column">
                   <wp:posOffset>4208145</wp:posOffset>
@@ -12774,7 +12841,7 @@
                 <wp:positionV relativeFrom="paragraph">
                   <wp:posOffset>306705</wp:posOffset>
                 </wp:positionV>
-                <wp:extent cx="1899285" cy="810895"/>
+                <wp:extent cx="1900555" cy="812165"/>
                 <wp:effectExtent l="0" t="0" r="0" b="0"/>
                 <wp:wrapNone/>
                 <wp:docPr id="78" name="Zone de texte 54"/>
@@ -12785,7 +12852,7 @@
                       <wps:spPr>
                         <a:xfrm>
                           <a:off x="0" y="0"/>
-                          <a:ext cx="1898640" cy="810360"/>
+                          <a:ext cx="1900080" cy="811440"/>
                         </a:xfrm>
                         <a:prstGeom prst="rect">
                           <a:avLst/>
@@ -12854,7 +12921,7 @@
           </mc:Choice>
           <mc:Fallback>
             <w:pict>
-              <v:rect id="shape_0" ID="Zone de texte 54" fillcolor="white" stroked="t" style="position:absolute;margin-left:331.35pt;margin-top:24.15pt;width:149.45pt;height:63.75pt">
+              <v:rect id="shape_0" ID="Zone de texte 54" fillcolor="white" stroked="t" style="position:absolute;margin-left:331.35pt;margin-top:24.15pt;width:149.55pt;height:63.85pt">
                 <w10:wrap type="square"/>
                 <v:fill o:detectmouseclick="t" type="solid" color2="black"/>
                 <v:stroke color="#cf0063" weight="19080" joinstyle="round" endcap="flat"/>
@@ -12902,15 +12969,15 @@
         <mc:AlternateContent>
           <mc:Choice Requires="wps">
             <w:drawing>
-              <wp:anchor behindDoc="0" distT="19050" distB="102870" distL="152400" distR="140970" simplePos="0" locked="0" layoutInCell="1" allowOverlap="1" relativeHeight="52">
+              <wp:anchor behindDoc="0" distT="18415" distB="102870" distL="152400" distR="140970" simplePos="0" locked="0" layoutInCell="1" allowOverlap="1" relativeHeight="82">
                 <wp:simplePos x="0" y="0"/>
                 <wp:positionH relativeFrom="column">
-                  <wp:posOffset>2038350</wp:posOffset>
+                  <wp:posOffset>2037715</wp:posOffset>
                 </wp:positionH>
                 <wp:positionV relativeFrom="paragraph">
                   <wp:posOffset>616585</wp:posOffset>
                 </wp:positionV>
-                <wp:extent cx="2165350" cy="69850"/>
+                <wp:extent cx="2166620" cy="71120"/>
                 <wp:effectExtent l="0" t="0" r="0" b="0"/>
                 <wp:wrapNone/>
                 <wp:docPr id="80" name="Connecteur droit avec flèche 2048"/>
@@ -12921,7 +12988,7 @@
                       <wps:spPr>
                         <a:xfrm flipH="1">
                           <a:off x="0" y="0"/>
-                          <a:ext cx="2164680" cy="69120"/>
+                          <a:ext cx="2166120" cy="70560"/>
                         </a:xfrm>
                         <a:custGeom>
                           <a:avLst/>
@@ -12968,7 +13035,7 @@
         <mc:AlternateContent>
           <mc:Choice Requires="wps">
             <w:drawing>
-              <wp:anchor behindDoc="0" distT="0" distB="24765" distL="114300" distR="126365" simplePos="0" locked="0" layoutInCell="1" allowOverlap="1" relativeHeight="54">
+              <wp:anchor behindDoc="0" distT="0" distB="24765" distL="114300" distR="126365" simplePos="0" locked="0" layoutInCell="1" allowOverlap="1" relativeHeight="84">
                 <wp:simplePos x="0" y="0"/>
                 <wp:positionH relativeFrom="column">
                   <wp:posOffset>4194175</wp:posOffset>
@@ -12976,7 +13043,7 @@
                 <wp:positionV relativeFrom="paragraph">
                   <wp:posOffset>1406525</wp:posOffset>
                 </wp:positionV>
-                <wp:extent cx="1913255" cy="433705"/>
+                <wp:extent cx="1914525" cy="434975"/>
                 <wp:effectExtent l="0" t="0" r="0" b="0"/>
                 <wp:wrapNone/>
                 <wp:docPr id="81" name="Zone de texte 2049"/>
@@ -12987,7 +13054,7 @@
                       <wps:spPr>
                         <a:xfrm>
                           <a:off x="0" y="0"/>
-                          <a:ext cx="1912680" cy="433080"/>
+                          <a:ext cx="1913760" cy="434520"/>
                         </a:xfrm>
                         <a:prstGeom prst="rect">
                           <a:avLst/>
@@ -13063,7 +13130,7 @@
           </mc:Choice>
           <mc:Fallback>
             <w:pict>
-              <v:rect id="shape_0" ID="Zone de texte 2049" fillcolor="white" stroked="t" style="position:absolute;margin-left:330.25pt;margin-top:110.75pt;width:150.55pt;height:34.05pt">
+              <v:rect id="shape_0" ID="Zone de texte 2049" fillcolor="white" stroked="t" style="position:absolute;margin-left:330.25pt;margin-top:110.75pt;width:150.65pt;height:34.15pt">
                 <w10:wrap type="square"/>
                 <v:fill o:detectmouseclick="t" type="solid" color2="black"/>
                 <v:stroke color="#cf0063" weight="19080" joinstyle="round" endcap="flat"/>
@@ -13118,7 +13185,7 @@
         <mc:AlternateContent>
           <mc:Choice Requires="wps">
             <w:drawing>
-              <wp:anchor behindDoc="0" distT="0" distB="24765" distL="114300" distR="126365" simplePos="0" locked="0" layoutInCell="1" allowOverlap="1" relativeHeight="56">
+              <wp:anchor behindDoc="0" distT="0" distB="24765" distL="114300" distR="126365" simplePos="0" locked="0" layoutInCell="1" allowOverlap="1" relativeHeight="86">
                 <wp:simplePos x="0" y="0"/>
                 <wp:positionH relativeFrom="column">
                   <wp:posOffset>4194175</wp:posOffset>
@@ -13126,7 +13193,7 @@
                 <wp:positionV relativeFrom="paragraph">
                   <wp:posOffset>2113280</wp:posOffset>
                 </wp:positionV>
-                <wp:extent cx="1913255" cy="433705"/>
+                <wp:extent cx="1914525" cy="434975"/>
                 <wp:effectExtent l="0" t="0" r="0" b="0"/>
                 <wp:wrapNone/>
                 <wp:docPr id="83" name="Zone de texte 2050"/>
@@ -13137,7 +13204,7 @@
                       <wps:spPr>
                         <a:xfrm>
                           <a:off x="0" y="0"/>
-                          <a:ext cx="1912680" cy="433080"/>
+                          <a:ext cx="1913760" cy="434520"/>
                         </a:xfrm>
                         <a:prstGeom prst="rect">
                           <a:avLst/>
@@ -13200,7 +13267,7 @@
           </mc:Choice>
           <mc:Fallback>
             <w:pict>
-              <v:rect id="shape_0" ID="Zone de texte 2050" fillcolor="white" stroked="t" style="position:absolute;margin-left:330.25pt;margin-top:166.4pt;width:150.55pt;height:34.05pt">
+              <v:rect id="shape_0" ID="Zone de texte 2050" fillcolor="white" stroked="t" style="position:absolute;margin-left:330.25pt;margin-top:166.4pt;width:150.65pt;height:34.15pt">
                 <w10:wrap type="square"/>
                 <v:fill o:detectmouseclick="t" type="solid" color2="black"/>
                 <v:stroke color="#cf0063" weight="19080" joinstyle="round" endcap="flat"/>
@@ -13242,15 +13309,15 @@
         <mc:AlternateContent>
           <mc:Choice Requires="wps">
             <w:drawing>
-              <wp:anchor behindDoc="0" distT="0" distB="79375" distL="152400" distR="137160" simplePos="0" locked="0" layoutInCell="1" allowOverlap="1" relativeHeight="58">
+              <wp:anchor behindDoc="0" distT="0" distB="79375" distL="152400" distR="137160" simplePos="0" locked="0" layoutInCell="1" allowOverlap="1" relativeHeight="88">
                 <wp:simplePos x="0" y="0"/>
                 <wp:positionH relativeFrom="column">
-                  <wp:posOffset>2807970</wp:posOffset>
+                  <wp:posOffset>2807335</wp:posOffset>
                 </wp:positionH>
                 <wp:positionV relativeFrom="paragraph">
                   <wp:posOffset>1637665</wp:posOffset>
                 </wp:positionV>
-                <wp:extent cx="1388110" cy="455295"/>
+                <wp:extent cx="1389380" cy="456565"/>
                 <wp:effectExtent l="0" t="0" r="0" b="0"/>
                 <wp:wrapNone/>
                 <wp:docPr id="85" name="Connecteur droit avec flèche 2053"/>
@@ -13261,7 +13328,7 @@
                       <wps:spPr>
                         <a:xfrm flipH="1">
                           <a:off x="0" y="0"/>
-                          <a:ext cx="1387440" cy="454680"/>
+                          <a:ext cx="1388880" cy="455760"/>
                         </a:xfrm>
                         <a:custGeom>
                           <a:avLst/>
@@ -13308,15 +13375,15 @@
         <mc:AlternateContent>
           <mc:Choice Requires="wps">
             <w:drawing>
-              <wp:anchor behindDoc="0" distT="19050" distB="103505" distL="152400" distR="133350" simplePos="0" locked="0" layoutInCell="1" allowOverlap="1" relativeHeight="59">
+              <wp:anchor behindDoc="0" distT="18415" distB="103505" distL="152400" distR="133350" simplePos="0" locked="0" layoutInCell="1" allowOverlap="1" relativeHeight="89">
                 <wp:simplePos x="0" y="0"/>
                 <wp:positionH relativeFrom="column">
-                  <wp:posOffset>2823210</wp:posOffset>
+                  <wp:posOffset>2822575</wp:posOffset>
                 </wp:positionH>
                 <wp:positionV relativeFrom="paragraph">
                   <wp:posOffset>2285365</wp:posOffset>
                 </wp:positionV>
-                <wp:extent cx="1372870" cy="69215"/>
+                <wp:extent cx="1374140" cy="70485"/>
                 <wp:effectExtent l="0" t="0" r="0" b="0"/>
                 <wp:wrapNone/>
                 <wp:docPr id="86" name="Connecteur droit avec flèche 2057"/>
@@ -13327,7 +13394,7 @@
                       <wps:spPr>
                         <a:xfrm flipH="1">
                           <a:off x="0" y="0"/>
-                          <a:ext cx="1372320" cy="68760"/>
+                          <a:ext cx="1373400" cy="69840"/>
                         </a:xfrm>
                         <a:custGeom>
                           <a:avLst/>
@@ -13419,7 +13486,7 @@
         <w:pStyle w:val="ListParagraph"/>
         <w:numPr>
           <w:ilvl w:val="0"/>
-          <w:numId w:val="19"/>
+          <w:numId w:val="18"/>
         </w:numPr>
         <w:jc w:val="both"/>
         <w:rPr/>
@@ -13450,7 +13517,7 @@
         <w:pStyle w:val="ListParagraph"/>
         <w:numPr>
           <w:ilvl w:val="0"/>
-          <w:numId w:val="19"/>
+          <w:numId w:val="18"/>
         </w:numPr>
         <w:jc w:val="both"/>
         <w:rPr/>
@@ -13485,7 +13552,7 @@
         <w:pStyle w:val="ListParagraph"/>
         <w:numPr>
           <w:ilvl w:val="0"/>
-          <w:numId w:val="19"/>
+          <w:numId w:val="18"/>
         </w:numPr>
         <w:jc w:val="both"/>
         <w:rPr/>
@@ -13518,18 +13585,18 @@
         <w:pStyle w:val="Titre2"/>
         <w:rPr/>
       </w:pPr>
-      <w:bookmarkStart w:id="55" w:name="_Toc531875518"/>
-      <w:bookmarkStart w:id="56" w:name="_Toc464553400"/>
-      <w:bookmarkStart w:id="57" w:name="_Toc432425600"/>
-      <w:bookmarkStart w:id="58" w:name="_Toc39736882"/>
+      <w:bookmarkStart w:id="57" w:name="_Toc531875518"/>
+      <w:bookmarkStart w:id="58" w:name="_Toc464553400"/>
+      <w:bookmarkStart w:id="59" w:name="_Toc432425600"/>
+      <w:bookmarkStart w:id="60" w:name="_Toc39736882"/>
       <w:r>
         <w:rPr/>
         <w:t>Citation et plagiat</w:t>
       </w:r>
-      <w:bookmarkEnd w:id="55"/>
-      <w:bookmarkEnd w:id="56"/>
       <w:bookmarkEnd w:id="57"/>
       <w:bookmarkEnd w:id="58"/>
+      <w:bookmarkEnd w:id="59"/>
+      <w:bookmarkEnd w:id="60"/>
     </w:p>
     <w:p>
       <w:pPr>
@@ -13627,18 +13694,18 @@
         <w:pStyle w:val="Titre2"/>
         <w:rPr/>
       </w:pPr>
-      <w:bookmarkStart w:id="59" w:name="_Toc531875519"/>
-      <w:bookmarkStart w:id="60" w:name="_Toc464553401"/>
-      <w:bookmarkStart w:id="61" w:name="_Toc432425599"/>
-      <w:bookmarkStart w:id="62" w:name="_Toc39736883"/>
+      <w:bookmarkStart w:id="61" w:name="_Toc531875519"/>
+      <w:bookmarkStart w:id="62" w:name="_Toc464553401"/>
+      <w:bookmarkStart w:id="63" w:name="_Toc432425599"/>
+      <w:bookmarkStart w:id="64" w:name="_Toc39736883"/>
       <w:r>
         <w:rPr/>
         <w:t>Documentation sur Zotero</w:t>
       </w:r>
-      <w:bookmarkEnd w:id="59"/>
-      <w:bookmarkEnd w:id="60"/>
       <w:bookmarkEnd w:id="61"/>
       <w:bookmarkEnd w:id="62"/>
+      <w:bookmarkEnd w:id="63"/>
+      <w:bookmarkEnd w:id="64"/>
     </w:p>
     <w:p>
       <w:pPr>
@@ -13656,7 +13723,7 @@
         <w:pStyle w:val="ListParagraph"/>
         <w:numPr>
           <w:ilvl w:val="0"/>
-          <w:numId w:val="6"/>
+          <w:numId w:val="5"/>
         </w:numPr>
         <w:rPr/>
       </w:pPr>
@@ -13698,7 +13765,7 @@
         <w:pStyle w:val="ListParagraph"/>
         <w:numPr>
           <w:ilvl w:val="0"/>
-          <w:numId w:val="6"/>
+          <w:numId w:val="5"/>
         </w:numPr>
         <w:rPr/>
       </w:pPr>
@@ -13734,7 +13801,7 @@
         <w:pStyle w:val="ListParagraph"/>
         <w:numPr>
           <w:ilvl w:val="0"/>
-          <w:numId w:val="5"/>
+          <w:numId w:val="4"/>
         </w:numPr>
         <w:rPr/>
       </w:pPr>
@@ -13885,6 +13952,18 @@
       </w:r>
       <w:r>
         <w:rPr>
+          <w:rStyle w:val="Caractresdenotedebasdepage"/>
+        </w:rPr>
+        <w:tab/>
+      </w:r>
+      <w:r>
+        <w:rPr>
+          <w:rStyle w:val="Caractresdenotedebasdepage"/>
+        </w:rPr>
+        <w:tab/>
+      </w:r>
+      <w:r>
+        <w:rPr>
           <w:rStyle w:val="FootnoteCharacters"/>
         </w:rPr>
         <w:tab/>
@@ -13912,7 +13991,7 @@
     </w:pPr>
     <w:r>
       <w:drawing>
-        <wp:anchor behindDoc="1" distT="0" distB="0" distL="114300" distR="114300" simplePos="0" locked="0" layoutInCell="1" allowOverlap="1" relativeHeight="7">
+        <wp:anchor behindDoc="1" distT="0" distB="0" distL="114300" distR="114300" simplePos="0" locked="0" layoutInCell="1" allowOverlap="1" relativeHeight="26">
           <wp:simplePos x="0" y="0"/>
           <wp:positionH relativeFrom="column">
             <wp:posOffset>4269740</wp:posOffset>
@@ -13983,15 +14062,15 @@
       <mc:AlternateContent>
         <mc:Choice Requires="wps">
           <w:drawing>
-            <wp:anchor behindDoc="1" distT="0" distB="19050" distL="114300" distR="133350" simplePos="0" locked="0" layoutInCell="1" allowOverlap="1" relativeHeight="8">
+            <wp:anchor behindDoc="1" distT="0" distB="18415" distL="114300" distR="133350" simplePos="0" locked="0" layoutInCell="1" allowOverlap="1" relativeHeight="46">
               <wp:simplePos x="0" y="0"/>
               <wp:positionH relativeFrom="column">
                 <wp:posOffset>9525</wp:posOffset>
               </wp:positionH>
               <wp:positionV relativeFrom="paragraph">
-                <wp:posOffset>229870</wp:posOffset>
+                <wp:posOffset>230505</wp:posOffset>
               </wp:positionV>
-              <wp:extent cx="5754370" cy="635"/>
+              <wp:extent cx="5755640" cy="1905"/>
               <wp:effectExtent l="0" t="0" r="0" b="0"/>
               <wp:wrapNone/>
               <wp:docPr id="89" name="Connecteur droit 4"/>
@@ -14002,7 +14081,7 @@
                     <wps:spPr>
                       <a:xfrm>
                         <a:off x="0" y="0"/>
-                        <a:ext cx="5753880" cy="0"/>
+                        <a:ext cx="5754960" cy="0"/>
                       </a:xfrm>
                       <a:prstGeom prst="line">
                         <a:avLst/>
@@ -14029,7 +14108,7 @@
         </mc:Choice>
         <mc:Fallback>
           <w:pict>
-            <v:line id="shape_0" from="0.75pt,18.1pt" to="453.75pt,18.1pt" ID="Connecteur droit 4" stroked="t" style="position:absolute">
+            <v:line id="shape_0" from="0.75pt,18.15pt" to="453.85pt,18.15pt" ID="Connecteur droit 4" stroked="t" style="position:absolute">
               <v:stroke color="#cf0063" weight="9360" joinstyle="round" endcap="flat"/>
               <v:fill o:detectmouseclick="t" on="false"/>
             </v:line>
@@ -14072,98 +14151,6 @@
   <w:abstractNum w:abstractNumId="1">
     <w:lvl w:ilvl="0">
       <w:start w:val="1"/>
-      <w:numFmt w:val="none"/>
-      <w:suff w:val="nothing"/>
-      <w:lvlText w:val=""/>
-      <w:lvlJc w:val="left"/>
-      <w:pPr>
-        <w:ind w:left="0" w:hanging="0"/>
-      </w:pPr>
-    </w:lvl>
-    <w:lvl w:ilvl="1">
-      <w:start w:val="1"/>
-      <w:numFmt w:val="none"/>
-      <w:suff w:val="nothing"/>
-      <w:lvlText w:val=""/>
-      <w:lvlJc w:val="left"/>
-      <w:pPr>
-        <w:ind w:left="0" w:hanging="0"/>
-      </w:pPr>
-    </w:lvl>
-    <w:lvl w:ilvl="2">
-      <w:start w:val="1"/>
-      <w:numFmt w:val="none"/>
-      <w:suff w:val="nothing"/>
-      <w:lvlText w:val=""/>
-      <w:lvlJc w:val="left"/>
-      <w:pPr>
-        <w:ind w:left="0" w:hanging="0"/>
-      </w:pPr>
-    </w:lvl>
-    <w:lvl w:ilvl="3">
-      <w:start w:val="1"/>
-      <w:numFmt w:val="none"/>
-      <w:suff w:val="nothing"/>
-      <w:lvlText w:val=""/>
-      <w:lvlJc w:val="left"/>
-      <w:pPr>
-        <w:ind w:left="0" w:hanging="0"/>
-      </w:pPr>
-    </w:lvl>
-    <w:lvl w:ilvl="4">
-      <w:start w:val="1"/>
-      <w:numFmt w:val="none"/>
-      <w:suff w:val="nothing"/>
-      <w:lvlText w:val=""/>
-      <w:lvlJc w:val="left"/>
-      <w:pPr>
-        <w:ind w:left="0" w:hanging="0"/>
-      </w:pPr>
-    </w:lvl>
-    <w:lvl w:ilvl="5">
-      <w:start w:val="1"/>
-      <w:numFmt w:val="none"/>
-      <w:suff w:val="nothing"/>
-      <w:lvlText w:val=""/>
-      <w:lvlJc w:val="left"/>
-      <w:pPr>
-        <w:ind w:left="0" w:hanging="0"/>
-      </w:pPr>
-    </w:lvl>
-    <w:lvl w:ilvl="6">
-      <w:start w:val="1"/>
-      <w:numFmt w:val="none"/>
-      <w:suff w:val="nothing"/>
-      <w:lvlText w:val=""/>
-      <w:lvlJc w:val="left"/>
-      <w:pPr>
-        <w:ind w:left="0" w:hanging="0"/>
-      </w:pPr>
-    </w:lvl>
-    <w:lvl w:ilvl="7">
-      <w:start w:val="1"/>
-      <w:numFmt w:val="none"/>
-      <w:suff w:val="nothing"/>
-      <w:lvlText w:val=""/>
-      <w:lvlJc w:val="left"/>
-      <w:pPr>
-        <w:ind w:left="0" w:hanging="0"/>
-      </w:pPr>
-    </w:lvl>
-    <w:lvl w:ilvl="8">
-      <w:start w:val="1"/>
-      <w:numFmt w:val="none"/>
-      <w:suff w:val="nothing"/>
-      <w:lvlText w:val=""/>
-      <w:lvlJc w:val="left"/>
-      <w:pPr>
-        <w:ind w:left="0" w:hanging="0"/>
-      </w:pPr>
-    </w:lvl>
-  </w:abstractNum>
-  <w:abstractNum w:abstractNumId="2">
-    <w:lvl w:ilvl="0">
-      <w:start w:val="1"/>
       <w:numFmt w:val="bullet"/>
       <w:lvlText w:val="-"/>
       <w:lvlJc w:val="left"/>
@@ -14273,6 +14260,125 @@
       <w:lvlJc w:val="left"/>
       <w:pPr>
         <w:ind w:left="7254" w:hanging="360"/>
+      </w:pPr>
+      <w:rPr>
+        <w:rFonts w:ascii="Wingdings" w:hAnsi="Wingdings" w:cs="Wingdings" w:hint="default"/>
+        <w:rFonts w:cs="Wingdings"/>
+      </w:rPr>
+    </w:lvl>
+  </w:abstractNum>
+  <w:abstractNum w:abstractNumId="2">
+    <w:lvl w:ilvl="0">
+      <w:start w:val="1"/>
+      <w:numFmt w:val="bullet"/>
+      <w:lvlText w:val=""/>
+      <w:lvlJc w:val="left"/>
+      <w:pPr>
+        <w:ind w:left="360" w:hanging="360"/>
+      </w:pPr>
+      <w:rPr>
+        <w:rFonts w:ascii="Symbol" w:hAnsi="Symbol" w:cs="Symbol" w:hint="default"/>
+        <w:rFonts w:cs="Symbol"/>
+      </w:rPr>
+    </w:lvl>
+    <w:lvl w:ilvl="1">
+      <w:start w:val="1"/>
+      <w:numFmt w:val="bullet"/>
+      <w:lvlText w:val="o"/>
+      <w:lvlJc w:val="left"/>
+      <w:pPr>
+        <w:ind w:left="1080" w:hanging="360"/>
+      </w:pPr>
+      <w:rPr>
+        <w:rFonts w:ascii="Courier New" w:hAnsi="Courier New" w:cs="Courier New" w:hint="default"/>
+        <w:rFonts w:cs="Courier New"/>
+      </w:rPr>
+    </w:lvl>
+    <w:lvl w:ilvl="2">
+      <w:start w:val="1"/>
+      <w:numFmt w:val="bullet"/>
+      <w:lvlText w:val=""/>
+      <w:lvlJc w:val="left"/>
+      <w:pPr>
+        <w:ind w:left="1800" w:hanging="360"/>
+      </w:pPr>
+      <w:rPr>
+        <w:rFonts w:ascii="Wingdings" w:hAnsi="Wingdings" w:cs="Wingdings" w:hint="default"/>
+        <w:rFonts w:cs="Wingdings"/>
+      </w:rPr>
+    </w:lvl>
+    <w:lvl w:ilvl="3">
+      <w:start w:val="1"/>
+      <w:numFmt w:val="bullet"/>
+      <w:lvlText w:val=""/>
+      <w:lvlJc w:val="left"/>
+      <w:pPr>
+        <w:ind w:left="2520" w:hanging="360"/>
+      </w:pPr>
+      <w:rPr>
+        <w:rFonts w:ascii="Symbol" w:hAnsi="Symbol" w:cs="Symbol" w:hint="default"/>
+        <w:rFonts w:cs="Symbol"/>
+      </w:rPr>
+    </w:lvl>
+    <w:lvl w:ilvl="4">
+      <w:start w:val="1"/>
+      <w:numFmt w:val="bullet"/>
+      <w:lvlText w:val="o"/>
+      <w:lvlJc w:val="left"/>
+      <w:pPr>
+        <w:ind w:left="3240" w:hanging="360"/>
+      </w:pPr>
+      <w:rPr>
+        <w:rFonts w:ascii="Courier New" w:hAnsi="Courier New" w:cs="Courier New" w:hint="default"/>
+        <w:rFonts w:cs="Courier New"/>
+      </w:rPr>
+    </w:lvl>
+    <w:lvl w:ilvl="5">
+      <w:start w:val="1"/>
+      <w:numFmt w:val="bullet"/>
+      <w:lvlText w:val=""/>
+      <w:lvlJc w:val="left"/>
+      <w:pPr>
+        <w:ind w:left="3960" w:hanging="360"/>
+      </w:pPr>
+      <w:rPr>
+        <w:rFonts w:ascii="Wingdings" w:hAnsi="Wingdings" w:cs="Wingdings" w:hint="default"/>
+        <w:rFonts w:cs="Wingdings"/>
+      </w:rPr>
+    </w:lvl>
+    <w:lvl w:ilvl="6">
+      <w:start w:val="1"/>
+      <w:numFmt w:val="bullet"/>
+      <w:lvlText w:val=""/>
+      <w:lvlJc w:val="left"/>
+      <w:pPr>
+        <w:ind w:left="4680" w:hanging="360"/>
+      </w:pPr>
+      <w:rPr>
+        <w:rFonts w:ascii="Symbol" w:hAnsi="Symbol" w:cs="Symbol" w:hint="default"/>
+        <w:rFonts w:cs="Symbol"/>
+      </w:rPr>
+    </w:lvl>
+    <w:lvl w:ilvl="7">
+      <w:start w:val="1"/>
+      <w:numFmt w:val="bullet"/>
+      <w:lvlText w:val="o"/>
+      <w:lvlJc w:val="left"/>
+      <w:pPr>
+        <w:ind w:left="5400" w:hanging="360"/>
+      </w:pPr>
+      <w:rPr>
+        <w:rFonts w:ascii="Courier New" w:hAnsi="Courier New" w:cs="Courier New" w:hint="default"/>
+        <w:rFonts w:cs="Courier New"/>
+      </w:rPr>
+    </w:lvl>
+    <w:lvl w:ilvl="8">
+      <w:start w:val="1"/>
+      <w:numFmt w:val="bullet"/>
+      <w:lvlText w:val=""/>
+      <w:lvlJc w:val="left"/>
+      <w:pPr>
+        <w:ind w:left="6120" w:hanging="360"/>
       </w:pPr>
       <w:rPr>
         <w:rFonts w:ascii="Wingdings" w:hAnsi="Wingdings" w:cs="Wingdings" w:hint="default"/>
@@ -14287,10 +14393,11 @@
       <w:lvlText w:val=""/>
       <w:lvlJc w:val="left"/>
       <w:pPr>
-        <w:ind w:left="360" w:hanging="360"/>
+        <w:ind w:left="720" w:hanging="360"/>
       </w:pPr>
       <w:rPr>
         <w:rFonts w:ascii="Symbol" w:hAnsi="Symbol" w:cs="Symbol" w:hint="default"/>
+        <w:b/>
         <w:rFonts w:cs="Symbol"/>
       </w:rPr>
     </w:lvl>
@@ -14300,7 +14407,7 @@
       <w:lvlText w:val="o"/>
       <w:lvlJc w:val="left"/>
       <w:pPr>
-        <w:ind w:left="1080" w:hanging="360"/>
+        <w:ind w:left="1440" w:hanging="360"/>
       </w:pPr>
       <w:rPr>
         <w:rFonts w:ascii="Courier New" w:hAnsi="Courier New" w:cs="Courier New" w:hint="default"/>
@@ -14313,7 +14420,7 @@
       <w:lvlText w:val=""/>
       <w:lvlJc w:val="left"/>
       <w:pPr>
-        <w:ind w:left="1800" w:hanging="360"/>
+        <w:ind w:left="2160" w:hanging="360"/>
       </w:pPr>
       <w:rPr>
         <w:rFonts w:ascii="Wingdings" w:hAnsi="Wingdings" w:cs="Wingdings" w:hint="default"/>
@@ -14326,7 +14433,7 @@
       <w:lvlText w:val=""/>
       <w:lvlJc w:val="left"/>
       <w:pPr>
-        <w:ind w:left="2520" w:hanging="360"/>
+        <w:ind w:left="2880" w:hanging="360"/>
       </w:pPr>
       <w:rPr>
         <w:rFonts w:ascii="Symbol" w:hAnsi="Symbol" w:cs="Symbol" w:hint="default"/>
@@ -14339,7 +14446,7 @@
       <w:lvlText w:val="o"/>
       <w:lvlJc w:val="left"/>
       <w:pPr>
-        <w:ind w:left="3240" w:hanging="360"/>
+        <w:ind w:left="3600" w:hanging="360"/>
       </w:pPr>
       <w:rPr>
         <w:rFonts w:ascii="Courier New" w:hAnsi="Courier New" w:cs="Courier New" w:hint="default"/>
@@ -14352,7 +14459,7 @@
       <w:lvlText w:val=""/>
       <w:lvlJc w:val="left"/>
       <w:pPr>
-        <w:ind w:left="3960" w:hanging="360"/>
+        <w:ind w:left="4320" w:hanging="360"/>
       </w:pPr>
       <w:rPr>
         <w:rFonts w:ascii="Wingdings" w:hAnsi="Wingdings" w:cs="Wingdings" w:hint="default"/>
@@ -14365,7 +14472,7 @@
       <w:lvlText w:val=""/>
       <w:lvlJc w:val="left"/>
       <w:pPr>
-        <w:ind w:left="4680" w:hanging="360"/>
+        <w:ind w:left="5040" w:hanging="360"/>
       </w:pPr>
       <w:rPr>
         <w:rFonts w:ascii="Symbol" w:hAnsi="Symbol" w:cs="Symbol" w:hint="default"/>
@@ -14378,7 +14485,7 @@
       <w:lvlText w:val="o"/>
       <w:lvlJc w:val="left"/>
       <w:pPr>
-        <w:ind w:left="5400" w:hanging="360"/>
+        <w:ind w:left="5760" w:hanging="360"/>
       </w:pPr>
       <w:rPr>
         <w:rFonts w:ascii="Courier New" w:hAnsi="Courier New" w:cs="Courier New" w:hint="default"/>
@@ -14391,7 +14498,7 @@
       <w:lvlText w:val=""/>
       <w:lvlJc w:val="left"/>
       <w:pPr>
-        <w:ind w:left="6120" w:hanging="360"/>
+        <w:ind w:left="6480" w:hanging="360"/>
       </w:pPr>
       <w:rPr>
         <w:rFonts w:ascii="Wingdings" w:hAnsi="Wingdings" w:cs="Wingdings" w:hint="default"/>
@@ -14410,7 +14517,6 @@
       </w:pPr>
       <w:rPr>
         <w:rFonts w:ascii="Symbol" w:hAnsi="Symbol" w:cs="Symbol" w:hint="default"/>
-        <w:b/>
         <w:rFonts w:cs="Symbol"/>
       </w:rPr>
     </w:lvl>
@@ -14760,6 +14866,92 @@
   <w:abstractNum w:abstractNumId="7">
     <w:lvl w:ilvl="0">
       <w:start w:val="1"/>
+      <w:numFmt w:val="decimal"/>
+      <w:lvlText w:val="%1."/>
+      <w:lvlJc w:val="left"/>
+      <w:pPr>
+        <w:ind w:left="720" w:hanging="360"/>
+      </w:pPr>
+      <w:rPr>
+        <w:rFonts w:cs="Arial"/>
+      </w:rPr>
+    </w:lvl>
+    <w:lvl w:ilvl="1">
+      <w:start w:val="1"/>
+      <w:numFmt w:val="lowerLetter"/>
+      <w:lvlText w:val="%2."/>
+      <w:lvlJc w:val="left"/>
+      <w:pPr>
+        <w:ind w:left="1440" w:hanging="360"/>
+      </w:pPr>
+    </w:lvl>
+    <w:lvl w:ilvl="2">
+      <w:start w:val="1"/>
+      <w:numFmt w:val="lowerRoman"/>
+      <w:lvlText w:val="%3."/>
+      <w:lvlJc w:val="right"/>
+      <w:pPr>
+        <w:ind w:left="2160" w:hanging="180"/>
+      </w:pPr>
+    </w:lvl>
+    <w:lvl w:ilvl="3">
+      <w:start w:val="1"/>
+      <w:numFmt w:val="decimal"/>
+      <w:lvlText w:val="%4."/>
+      <w:lvlJc w:val="left"/>
+      <w:pPr>
+        <w:ind w:left="2880" w:hanging="360"/>
+      </w:pPr>
+    </w:lvl>
+    <w:lvl w:ilvl="4">
+      <w:start w:val="1"/>
+      <w:numFmt w:val="lowerLetter"/>
+      <w:lvlText w:val="%5."/>
+      <w:lvlJc w:val="left"/>
+      <w:pPr>
+        <w:ind w:left="3600" w:hanging="360"/>
+      </w:pPr>
+    </w:lvl>
+    <w:lvl w:ilvl="5">
+      <w:start w:val="1"/>
+      <w:numFmt w:val="lowerRoman"/>
+      <w:lvlText w:val="%6."/>
+      <w:lvlJc w:val="right"/>
+      <w:pPr>
+        <w:ind w:left="4320" w:hanging="180"/>
+      </w:pPr>
+    </w:lvl>
+    <w:lvl w:ilvl="6">
+      <w:start w:val="1"/>
+      <w:numFmt w:val="decimal"/>
+      <w:lvlText w:val="%7."/>
+      <w:lvlJc w:val="left"/>
+      <w:pPr>
+        <w:ind w:left="5040" w:hanging="360"/>
+      </w:pPr>
+    </w:lvl>
+    <w:lvl w:ilvl="7">
+      <w:start w:val="1"/>
+      <w:numFmt w:val="lowerLetter"/>
+      <w:lvlText w:val="%8."/>
+      <w:lvlJc w:val="left"/>
+      <w:pPr>
+        <w:ind w:left="5760" w:hanging="360"/>
+      </w:pPr>
+    </w:lvl>
+    <w:lvl w:ilvl="8">
+      <w:start w:val="1"/>
+      <w:numFmt w:val="lowerRoman"/>
+      <w:lvlText w:val="%9."/>
+      <w:lvlJc w:val="right"/>
+      <w:pPr>
+        <w:ind w:left="6480" w:hanging="180"/>
+      </w:pPr>
+    </w:lvl>
+  </w:abstractNum>
+  <w:abstractNum w:abstractNumId="8">
+    <w:lvl w:ilvl="0">
+      <w:start w:val="1"/>
       <w:numFmt w:val="bullet"/>
       <w:lvlText w:val=""/>
       <w:lvlJc w:val="left"/>
@@ -14874,92 +15066,6 @@
         <w:rFonts w:ascii="Wingdings" w:hAnsi="Wingdings" w:cs="Wingdings" w:hint="default"/>
         <w:rFonts w:cs="Wingdings"/>
       </w:rPr>
-    </w:lvl>
-  </w:abstractNum>
-  <w:abstractNum w:abstractNumId="8">
-    <w:lvl w:ilvl="0">
-      <w:start w:val="1"/>
-      <w:numFmt w:val="decimal"/>
-      <w:lvlText w:val="%1."/>
-      <w:lvlJc w:val="left"/>
-      <w:pPr>
-        <w:ind w:left="720" w:hanging="360"/>
-      </w:pPr>
-      <w:rPr>
-        <w:rFonts w:ascii="Courier New" w:hAnsi="Courier New" w:cs="Arial"/>
-      </w:rPr>
-    </w:lvl>
-    <w:lvl w:ilvl="1">
-      <w:start w:val="1"/>
-      <w:numFmt w:val="lowerLetter"/>
-      <w:lvlText w:val="%2."/>
-      <w:lvlJc w:val="left"/>
-      <w:pPr>
-        <w:ind w:left="1440" w:hanging="360"/>
-      </w:pPr>
-    </w:lvl>
-    <w:lvl w:ilvl="2">
-      <w:start w:val="1"/>
-      <w:numFmt w:val="lowerRoman"/>
-      <w:lvlText w:val="%3."/>
-      <w:lvlJc w:val="right"/>
-      <w:pPr>
-        <w:ind w:left="2160" w:hanging="180"/>
-      </w:pPr>
-    </w:lvl>
-    <w:lvl w:ilvl="3">
-      <w:start w:val="1"/>
-      <w:numFmt w:val="decimal"/>
-      <w:lvlText w:val="%4."/>
-      <w:lvlJc w:val="left"/>
-      <w:pPr>
-        <w:ind w:left="2880" w:hanging="360"/>
-      </w:pPr>
-    </w:lvl>
-    <w:lvl w:ilvl="4">
-      <w:start w:val="1"/>
-      <w:numFmt w:val="lowerLetter"/>
-      <w:lvlText w:val="%5."/>
-      <w:lvlJc w:val="left"/>
-      <w:pPr>
-        <w:ind w:left="3600" w:hanging="360"/>
-      </w:pPr>
-    </w:lvl>
-    <w:lvl w:ilvl="5">
-      <w:start w:val="1"/>
-      <w:numFmt w:val="lowerRoman"/>
-      <w:lvlText w:val="%6."/>
-      <w:lvlJc w:val="right"/>
-      <w:pPr>
-        <w:ind w:left="4320" w:hanging="180"/>
-      </w:pPr>
-    </w:lvl>
-    <w:lvl w:ilvl="6">
-      <w:start w:val="1"/>
-      <w:numFmt w:val="decimal"/>
-      <w:lvlText w:val="%7."/>
-      <w:lvlJc w:val="left"/>
-      <w:pPr>
-        <w:ind w:left="5040" w:hanging="360"/>
-      </w:pPr>
-    </w:lvl>
-    <w:lvl w:ilvl="7">
-      <w:start w:val="1"/>
-      <w:numFmt w:val="lowerLetter"/>
-      <w:lvlText w:val="%8."/>
-      <w:lvlJc w:val="left"/>
-      <w:pPr>
-        <w:ind w:left="5760" w:hanging="360"/>
-      </w:pPr>
-    </w:lvl>
-    <w:lvl w:ilvl="8">
-      <w:start w:val="1"/>
-      <w:numFmt w:val="lowerRoman"/>
-      <w:lvlText w:val="%9."/>
-      <w:lvlJc w:val="right"/>
-      <w:pPr>
-        <w:ind w:left="6480" w:hanging="180"/>
-      </w:pPr>
     </w:lvl>
   </w:abstractNum>
   <w:abstractNum w:abstractNumId="9">
@@ -15204,6 +15310,125 @@
     <w:lvl w:ilvl="0">
       <w:start w:val="1"/>
       <w:numFmt w:val="bullet"/>
+      <w:lvlText w:val="-"/>
+      <w:lvlJc w:val="left"/>
+      <w:pPr>
+        <w:ind w:left="927" w:hanging="360"/>
+      </w:pPr>
+      <w:rPr>
+        <w:rFonts w:ascii="Arial" w:hAnsi="Arial" w:cs="Arial" w:hint="default"/>
+        <w:rFonts w:cs="Arial"/>
+      </w:rPr>
+    </w:lvl>
+    <w:lvl w:ilvl="1">
+      <w:start w:val="1"/>
+      <w:numFmt w:val="bullet"/>
+      <w:lvlText w:val="o"/>
+      <w:lvlJc w:val="left"/>
+      <w:pPr>
+        <w:ind w:left="1647" w:hanging="360"/>
+      </w:pPr>
+      <w:rPr>
+        <w:rFonts w:ascii="Courier New" w:hAnsi="Courier New" w:cs="Courier New" w:hint="default"/>
+        <w:rFonts w:cs="Courier New"/>
+      </w:rPr>
+    </w:lvl>
+    <w:lvl w:ilvl="2">
+      <w:start w:val="1"/>
+      <w:numFmt w:val="bullet"/>
+      <w:lvlText w:val=""/>
+      <w:lvlJc w:val="left"/>
+      <w:pPr>
+        <w:ind w:left="2367" w:hanging="360"/>
+      </w:pPr>
+      <w:rPr>
+        <w:rFonts w:ascii="Wingdings" w:hAnsi="Wingdings" w:cs="Wingdings" w:hint="default"/>
+        <w:rFonts w:cs="Wingdings"/>
+      </w:rPr>
+    </w:lvl>
+    <w:lvl w:ilvl="3">
+      <w:start w:val="1"/>
+      <w:numFmt w:val="bullet"/>
+      <w:lvlText w:val=""/>
+      <w:lvlJc w:val="left"/>
+      <w:pPr>
+        <w:ind w:left="3087" w:hanging="360"/>
+      </w:pPr>
+      <w:rPr>
+        <w:rFonts w:ascii="Symbol" w:hAnsi="Symbol" w:cs="Symbol" w:hint="default"/>
+        <w:rFonts w:cs="Symbol"/>
+      </w:rPr>
+    </w:lvl>
+    <w:lvl w:ilvl="4">
+      <w:start w:val="1"/>
+      <w:numFmt w:val="bullet"/>
+      <w:lvlText w:val="o"/>
+      <w:lvlJc w:val="left"/>
+      <w:pPr>
+        <w:ind w:left="3807" w:hanging="360"/>
+      </w:pPr>
+      <w:rPr>
+        <w:rFonts w:ascii="Courier New" w:hAnsi="Courier New" w:cs="Courier New" w:hint="default"/>
+        <w:rFonts w:cs="Courier New"/>
+      </w:rPr>
+    </w:lvl>
+    <w:lvl w:ilvl="5">
+      <w:start w:val="1"/>
+      <w:numFmt w:val="bullet"/>
+      <w:lvlText w:val=""/>
+      <w:lvlJc w:val="left"/>
+      <w:pPr>
+        <w:ind w:left="4527" w:hanging="360"/>
+      </w:pPr>
+      <w:rPr>
+        <w:rFonts w:ascii="Wingdings" w:hAnsi="Wingdings" w:cs="Wingdings" w:hint="default"/>
+        <w:rFonts w:cs="Wingdings"/>
+      </w:rPr>
+    </w:lvl>
+    <w:lvl w:ilvl="6">
+      <w:start w:val="1"/>
+      <w:numFmt w:val="bullet"/>
+      <w:lvlText w:val=""/>
+      <w:lvlJc w:val="left"/>
+      <w:pPr>
+        <w:ind w:left="5247" w:hanging="360"/>
+      </w:pPr>
+      <w:rPr>
+        <w:rFonts w:ascii="Symbol" w:hAnsi="Symbol" w:cs="Symbol" w:hint="default"/>
+        <w:rFonts w:cs="Symbol"/>
+      </w:rPr>
+    </w:lvl>
+    <w:lvl w:ilvl="7">
+      <w:start w:val="1"/>
+      <w:numFmt w:val="bullet"/>
+      <w:lvlText w:val="o"/>
+      <w:lvlJc w:val="left"/>
+      <w:pPr>
+        <w:ind w:left="5967" w:hanging="360"/>
+      </w:pPr>
+      <w:rPr>
+        <w:rFonts w:ascii="Courier New" w:hAnsi="Courier New" w:cs="Courier New" w:hint="default"/>
+        <w:rFonts w:cs="Courier New"/>
+      </w:rPr>
+    </w:lvl>
+    <w:lvl w:ilvl="8">
+      <w:start w:val="1"/>
+      <w:numFmt w:val="bullet"/>
+      <w:lvlText w:val=""/>
+      <w:lvlJc w:val="left"/>
+      <w:pPr>
+        <w:ind w:left="6687" w:hanging="360"/>
+      </w:pPr>
+      <w:rPr>
+        <w:rFonts w:ascii="Wingdings" w:hAnsi="Wingdings" w:cs="Wingdings" w:hint="default"/>
+        <w:rFonts w:cs="Wingdings"/>
+      </w:rPr>
+    </w:lvl>
+  </w:abstractNum>
+  <w:abstractNum w:abstractNumId="12">
+    <w:lvl w:ilvl="0">
+      <w:start w:val="1"/>
+      <w:numFmt w:val="bullet"/>
       <w:lvlText w:val=""/>
       <w:lvlJc w:val="left"/>
       <w:pPr>
@@ -15319,242 +15544,87 @@
       </w:rPr>
     </w:lvl>
   </w:abstractNum>
-  <w:abstractNum w:abstractNumId="12">
+  <w:abstractNum w:abstractNumId="13">
     <w:lvl w:ilvl="0">
       <w:start w:val="1"/>
-      <w:numFmt w:val="bullet"/>
-      <w:lvlText w:val="-"/>
+      <w:numFmt w:val="decimal"/>
+      <w:lvlText w:val="%1)"/>
       <w:lvlJc w:val="left"/>
       <w:pPr>
-        <w:ind w:left="927" w:hanging="360"/>
-      </w:pPr>
-      <w:rPr>
-        <w:rFonts w:ascii="Arial" w:hAnsi="Arial" w:cs="Arial" w:hint="default"/>
-        <w:rFonts w:cs="Arial"/>
-      </w:rPr>
+        <w:ind w:left="473" w:hanging="360"/>
+      </w:pPr>
     </w:lvl>
     <w:lvl w:ilvl="1">
       <w:start w:val="1"/>
-      <w:numFmt w:val="bullet"/>
-      <w:lvlText w:val="o"/>
+      <w:numFmt w:val="lowerLetter"/>
+      <w:lvlText w:val="%2."/>
       <w:lvlJc w:val="left"/>
       <w:pPr>
-        <w:ind w:left="1647" w:hanging="360"/>
-      </w:pPr>
-      <w:rPr>
-        <w:rFonts w:ascii="Courier New" w:hAnsi="Courier New" w:cs="Courier New" w:hint="default"/>
-        <w:rFonts w:cs="Courier New"/>
-      </w:rPr>
+        <w:ind w:left="1193" w:hanging="360"/>
+      </w:pPr>
     </w:lvl>
     <w:lvl w:ilvl="2">
       <w:start w:val="1"/>
-      <w:numFmt w:val="bullet"/>
-      <w:lvlText w:val=""/>
-      <w:lvlJc w:val="left"/>
-      <w:pPr>
-        <w:ind w:left="2367" w:hanging="360"/>
-      </w:pPr>
-      <w:rPr>
-        <w:rFonts w:ascii="Wingdings" w:hAnsi="Wingdings" w:cs="Wingdings" w:hint="default"/>
-        <w:rFonts w:cs="Wingdings"/>
-      </w:rPr>
+      <w:numFmt w:val="lowerRoman"/>
+      <w:lvlText w:val="%3."/>
+      <w:lvlJc w:val="right"/>
+      <w:pPr>
+        <w:ind w:left="1913" w:hanging="180"/>
+      </w:pPr>
     </w:lvl>
     <w:lvl w:ilvl="3">
       <w:start w:val="1"/>
-      <w:numFmt w:val="bullet"/>
-      <w:lvlText w:val=""/>
+      <w:numFmt w:val="decimal"/>
+      <w:lvlText w:val="%4."/>
       <w:lvlJc w:val="left"/>
       <w:pPr>
-        <w:ind w:left="3087" w:hanging="360"/>
-      </w:pPr>
-      <w:rPr>
-        <w:rFonts w:ascii="Symbol" w:hAnsi="Symbol" w:cs="Symbol" w:hint="default"/>
-        <w:rFonts w:cs="Symbol"/>
-      </w:rPr>
+        <w:ind w:left="2633" w:hanging="360"/>
+      </w:pPr>
     </w:lvl>
     <w:lvl w:ilvl="4">
       <w:start w:val="1"/>
-      <w:numFmt w:val="bullet"/>
-      <w:lvlText w:val="o"/>
+      <w:numFmt w:val="lowerLetter"/>
+      <w:lvlText w:val="%5."/>
       <w:lvlJc w:val="left"/>
       <w:pPr>
-        <w:ind w:left="3807" w:hanging="360"/>
-      </w:pPr>
-      <w:rPr>
-        <w:rFonts w:ascii="Courier New" w:hAnsi="Courier New" w:cs="Courier New" w:hint="default"/>
-        <w:rFonts w:cs="Courier New"/>
-      </w:rPr>
+        <w:ind w:left="3353" w:hanging="360"/>
+      </w:pPr>
     </w:lvl>
     <w:lvl w:ilvl="5">
       <w:start w:val="1"/>
-      <w:numFmt w:val="bullet"/>
-      <w:lvlText w:val=""/>
-      <w:lvlJc w:val="left"/>
-      <w:pPr>
-        <w:ind w:left="4527" w:hanging="360"/>
-      </w:pPr>
-      <w:rPr>
-        <w:rFonts w:ascii="Wingdings" w:hAnsi="Wingdings" w:cs="Wingdings" w:hint="default"/>
-        <w:rFonts w:cs="Wingdings"/>
-      </w:rPr>
+      <w:numFmt w:val="lowerRoman"/>
+      <w:lvlText w:val="%6."/>
+      <w:lvlJc w:val="right"/>
+      <w:pPr>
+        <w:ind w:left="4073" w:hanging="180"/>
+      </w:pPr>
     </w:lvl>
     <w:lvl w:ilvl="6">
       <w:start w:val="1"/>
-      <w:numFmt w:val="bullet"/>
-      <w:lvlText w:val=""/>
+      <w:numFmt w:val="decimal"/>
+      <w:lvlText w:val="%7."/>
       <w:lvlJc w:val="left"/>
       <w:pPr>
-        <w:ind w:left="5247" w:hanging="360"/>
-      </w:pPr>
-      <w:rPr>
-        <w:rFonts w:ascii="Symbol" w:hAnsi="Symbol" w:cs="Symbol" w:hint="default"/>
-        <w:rFonts w:cs="Symbol"/>
-      </w:rPr>
+        <w:ind w:left="4793" w:hanging="360"/>
+      </w:pPr>
     </w:lvl>
     <w:lvl w:ilvl="7">
       <w:start w:val="1"/>
-      <w:numFmt w:val="bullet"/>
-      <w:lvlText w:val="o"/>
+      <w:numFmt w:val="lowerLetter"/>
+      <w:lvlText w:val="%8."/>
       <w:lvlJc w:val="left"/>
       <w:pPr>
-        <w:ind w:left="5967" w:hanging="360"/>
-      </w:pPr>
-      <w:rPr>
-        <w:rFonts w:ascii="Courier New" w:hAnsi="Courier New" w:cs="Courier New" w:hint="default"/>
-        <w:rFonts w:cs="Courier New"/>
-      </w:rPr>
+        <w:ind w:left="5513" w:hanging="360"/>
+      </w:pPr>
     </w:lvl>
     <w:lvl w:ilvl="8">
       <w:start w:val="1"/>
-      <w:numFmt w:val="bullet"/>
-      <w:lvlText w:val=""/>
-      <w:lvlJc w:val="left"/>
-      <w:pPr>
-        <w:ind w:left="6687" w:hanging="360"/>
-      </w:pPr>
-      <w:rPr>
-        <w:rFonts w:ascii="Wingdings" w:hAnsi="Wingdings" w:cs="Wingdings" w:hint="default"/>
-        <w:rFonts w:cs="Wingdings"/>
-      </w:rPr>
-    </w:lvl>
-  </w:abstractNum>
-  <w:abstractNum w:abstractNumId="13">
-    <w:lvl w:ilvl="0">
-      <w:start w:val="1"/>
-      <w:numFmt w:val="bullet"/>
-      <w:lvlText w:val=""/>
-      <w:lvlJc w:val="left"/>
-      <w:pPr>
-        <w:ind w:left="720" w:hanging="360"/>
-      </w:pPr>
-      <w:rPr>
-        <w:rFonts w:ascii="Symbol" w:hAnsi="Symbol" w:cs="Symbol" w:hint="default"/>
-        <w:rFonts w:cs="Symbol"/>
-      </w:rPr>
-    </w:lvl>
-    <w:lvl w:ilvl="1">
-      <w:start w:val="1"/>
-      <w:numFmt w:val="bullet"/>
-      <w:lvlText w:val="o"/>
-      <w:lvlJc w:val="left"/>
-      <w:pPr>
-        <w:ind w:left="1440" w:hanging="360"/>
-      </w:pPr>
-      <w:rPr>
-        <w:rFonts w:ascii="Courier New" w:hAnsi="Courier New" w:cs="Courier New" w:hint="default"/>
-        <w:rFonts w:cs="Courier New"/>
-      </w:rPr>
-    </w:lvl>
-    <w:lvl w:ilvl="2">
-      <w:start w:val="1"/>
-      <w:numFmt w:val="bullet"/>
-      <w:lvlText w:val=""/>
-      <w:lvlJc w:val="left"/>
-      <w:pPr>
-        <w:ind w:left="2160" w:hanging="360"/>
-      </w:pPr>
-      <w:rPr>
-        <w:rFonts w:ascii="Wingdings" w:hAnsi="Wingdings" w:cs="Wingdings" w:hint="default"/>
-        <w:rFonts w:cs="Wingdings"/>
-      </w:rPr>
-    </w:lvl>
-    <w:lvl w:ilvl="3">
-      <w:start w:val="1"/>
-      <w:numFmt w:val="bullet"/>
-      <w:lvlText w:val=""/>
-      <w:lvlJc w:val="left"/>
-      <w:pPr>
-        <w:ind w:left="2880" w:hanging="360"/>
-      </w:pPr>
-      <w:rPr>
-        <w:rFonts w:ascii="Symbol" w:hAnsi="Symbol" w:cs="Symbol" w:hint="default"/>
-        <w:rFonts w:cs="Symbol"/>
-      </w:rPr>
-    </w:lvl>
-    <w:lvl w:ilvl="4">
-      <w:start w:val="1"/>
-      <w:numFmt w:val="bullet"/>
-      <w:lvlText w:val="o"/>
-      <w:lvlJc w:val="left"/>
-      <w:pPr>
-        <w:ind w:left="3600" w:hanging="360"/>
-      </w:pPr>
-      <w:rPr>
-        <w:rFonts w:ascii="Courier New" w:hAnsi="Courier New" w:cs="Courier New" w:hint="default"/>
-        <w:rFonts w:cs="Courier New"/>
-      </w:rPr>
-    </w:lvl>
-    <w:lvl w:ilvl="5">
-      <w:start w:val="1"/>
-      <w:numFmt w:val="bullet"/>
-      <w:lvlText w:val=""/>
-      <w:lvlJc w:val="left"/>
-      <w:pPr>
-        <w:ind w:left="4320" w:hanging="360"/>
-      </w:pPr>
-      <w:rPr>
-        <w:rFonts w:ascii="Wingdings" w:hAnsi="Wingdings" w:cs="Wingdings" w:hint="default"/>
-        <w:rFonts w:cs="Wingdings"/>
-      </w:rPr>
-    </w:lvl>
-    <w:lvl w:ilvl="6">
-      <w:start w:val="1"/>
-      <w:numFmt w:val="bullet"/>
-      <w:lvlText w:val=""/>
-      <w:lvlJc w:val="left"/>
-      <w:pPr>
-        <w:ind w:left="5040" w:hanging="360"/>
-      </w:pPr>
-      <w:rPr>
-        <w:rFonts w:ascii="Symbol" w:hAnsi="Symbol" w:cs="Symbol" w:hint="default"/>
-        <w:rFonts w:cs="Symbol"/>
-      </w:rPr>
-    </w:lvl>
-    <w:lvl w:ilvl="7">
-      <w:start w:val="1"/>
-      <w:numFmt w:val="bullet"/>
-      <w:lvlText w:val="o"/>
-      <w:lvlJc w:val="left"/>
-      <w:pPr>
-        <w:ind w:left="5760" w:hanging="360"/>
-      </w:pPr>
-      <w:rPr>
-        <w:rFonts w:ascii="Courier New" w:hAnsi="Courier New" w:cs="Courier New" w:hint="default"/>
-        <w:rFonts w:cs="Courier New"/>
-      </w:rPr>
-    </w:lvl>
-    <w:lvl w:ilvl="8">
-      <w:start w:val="1"/>
-      <w:numFmt w:val="bullet"/>
-      <w:lvlText w:val=""/>
-      <w:lvlJc w:val="left"/>
-      <w:pPr>
-        <w:ind w:left="6480" w:hanging="360"/>
-      </w:pPr>
-      <w:rPr>
-        <w:rFonts w:ascii="Wingdings" w:hAnsi="Wingdings" w:cs="Wingdings" w:hint="default"/>
-        <w:rFonts w:cs="Wingdings"/>
-      </w:rPr>
+      <w:numFmt w:val="lowerRoman"/>
+      <w:lvlText w:val="%9."/>
+      <w:lvlJc w:val="right"/>
+      <w:pPr>
+        <w:ind w:left="6233" w:hanging="180"/>
+      </w:pPr>
     </w:lvl>
   </w:abstractNum>
   <w:abstractNum w:abstractNumId="14">
@@ -15809,11 +15879,11 @@
   <w:abstractNum w:abstractNumId="17">
     <w:lvl w:ilvl="0">
       <w:start w:val="1"/>
-      <w:numFmt w:val="decimal"/>
+      <w:numFmt w:val="lowerLetter"/>
       <w:lvlText w:val="%1)"/>
       <w:lvlJc w:val="left"/>
       <w:pPr>
-        <w:ind w:left="473" w:hanging="360"/>
+        <w:ind w:left="720" w:hanging="360"/>
       </w:pPr>
     </w:lvl>
     <w:lvl w:ilvl="1">
@@ -15822,7 +15892,7 @@
       <w:lvlText w:val="%2."/>
       <w:lvlJc w:val="left"/>
       <w:pPr>
-        <w:ind w:left="1193" w:hanging="360"/>
+        <w:ind w:left="1440" w:hanging="360"/>
       </w:pPr>
     </w:lvl>
     <w:lvl w:ilvl="2">
@@ -15831,7 +15901,7 @@
       <w:lvlText w:val="%3."/>
       <w:lvlJc w:val="right"/>
       <w:pPr>
-        <w:ind w:left="1913" w:hanging="180"/>
+        <w:ind w:left="2160" w:hanging="180"/>
       </w:pPr>
     </w:lvl>
     <w:lvl w:ilvl="3">
@@ -15840,7 +15910,7 @@
       <w:lvlText w:val="%4."/>
       <w:lvlJc w:val="left"/>
       <w:pPr>
-        <w:ind w:left="2633" w:hanging="360"/>
+        <w:ind w:left="2880" w:hanging="360"/>
       </w:pPr>
     </w:lvl>
     <w:lvl w:ilvl="4">
@@ -15849,7 +15919,7 @@
       <w:lvlText w:val="%5."/>
       <w:lvlJc w:val="left"/>
       <w:pPr>
-        <w:ind w:left="3353" w:hanging="360"/>
+        <w:ind w:left="3600" w:hanging="360"/>
       </w:pPr>
     </w:lvl>
     <w:lvl w:ilvl="5">
@@ -15858,7 +15928,7 @@
       <w:lvlText w:val="%6."/>
       <w:lvlJc w:val="right"/>
       <w:pPr>
-        <w:ind w:left="4073" w:hanging="180"/>
+        <w:ind w:left="4320" w:hanging="180"/>
       </w:pPr>
     </w:lvl>
     <w:lvl w:ilvl="6">
@@ -15867,7 +15937,7 @@
       <w:lvlText w:val="%7."/>
       <w:lvlJc w:val="left"/>
       <w:pPr>
-        <w:ind w:left="4793" w:hanging="360"/>
+        <w:ind w:left="5040" w:hanging="360"/>
       </w:pPr>
     </w:lvl>
     <w:lvl w:ilvl="7">
@@ -15876,7 +15946,7 @@
       <w:lvlText w:val="%8."/>
       <w:lvlJc w:val="left"/>
       <w:pPr>
-        <w:ind w:left="5513" w:hanging="360"/>
+        <w:ind w:left="5760" w:hanging="360"/>
       </w:pPr>
     </w:lvl>
     <w:lvl w:ilvl="8">
@@ -15885,7 +15955,7 @@
       <w:lvlText w:val="%9."/>
       <w:lvlJc w:val="right"/>
       <w:pPr>
-        <w:ind w:left="6233" w:hanging="180"/>
+        <w:ind w:left="6480" w:hanging="180"/>
       </w:pPr>
     </w:lvl>
   </w:abstractNum>
@@ -15975,8 +16045,8 @@
   <w:abstractNum w:abstractNumId="19">
     <w:lvl w:ilvl="0">
       <w:start w:val="1"/>
-      <w:numFmt w:val="lowerLetter"/>
-      <w:lvlText w:val="%1)"/>
+      <w:numFmt w:val="decimal"/>
+      <w:lvlText w:val="%1."/>
       <w:lvlJc w:val="left"/>
       <w:pPr>
         <w:ind w:left="720" w:hanging="360"/>
@@ -16058,83 +16128,92 @@
   <w:abstractNum w:abstractNumId="20">
     <w:lvl w:ilvl="0">
       <w:start w:val="1"/>
-      <w:numFmt w:val="decimal"/>
-      <w:lvlText w:val="%1."/>
+      <w:numFmt w:val="none"/>
+      <w:suff w:val="nothing"/>
+      <w:lvlText w:val=""/>
       <w:lvlJc w:val="left"/>
       <w:pPr>
-        <w:ind w:left="720" w:hanging="360"/>
+        <w:ind w:left="0" w:hanging="0"/>
       </w:pPr>
     </w:lvl>
     <w:lvl w:ilvl="1">
       <w:start w:val="1"/>
-      <w:numFmt w:val="lowerLetter"/>
-      <w:lvlText w:val="%2."/>
+      <w:numFmt w:val="none"/>
+      <w:suff w:val="nothing"/>
+      <w:lvlText w:val=""/>
       <w:lvlJc w:val="left"/>
       <w:pPr>
-        <w:ind w:left="1440" w:hanging="360"/>
+        <w:ind w:left="0" w:hanging="0"/>
       </w:pPr>
     </w:lvl>
     <w:lvl w:ilvl="2">
       <w:start w:val="1"/>
-      <w:numFmt w:val="lowerRoman"/>
-      <w:lvlText w:val="%3."/>
-      <w:lvlJc w:val="right"/>
-      <w:pPr>
-        <w:ind w:left="2160" w:hanging="180"/>
+      <w:numFmt w:val="none"/>
+      <w:suff w:val="nothing"/>
+      <w:lvlText w:val=""/>
+      <w:lvlJc w:val="left"/>
+      <w:pPr>
+        <w:ind w:left="0" w:hanging="0"/>
       </w:pPr>
     </w:lvl>
     <w:lvl w:ilvl="3">
       <w:start w:val="1"/>
-      <w:numFmt w:val="decimal"/>
-      <w:lvlText w:val="%4."/>
+      <w:numFmt w:val="none"/>
+      <w:suff w:val="nothing"/>
+      <w:lvlText w:val=""/>
       <w:lvlJc w:val="left"/>
       <w:pPr>
-        <w:ind w:left="2880" w:hanging="360"/>
+        <w:ind w:left="0" w:hanging="0"/>
       </w:pPr>
     </w:lvl>
     <w:lvl w:ilvl="4">
       <w:start w:val="1"/>
-      <w:numFmt w:val="lowerLetter"/>
-      <w:lvlText w:val="%5."/>
+      <w:numFmt w:val="none"/>
+      <w:suff w:val="nothing"/>
+      <w:lvlText w:val=""/>
       <w:lvlJc w:val="left"/>
       <w:pPr>
-        <w:ind w:left="3600" w:hanging="360"/>
+        <w:ind w:left="0" w:hanging="0"/>
       </w:pPr>
     </w:lvl>
     <w:lvl w:ilvl="5">
       <w:start w:val="1"/>
-      <w:numFmt w:val="lowerRoman"/>
-      <w:lvlText w:val="%6."/>
-      <w:lvlJc w:val="right"/>
-      <w:pPr>
-        <w:ind w:left="4320" w:hanging="180"/>
+      <w:numFmt w:val="none"/>
+      <w:suff w:val="nothing"/>
+      <w:lvlText w:val=""/>
+      <w:lvlJc w:val="left"/>
+      <w:pPr>
+        <w:ind w:left="0" w:hanging="0"/>
       </w:pPr>
     </w:lvl>
     <w:lvl w:ilvl="6">
       <w:start w:val="1"/>
-      <w:numFmt w:val="decimal"/>
-      <w:lvlText w:val="%7."/>
+      <w:numFmt w:val="none"/>
+      <w:suff w:val="nothing"/>
+      <w:lvlText w:val=""/>
       <w:lvlJc w:val="left"/>
       <w:pPr>
-        <w:ind w:left="5040" w:hanging="360"/>
+        <w:ind w:left="0" w:hanging="0"/>
       </w:pPr>
     </w:lvl>
     <w:lvl w:ilvl="7">
       <w:start w:val="1"/>
-      <w:numFmt w:val="lowerLetter"/>
-      <w:lvlText w:val="%8."/>
+      <w:numFmt w:val="none"/>
+      <w:suff w:val="nothing"/>
+      <w:lvlText w:val=""/>
       <w:lvlJc w:val="left"/>
       <w:pPr>
-        <w:ind w:left="5760" w:hanging="360"/>
+        <w:ind w:left="0" w:hanging="0"/>
       </w:pPr>
     </w:lvl>
     <w:lvl w:ilvl="8">
       <w:start w:val="1"/>
-      <w:numFmt w:val="lowerRoman"/>
-      <w:lvlText w:val="%9."/>
-      <w:lvlJc w:val="right"/>
-      <w:pPr>
-        <w:ind w:left="6480" w:hanging="180"/>
+      <w:numFmt w:val="none"/>
+      <w:suff w:val="nothing"/>
+      <w:lvlText w:val=""/>
+      <w:lvlJc w:val="left"/>
+      <w:pPr>
+        <w:ind w:left="0" w:hanging="0"/>
       </w:pPr>
     </w:lvl>
   </w:abstractNum>
@@ -16207,6 +16286,7 @@
     <w:rPrDefault>
       <w:rPr>
         <w:rFonts w:ascii="Calibri" w:hAnsi="Calibri" w:eastAsia="Calibri" w:cs="DejaVu Sans"/>
+        <w:sz w:val="20"/>
         <w:szCs w:val="22"/>
         <w:lang w:val="fr-CH" w:eastAsia="en-US" w:bidi="ar-SA"/>
       </w:rPr>
@@ -16220,9 +16300,7 @@
     <w:qFormat/>
     <w:pPr>
       <w:widowControl/>
-      <w:kinsoku w:val="true"/>
       <w:overflowPunct w:val="true"/>
-      <w:autoSpaceDE w:val="true"/>
       <w:bidi w:val="0"/>
       <w:spacing w:lineRule="auto" w:line="240" w:before="0" w:after="0"/>
       <w:jc w:val="both"/>
@@ -16244,10 +16322,6 @@
     <w:pPr>
       <w:keepNext w:val="true"/>
       <w:keepLines/>
-      <w:numPr>
-        <w:ilvl w:val="0"/>
-        <w:numId w:val="0"/>
-      </w:numPr>
       <w:pBdr>
         <w:top w:val="single" w:sz="4" w:space="8" w:color="CF0063"/>
         <w:bottom w:val="single" w:sz="4" w:space="8" w:color="CF0063"/>
@@ -16272,10 +16346,6 @@
     <w:pPr>
       <w:keepNext w:val="true"/>
       <w:keepLines/>
-      <w:numPr>
-        <w:ilvl w:val="0"/>
-        <w:numId w:val="0"/>
-      </w:numPr>
       <w:spacing w:before="0" w:after="60"/>
       <w:outlineLvl w:val="1"/>
     </w:pPr>
@@ -16296,10 +16366,6 @@
     <w:pPr>
       <w:keepNext w:val="true"/>
       <w:keepLines/>
-      <w:numPr>
-        <w:ilvl w:val="0"/>
-        <w:numId w:val="0"/>
-      </w:numPr>
       <w:jc w:val="left"/>
       <w:outlineLvl w:val="2"/>
     </w:pPr>
@@ -17518,6 +17584,1478 @@
   </w:style>
   <w:style w:type="character" w:styleId="ListLabel146">
     <w:name w:val="ListLabel 146"/>
+    <w:qFormat/>
+    <w:rPr>
+      <w:b/>
+    </w:rPr>
+  </w:style>
+  <w:style w:type="character" w:styleId="ListLabel147">
+    <w:name w:val="ListLabel 147"/>
+    <w:qFormat/>
+    <w:rPr>
+      <w:rFonts w:cs="Arial"/>
+    </w:rPr>
+  </w:style>
+  <w:style w:type="character" w:styleId="ListLabel148">
+    <w:name w:val="ListLabel 148"/>
+    <w:qFormat/>
+    <w:rPr>
+      <w:rFonts w:cs="Courier New"/>
+    </w:rPr>
+  </w:style>
+  <w:style w:type="character" w:styleId="ListLabel149">
+    <w:name w:val="ListLabel 149"/>
+    <w:qFormat/>
+    <w:rPr>
+      <w:rFonts w:cs="Wingdings"/>
+    </w:rPr>
+  </w:style>
+  <w:style w:type="character" w:styleId="ListLabel150">
+    <w:name w:val="ListLabel 150"/>
+    <w:qFormat/>
+    <w:rPr>
+      <w:rFonts w:cs="Symbol"/>
+    </w:rPr>
+  </w:style>
+  <w:style w:type="character" w:styleId="ListLabel151">
+    <w:name w:val="ListLabel 151"/>
+    <w:qFormat/>
+    <w:rPr>
+      <w:rFonts w:cs="Courier New"/>
+    </w:rPr>
+  </w:style>
+  <w:style w:type="character" w:styleId="ListLabel152">
+    <w:name w:val="ListLabel 152"/>
+    <w:qFormat/>
+    <w:rPr>
+      <w:rFonts w:cs="Wingdings"/>
+    </w:rPr>
+  </w:style>
+  <w:style w:type="character" w:styleId="ListLabel153">
+    <w:name w:val="ListLabel 153"/>
+    <w:qFormat/>
+    <w:rPr>
+      <w:rFonts w:cs="Symbol"/>
+    </w:rPr>
+  </w:style>
+  <w:style w:type="character" w:styleId="ListLabel154">
+    <w:name w:val="ListLabel 154"/>
+    <w:qFormat/>
+    <w:rPr>
+      <w:rFonts w:cs="Courier New"/>
+    </w:rPr>
+  </w:style>
+  <w:style w:type="character" w:styleId="ListLabel155">
+    <w:name w:val="ListLabel 155"/>
+    <w:qFormat/>
+    <w:rPr>
+      <w:rFonts w:cs="Wingdings"/>
+    </w:rPr>
+  </w:style>
+  <w:style w:type="character" w:styleId="ListLabel156">
+    <w:name w:val="ListLabel 156"/>
+    <w:qFormat/>
+    <w:rPr>
+      <w:rFonts w:cs="Symbol"/>
+    </w:rPr>
+  </w:style>
+  <w:style w:type="character" w:styleId="ListLabel157">
+    <w:name w:val="ListLabel 157"/>
+    <w:qFormat/>
+    <w:rPr>
+      <w:rFonts w:cs="Courier New"/>
+    </w:rPr>
+  </w:style>
+  <w:style w:type="character" w:styleId="ListLabel158">
+    <w:name w:val="ListLabel 158"/>
+    <w:qFormat/>
+    <w:rPr>
+      <w:rFonts w:cs="Wingdings"/>
+    </w:rPr>
+  </w:style>
+  <w:style w:type="character" w:styleId="ListLabel159">
+    <w:name w:val="ListLabel 159"/>
+    <w:qFormat/>
+    <w:rPr>
+      <w:rFonts w:cs="Symbol"/>
+    </w:rPr>
+  </w:style>
+  <w:style w:type="character" w:styleId="ListLabel160">
+    <w:name w:val="ListLabel 160"/>
+    <w:qFormat/>
+    <w:rPr>
+      <w:rFonts w:cs="Courier New"/>
+    </w:rPr>
+  </w:style>
+  <w:style w:type="character" w:styleId="ListLabel161">
+    <w:name w:val="ListLabel 161"/>
+    <w:qFormat/>
+    <w:rPr>
+      <w:rFonts w:cs="Wingdings"/>
+    </w:rPr>
+  </w:style>
+  <w:style w:type="character" w:styleId="ListLabel162">
+    <w:name w:val="ListLabel 162"/>
+    <w:qFormat/>
+    <w:rPr>
+      <w:rFonts w:cs="Symbol"/>
+    </w:rPr>
+  </w:style>
+  <w:style w:type="character" w:styleId="ListLabel163">
+    <w:name w:val="ListLabel 163"/>
+    <w:qFormat/>
+    <w:rPr>
+      <w:rFonts w:cs="Courier New"/>
+    </w:rPr>
+  </w:style>
+  <w:style w:type="character" w:styleId="ListLabel164">
+    <w:name w:val="ListLabel 164"/>
+    <w:qFormat/>
+    <w:rPr>
+      <w:rFonts w:cs="Wingdings"/>
+    </w:rPr>
+  </w:style>
+  <w:style w:type="character" w:styleId="ListLabel165">
+    <w:name w:val="ListLabel 165"/>
+    <w:qFormat/>
+    <w:rPr>
+      <w:rFonts w:cs="Symbol"/>
+      <w:b/>
+    </w:rPr>
+  </w:style>
+  <w:style w:type="character" w:styleId="ListLabel166">
+    <w:name w:val="ListLabel 166"/>
+    <w:qFormat/>
+    <w:rPr>
+      <w:rFonts w:cs="Courier New"/>
+    </w:rPr>
+  </w:style>
+  <w:style w:type="character" w:styleId="ListLabel167">
+    <w:name w:val="ListLabel 167"/>
+    <w:qFormat/>
+    <w:rPr>
+      <w:rFonts w:cs="Wingdings"/>
+    </w:rPr>
+  </w:style>
+  <w:style w:type="character" w:styleId="ListLabel168">
+    <w:name w:val="ListLabel 168"/>
+    <w:qFormat/>
+    <w:rPr>
+      <w:rFonts w:cs="Symbol"/>
+    </w:rPr>
+  </w:style>
+  <w:style w:type="character" w:styleId="ListLabel169">
+    <w:name w:val="ListLabel 169"/>
+    <w:qFormat/>
+    <w:rPr>
+      <w:rFonts w:cs="Courier New"/>
+    </w:rPr>
+  </w:style>
+  <w:style w:type="character" w:styleId="ListLabel170">
+    <w:name w:val="ListLabel 170"/>
+    <w:qFormat/>
+    <w:rPr>
+      <w:rFonts w:cs="Wingdings"/>
+    </w:rPr>
+  </w:style>
+  <w:style w:type="character" w:styleId="ListLabel171">
+    <w:name w:val="ListLabel 171"/>
+    <w:qFormat/>
+    <w:rPr>
+      <w:rFonts w:cs="Symbol"/>
+    </w:rPr>
+  </w:style>
+  <w:style w:type="character" w:styleId="ListLabel172">
+    <w:name w:val="ListLabel 172"/>
+    <w:qFormat/>
+    <w:rPr>
+      <w:rFonts w:cs="Courier New"/>
+    </w:rPr>
+  </w:style>
+  <w:style w:type="character" w:styleId="ListLabel173">
+    <w:name w:val="ListLabel 173"/>
+    <w:qFormat/>
+    <w:rPr>
+      <w:rFonts w:cs="Wingdings"/>
+    </w:rPr>
+  </w:style>
+  <w:style w:type="character" w:styleId="ListLabel174">
+    <w:name w:val="ListLabel 174"/>
+    <w:qFormat/>
+    <w:rPr>
+      <w:rFonts w:cs="Symbol"/>
+    </w:rPr>
+  </w:style>
+  <w:style w:type="character" w:styleId="ListLabel175">
+    <w:name w:val="ListLabel 175"/>
+    <w:qFormat/>
+    <w:rPr>
+      <w:rFonts w:cs="Courier New"/>
+    </w:rPr>
+  </w:style>
+  <w:style w:type="character" w:styleId="ListLabel176">
+    <w:name w:val="ListLabel 176"/>
+    <w:qFormat/>
+    <w:rPr>
+      <w:rFonts w:cs="Wingdings"/>
+    </w:rPr>
+  </w:style>
+  <w:style w:type="character" w:styleId="ListLabel177">
+    <w:name w:val="ListLabel 177"/>
+    <w:qFormat/>
+    <w:rPr>
+      <w:rFonts w:cs="Symbol"/>
+    </w:rPr>
+  </w:style>
+  <w:style w:type="character" w:styleId="ListLabel178">
+    <w:name w:val="ListLabel 178"/>
+    <w:qFormat/>
+    <w:rPr>
+      <w:rFonts w:cs="Courier New"/>
+    </w:rPr>
+  </w:style>
+  <w:style w:type="character" w:styleId="ListLabel179">
+    <w:name w:val="ListLabel 179"/>
+    <w:qFormat/>
+    <w:rPr>
+      <w:rFonts w:cs="Wingdings"/>
+    </w:rPr>
+  </w:style>
+  <w:style w:type="character" w:styleId="ListLabel180">
+    <w:name w:val="ListLabel 180"/>
+    <w:qFormat/>
+    <w:rPr>
+      <w:rFonts w:cs="Symbol"/>
+    </w:rPr>
+  </w:style>
+  <w:style w:type="character" w:styleId="ListLabel181">
+    <w:name w:val="ListLabel 181"/>
+    <w:qFormat/>
+    <w:rPr>
+      <w:rFonts w:cs="Courier New"/>
+    </w:rPr>
+  </w:style>
+  <w:style w:type="character" w:styleId="ListLabel182">
+    <w:name w:val="ListLabel 182"/>
+    <w:qFormat/>
+    <w:rPr>
+      <w:rFonts w:cs="Wingdings"/>
+    </w:rPr>
+  </w:style>
+  <w:style w:type="character" w:styleId="ListLabel183">
+    <w:name w:val="ListLabel 183"/>
+    <w:qFormat/>
+    <w:rPr>
+      <w:rFonts w:cs="Symbol"/>
+    </w:rPr>
+  </w:style>
+  <w:style w:type="character" w:styleId="ListLabel184">
+    <w:name w:val="ListLabel 184"/>
+    <w:qFormat/>
+    <w:rPr>
+      <w:rFonts w:cs="Courier New"/>
+    </w:rPr>
+  </w:style>
+  <w:style w:type="character" w:styleId="ListLabel185">
+    <w:name w:val="ListLabel 185"/>
+    <w:qFormat/>
+    <w:rPr>
+      <w:rFonts w:cs="Wingdings"/>
+    </w:rPr>
+  </w:style>
+  <w:style w:type="character" w:styleId="ListLabel186">
+    <w:name w:val="ListLabel 186"/>
+    <w:qFormat/>
+    <w:rPr>
+      <w:rFonts w:cs="Symbol"/>
+    </w:rPr>
+  </w:style>
+  <w:style w:type="character" w:styleId="ListLabel187">
+    <w:name w:val="ListLabel 187"/>
+    <w:qFormat/>
+    <w:rPr>
+      <w:rFonts w:cs="Courier New"/>
+    </w:rPr>
+  </w:style>
+  <w:style w:type="character" w:styleId="ListLabel188">
+    <w:name w:val="ListLabel 188"/>
+    <w:qFormat/>
+    <w:rPr>
+      <w:rFonts w:cs="Wingdings"/>
+    </w:rPr>
+  </w:style>
+  <w:style w:type="character" w:styleId="ListLabel189">
+    <w:name w:val="ListLabel 189"/>
+    <w:qFormat/>
+    <w:rPr>
+      <w:rFonts w:cs="Symbol"/>
+    </w:rPr>
+  </w:style>
+  <w:style w:type="character" w:styleId="ListLabel190">
+    <w:name w:val="ListLabel 190"/>
+    <w:qFormat/>
+    <w:rPr>
+      <w:rFonts w:cs="Courier New"/>
+    </w:rPr>
+  </w:style>
+  <w:style w:type="character" w:styleId="ListLabel191">
+    <w:name w:val="ListLabel 191"/>
+    <w:qFormat/>
+    <w:rPr>
+      <w:rFonts w:cs="Wingdings"/>
+    </w:rPr>
+  </w:style>
+  <w:style w:type="character" w:styleId="ListLabel192">
+    <w:name w:val="ListLabel 192"/>
+    <w:qFormat/>
+    <w:rPr>
+      <w:rFonts w:cs="Symbol"/>
+    </w:rPr>
+  </w:style>
+  <w:style w:type="character" w:styleId="ListLabel193">
+    <w:name w:val="ListLabel 193"/>
+    <w:qFormat/>
+    <w:rPr>
+      <w:rFonts w:cs="Courier New"/>
+    </w:rPr>
+  </w:style>
+  <w:style w:type="character" w:styleId="ListLabel194">
+    <w:name w:val="ListLabel 194"/>
+    <w:qFormat/>
+    <w:rPr>
+      <w:rFonts w:cs="Wingdings"/>
+    </w:rPr>
+  </w:style>
+  <w:style w:type="character" w:styleId="ListLabel195">
+    <w:name w:val="ListLabel 195"/>
+    <w:qFormat/>
+    <w:rPr>
+      <w:rFonts w:cs="Symbol"/>
+    </w:rPr>
+  </w:style>
+  <w:style w:type="character" w:styleId="ListLabel196">
+    <w:name w:val="ListLabel 196"/>
+    <w:qFormat/>
+    <w:rPr>
+      <w:rFonts w:cs="Courier New"/>
+    </w:rPr>
+  </w:style>
+  <w:style w:type="character" w:styleId="ListLabel197">
+    <w:name w:val="ListLabel 197"/>
+    <w:qFormat/>
+    <w:rPr>
+      <w:rFonts w:cs="Wingdings"/>
+    </w:rPr>
+  </w:style>
+  <w:style w:type="character" w:styleId="ListLabel198">
+    <w:name w:val="ListLabel 198"/>
+    <w:qFormat/>
+    <w:rPr>
+      <w:rFonts w:cs="Symbol"/>
+    </w:rPr>
+  </w:style>
+  <w:style w:type="character" w:styleId="ListLabel199">
+    <w:name w:val="ListLabel 199"/>
+    <w:qFormat/>
+    <w:rPr>
+      <w:rFonts w:cs="Courier New"/>
+    </w:rPr>
+  </w:style>
+  <w:style w:type="character" w:styleId="ListLabel200">
+    <w:name w:val="ListLabel 200"/>
+    <w:qFormat/>
+    <w:rPr>
+      <w:rFonts w:cs="Wingdings"/>
+    </w:rPr>
+  </w:style>
+  <w:style w:type="character" w:styleId="ListLabel201">
+    <w:name w:val="ListLabel 201"/>
+    <w:qFormat/>
+    <w:rPr>
+      <w:rFonts w:cs="Arial"/>
+    </w:rPr>
+  </w:style>
+  <w:style w:type="character" w:styleId="ListLabel202">
+    <w:name w:val="ListLabel 202"/>
+    <w:qFormat/>
+    <w:rPr>
+      <w:rFonts w:cs="Symbol"/>
+    </w:rPr>
+  </w:style>
+  <w:style w:type="character" w:styleId="ListLabel203">
+    <w:name w:val="ListLabel 203"/>
+    <w:qFormat/>
+    <w:rPr>
+      <w:rFonts w:cs="Courier New"/>
+    </w:rPr>
+  </w:style>
+  <w:style w:type="character" w:styleId="ListLabel204">
+    <w:name w:val="ListLabel 204"/>
+    <w:qFormat/>
+    <w:rPr>
+      <w:rFonts w:cs="Wingdings"/>
+    </w:rPr>
+  </w:style>
+  <w:style w:type="character" w:styleId="ListLabel205">
+    <w:name w:val="ListLabel 205"/>
+    <w:qFormat/>
+    <w:rPr>
+      <w:rFonts w:cs="Symbol"/>
+    </w:rPr>
+  </w:style>
+  <w:style w:type="character" w:styleId="ListLabel206">
+    <w:name w:val="ListLabel 206"/>
+    <w:qFormat/>
+    <w:rPr>
+      <w:rFonts w:cs="Courier New"/>
+    </w:rPr>
+  </w:style>
+  <w:style w:type="character" w:styleId="ListLabel207">
+    <w:name w:val="ListLabel 207"/>
+    <w:qFormat/>
+    <w:rPr>
+      <w:rFonts w:cs="Wingdings"/>
+    </w:rPr>
+  </w:style>
+  <w:style w:type="character" w:styleId="ListLabel208">
+    <w:name w:val="ListLabel 208"/>
+    <w:qFormat/>
+    <w:rPr>
+      <w:rFonts w:cs="Symbol"/>
+    </w:rPr>
+  </w:style>
+  <w:style w:type="character" w:styleId="ListLabel209">
+    <w:name w:val="ListLabel 209"/>
+    <w:qFormat/>
+    <w:rPr>
+      <w:rFonts w:cs="Courier New"/>
+    </w:rPr>
+  </w:style>
+  <w:style w:type="character" w:styleId="ListLabel210">
+    <w:name w:val="ListLabel 210"/>
+    <w:qFormat/>
+    <w:rPr>
+      <w:rFonts w:cs="Wingdings"/>
+    </w:rPr>
+  </w:style>
+  <w:style w:type="character" w:styleId="ListLabel211">
+    <w:name w:val="ListLabel 211"/>
+    <w:qFormat/>
+    <w:rPr>
+      <w:rFonts w:cs="Symbol"/>
+    </w:rPr>
+  </w:style>
+  <w:style w:type="character" w:styleId="ListLabel212">
+    <w:name w:val="ListLabel 212"/>
+    <w:qFormat/>
+    <w:rPr>
+      <w:rFonts w:cs="Courier New"/>
+    </w:rPr>
+  </w:style>
+  <w:style w:type="character" w:styleId="ListLabel213">
+    <w:name w:val="ListLabel 213"/>
+    <w:qFormat/>
+    <w:rPr>
+      <w:rFonts w:cs="Wingdings"/>
+    </w:rPr>
+  </w:style>
+  <w:style w:type="character" w:styleId="ListLabel214">
+    <w:name w:val="ListLabel 214"/>
+    <w:qFormat/>
+    <w:rPr>
+      <w:rFonts w:cs="Symbol"/>
+    </w:rPr>
+  </w:style>
+  <w:style w:type="character" w:styleId="ListLabel215">
+    <w:name w:val="ListLabel 215"/>
+    <w:qFormat/>
+    <w:rPr>
+      <w:rFonts w:cs="Courier New"/>
+    </w:rPr>
+  </w:style>
+  <w:style w:type="character" w:styleId="ListLabel216">
+    <w:name w:val="ListLabel 216"/>
+    <w:qFormat/>
+    <w:rPr>
+      <w:rFonts w:cs="Wingdings"/>
+    </w:rPr>
+  </w:style>
+  <w:style w:type="character" w:styleId="ListLabel217">
+    <w:name w:val="ListLabel 217"/>
+    <w:qFormat/>
+    <w:rPr>
+      <w:rFonts w:cs="Symbol"/>
+    </w:rPr>
+  </w:style>
+  <w:style w:type="character" w:styleId="ListLabel218">
+    <w:name w:val="ListLabel 218"/>
+    <w:qFormat/>
+    <w:rPr>
+      <w:rFonts w:cs="Courier New"/>
+    </w:rPr>
+  </w:style>
+  <w:style w:type="character" w:styleId="ListLabel219">
+    <w:name w:val="ListLabel 219"/>
+    <w:qFormat/>
+    <w:rPr>
+      <w:rFonts w:cs="Wingdings"/>
+    </w:rPr>
+  </w:style>
+  <w:style w:type="character" w:styleId="ListLabel220">
+    <w:name w:val="ListLabel 220"/>
+    <w:qFormat/>
+    <w:rPr>
+      <w:rFonts w:cs="Symbol"/>
+    </w:rPr>
+  </w:style>
+  <w:style w:type="character" w:styleId="ListLabel221">
+    <w:name w:val="ListLabel 221"/>
+    <w:qFormat/>
+    <w:rPr>
+      <w:rFonts w:cs="Courier New"/>
+    </w:rPr>
+  </w:style>
+  <w:style w:type="character" w:styleId="ListLabel222">
+    <w:name w:val="ListLabel 222"/>
+    <w:qFormat/>
+    <w:rPr>
+      <w:rFonts w:cs="Wingdings"/>
+    </w:rPr>
+  </w:style>
+  <w:style w:type="character" w:styleId="ListLabel223">
+    <w:name w:val="ListLabel 223"/>
+    <w:qFormat/>
+    <w:rPr>
+      <w:rFonts w:cs="Symbol"/>
+    </w:rPr>
+  </w:style>
+  <w:style w:type="character" w:styleId="ListLabel224">
+    <w:name w:val="ListLabel 224"/>
+    <w:qFormat/>
+    <w:rPr>
+      <w:rFonts w:cs="Courier New"/>
+    </w:rPr>
+  </w:style>
+  <w:style w:type="character" w:styleId="ListLabel225">
+    <w:name w:val="ListLabel 225"/>
+    <w:qFormat/>
+    <w:rPr>
+      <w:rFonts w:cs="Wingdings"/>
+    </w:rPr>
+  </w:style>
+  <w:style w:type="character" w:styleId="ListLabel226">
+    <w:name w:val="ListLabel 226"/>
+    <w:qFormat/>
+    <w:rPr>
+      <w:rFonts w:cs="Symbol"/>
+    </w:rPr>
+  </w:style>
+  <w:style w:type="character" w:styleId="ListLabel227">
+    <w:name w:val="ListLabel 227"/>
+    <w:qFormat/>
+    <w:rPr>
+      <w:rFonts w:cs="Courier New"/>
+    </w:rPr>
+  </w:style>
+  <w:style w:type="character" w:styleId="ListLabel228">
+    <w:name w:val="ListLabel 228"/>
+    <w:qFormat/>
+    <w:rPr>
+      <w:rFonts w:cs="Wingdings"/>
+    </w:rPr>
+  </w:style>
+  <w:style w:type="character" w:styleId="ListLabel229">
+    <w:name w:val="ListLabel 229"/>
+    <w:qFormat/>
+    <w:rPr>
+      <w:rFonts w:cs="Arial"/>
+    </w:rPr>
+  </w:style>
+  <w:style w:type="character" w:styleId="ListLabel230">
+    <w:name w:val="ListLabel 230"/>
+    <w:qFormat/>
+    <w:rPr>
+      <w:rFonts w:cs="Courier New"/>
+    </w:rPr>
+  </w:style>
+  <w:style w:type="character" w:styleId="ListLabel231">
+    <w:name w:val="ListLabel 231"/>
+    <w:qFormat/>
+    <w:rPr>
+      <w:rFonts w:cs="Wingdings"/>
+    </w:rPr>
+  </w:style>
+  <w:style w:type="character" w:styleId="ListLabel232">
+    <w:name w:val="ListLabel 232"/>
+    <w:qFormat/>
+    <w:rPr>
+      <w:rFonts w:cs="Symbol"/>
+    </w:rPr>
+  </w:style>
+  <w:style w:type="character" w:styleId="ListLabel233">
+    <w:name w:val="ListLabel 233"/>
+    <w:qFormat/>
+    <w:rPr>
+      <w:rFonts w:cs="Courier New"/>
+    </w:rPr>
+  </w:style>
+  <w:style w:type="character" w:styleId="ListLabel234">
+    <w:name w:val="ListLabel 234"/>
+    <w:qFormat/>
+    <w:rPr>
+      <w:rFonts w:cs="Wingdings"/>
+    </w:rPr>
+  </w:style>
+  <w:style w:type="character" w:styleId="ListLabel235">
+    <w:name w:val="ListLabel 235"/>
+    <w:qFormat/>
+    <w:rPr>
+      <w:rFonts w:cs="Symbol"/>
+    </w:rPr>
+  </w:style>
+  <w:style w:type="character" w:styleId="ListLabel236">
+    <w:name w:val="ListLabel 236"/>
+    <w:qFormat/>
+    <w:rPr>
+      <w:rFonts w:cs="Courier New"/>
+    </w:rPr>
+  </w:style>
+  <w:style w:type="character" w:styleId="ListLabel237">
+    <w:name w:val="ListLabel 237"/>
+    <w:qFormat/>
+    <w:rPr>
+      <w:rFonts w:cs="Wingdings"/>
+    </w:rPr>
+  </w:style>
+  <w:style w:type="character" w:styleId="ListLabel238">
+    <w:name w:val="ListLabel 238"/>
+    <w:qFormat/>
+    <w:rPr>
+      <w:rFonts w:cs="Symbol"/>
+    </w:rPr>
+  </w:style>
+  <w:style w:type="character" w:styleId="ListLabel239">
+    <w:name w:val="ListLabel 239"/>
+    <w:qFormat/>
+    <w:rPr>
+      <w:rFonts w:cs="Courier New"/>
+    </w:rPr>
+  </w:style>
+  <w:style w:type="character" w:styleId="ListLabel240">
+    <w:name w:val="ListLabel 240"/>
+    <w:qFormat/>
+    <w:rPr>
+      <w:rFonts w:cs="Wingdings"/>
+    </w:rPr>
+  </w:style>
+  <w:style w:type="character" w:styleId="ListLabel241">
+    <w:name w:val="ListLabel 241"/>
+    <w:qFormat/>
+    <w:rPr>
+      <w:rFonts w:cs="Symbol"/>
+    </w:rPr>
+  </w:style>
+  <w:style w:type="character" w:styleId="ListLabel242">
+    <w:name w:val="ListLabel 242"/>
+    <w:qFormat/>
+    <w:rPr>
+      <w:rFonts w:cs="Courier New"/>
+    </w:rPr>
+  </w:style>
+  <w:style w:type="character" w:styleId="ListLabel243">
+    <w:name w:val="ListLabel 243"/>
+    <w:qFormat/>
+    <w:rPr>
+      <w:rFonts w:cs="Wingdings"/>
+    </w:rPr>
+  </w:style>
+  <w:style w:type="character" w:styleId="ListLabel244">
+    <w:name w:val="ListLabel 244"/>
+    <w:qFormat/>
+    <w:rPr>
+      <w:rFonts w:cs="Symbol"/>
+    </w:rPr>
+  </w:style>
+  <w:style w:type="character" w:styleId="ListLabel245">
+    <w:name w:val="ListLabel 245"/>
+    <w:qFormat/>
+    <w:rPr>
+      <w:rFonts w:cs="Courier New"/>
+    </w:rPr>
+  </w:style>
+  <w:style w:type="character" w:styleId="ListLabel246">
+    <w:name w:val="ListLabel 246"/>
+    <w:qFormat/>
+    <w:rPr>
+      <w:rFonts w:cs="Wingdings"/>
+    </w:rPr>
+  </w:style>
+  <w:style w:type="character" w:styleId="ListLabel247">
+    <w:name w:val="ListLabel 247"/>
+    <w:qFormat/>
+    <w:rPr>
+      <w:rFonts w:cs="Estrangelo Edessa"/>
+      <w:sz w:val="24"/>
+      <w:szCs w:val="24"/>
+    </w:rPr>
+  </w:style>
+  <w:style w:type="character" w:styleId="ListLabel248">
+    <w:name w:val="ListLabel 248"/>
+    <w:qFormat/>
+    <w:rPr/>
+  </w:style>
+  <w:style w:type="character" w:styleId="ListLabel249">
+    <w:name w:val="ListLabel 249"/>
+    <w:qFormat/>
+    <w:rPr>
+      <w:lang w:val="fr-FR" w:eastAsia="fr-FR"/>
+    </w:rPr>
+  </w:style>
+  <w:style w:type="character" w:styleId="ListLabel250">
+    <w:name w:val="ListLabel 250"/>
+    <w:qFormat/>
+    <w:rPr>
+      <w:rFonts w:cs="Estrangelo Edessa"/>
+    </w:rPr>
+  </w:style>
+  <w:style w:type="character" w:styleId="ListLabel251">
+    <w:name w:val="ListLabel 251"/>
+    <w:qFormat/>
+    <w:rPr>
+      <w:b/>
+    </w:rPr>
+  </w:style>
+  <w:style w:type="character" w:styleId="ListLabel252">
+    <w:name w:val="ListLabel 252"/>
+    <w:qFormat/>
+    <w:rPr>
+      <w:rFonts w:cs="Arial"/>
+    </w:rPr>
+  </w:style>
+  <w:style w:type="character" w:styleId="ListLabel253">
+    <w:name w:val="ListLabel 253"/>
+    <w:qFormat/>
+    <w:rPr>
+      <w:rFonts w:cs="Courier New"/>
+    </w:rPr>
+  </w:style>
+  <w:style w:type="character" w:styleId="ListLabel254">
+    <w:name w:val="ListLabel 254"/>
+    <w:qFormat/>
+    <w:rPr>
+      <w:rFonts w:cs="Wingdings"/>
+    </w:rPr>
+  </w:style>
+  <w:style w:type="character" w:styleId="ListLabel255">
+    <w:name w:val="ListLabel 255"/>
+    <w:qFormat/>
+    <w:rPr>
+      <w:rFonts w:cs="Symbol"/>
+    </w:rPr>
+  </w:style>
+  <w:style w:type="character" w:styleId="ListLabel256">
+    <w:name w:val="ListLabel 256"/>
+    <w:qFormat/>
+    <w:rPr>
+      <w:rFonts w:cs="Courier New"/>
+    </w:rPr>
+  </w:style>
+  <w:style w:type="character" w:styleId="ListLabel257">
+    <w:name w:val="ListLabel 257"/>
+    <w:qFormat/>
+    <w:rPr>
+      <w:rFonts w:cs="Wingdings"/>
+    </w:rPr>
+  </w:style>
+  <w:style w:type="character" w:styleId="ListLabel258">
+    <w:name w:val="ListLabel 258"/>
+    <w:qFormat/>
+    <w:rPr>
+      <w:rFonts w:cs="Symbol"/>
+    </w:rPr>
+  </w:style>
+  <w:style w:type="character" w:styleId="ListLabel259">
+    <w:name w:val="ListLabel 259"/>
+    <w:qFormat/>
+    <w:rPr>
+      <w:rFonts w:cs="Courier New"/>
+    </w:rPr>
+  </w:style>
+  <w:style w:type="character" w:styleId="ListLabel260">
+    <w:name w:val="ListLabel 260"/>
+    <w:qFormat/>
+    <w:rPr>
+      <w:rFonts w:cs="Wingdings"/>
+    </w:rPr>
+  </w:style>
+  <w:style w:type="character" w:styleId="ListLabel261">
+    <w:name w:val="ListLabel 261"/>
+    <w:qFormat/>
+    <w:rPr>
+      <w:rFonts w:cs="Symbol"/>
+    </w:rPr>
+  </w:style>
+  <w:style w:type="character" w:styleId="ListLabel262">
+    <w:name w:val="ListLabel 262"/>
+    <w:qFormat/>
+    <w:rPr>
+      <w:rFonts w:cs="Courier New"/>
+    </w:rPr>
+  </w:style>
+  <w:style w:type="character" w:styleId="ListLabel263">
+    <w:name w:val="ListLabel 263"/>
+    <w:qFormat/>
+    <w:rPr>
+      <w:rFonts w:cs="Wingdings"/>
+    </w:rPr>
+  </w:style>
+  <w:style w:type="character" w:styleId="ListLabel264">
+    <w:name w:val="ListLabel 264"/>
+    <w:qFormat/>
+    <w:rPr>
+      <w:rFonts w:cs="Symbol"/>
+    </w:rPr>
+  </w:style>
+  <w:style w:type="character" w:styleId="ListLabel265">
+    <w:name w:val="ListLabel 265"/>
+    <w:qFormat/>
+    <w:rPr>
+      <w:rFonts w:cs="Courier New"/>
+    </w:rPr>
+  </w:style>
+  <w:style w:type="character" w:styleId="ListLabel266">
+    <w:name w:val="ListLabel 266"/>
+    <w:qFormat/>
+    <w:rPr>
+      <w:rFonts w:cs="Wingdings"/>
+    </w:rPr>
+  </w:style>
+  <w:style w:type="character" w:styleId="ListLabel267">
+    <w:name w:val="ListLabel 267"/>
+    <w:qFormat/>
+    <w:rPr>
+      <w:rFonts w:cs="Symbol"/>
+    </w:rPr>
+  </w:style>
+  <w:style w:type="character" w:styleId="ListLabel268">
+    <w:name w:val="ListLabel 268"/>
+    <w:qFormat/>
+    <w:rPr>
+      <w:rFonts w:cs="Courier New"/>
+    </w:rPr>
+  </w:style>
+  <w:style w:type="character" w:styleId="ListLabel269">
+    <w:name w:val="ListLabel 269"/>
+    <w:qFormat/>
+    <w:rPr>
+      <w:rFonts w:cs="Wingdings"/>
+    </w:rPr>
+  </w:style>
+  <w:style w:type="character" w:styleId="ListLabel270">
+    <w:name w:val="ListLabel 270"/>
+    <w:qFormat/>
+    <w:rPr>
+      <w:rFonts w:cs="Symbol"/>
+      <w:b/>
+    </w:rPr>
+  </w:style>
+  <w:style w:type="character" w:styleId="ListLabel271">
+    <w:name w:val="ListLabel 271"/>
+    <w:qFormat/>
+    <w:rPr>
+      <w:rFonts w:cs="Courier New"/>
+    </w:rPr>
+  </w:style>
+  <w:style w:type="character" w:styleId="ListLabel272">
+    <w:name w:val="ListLabel 272"/>
+    <w:qFormat/>
+    <w:rPr>
+      <w:rFonts w:cs="Wingdings"/>
+    </w:rPr>
+  </w:style>
+  <w:style w:type="character" w:styleId="ListLabel273">
+    <w:name w:val="ListLabel 273"/>
+    <w:qFormat/>
+    <w:rPr>
+      <w:rFonts w:cs="Symbol"/>
+    </w:rPr>
+  </w:style>
+  <w:style w:type="character" w:styleId="ListLabel274">
+    <w:name w:val="ListLabel 274"/>
+    <w:qFormat/>
+    <w:rPr>
+      <w:rFonts w:cs="Courier New"/>
+    </w:rPr>
+  </w:style>
+  <w:style w:type="character" w:styleId="ListLabel275">
+    <w:name w:val="ListLabel 275"/>
+    <w:qFormat/>
+    <w:rPr>
+      <w:rFonts w:cs="Wingdings"/>
+    </w:rPr>
+  </w:style>
+  <w:style w:type="character" w:styleId="ListLabel276">
+    <w:name w:val="ListLabel 276"/>
+    <w:qFormat/>
+    <w:rPr>
+      <w:rFonts w:cs="Symbol"/>
+    </w:rPr>
+  </w:style>
+  <w:style w:type="character" w:styleId="ListLabel277">
+    <w:name w:val="ListLabel 277"/>
+    <w:qFormat/>
+    <w:rPr>
+      <w:rFonts w:cs="Courier New"/>
+    </w:rPr>
+  </w:style>
+  <w:style w:type="character" w:styleId="ListLabel278">
+    <w:name w:val="ListLabel 278"/>
+    <w:qFormat/>
+    <w:rPr>
+      <w:rFonts w:cs="Wingdings"/>
+    </w:rPr>
+  </w:style>
+  <w:style w:type="character" w:styleId="ListLabel279">
+    <w:name w:val="ListLabel 279"/>
+    <w:qFormat/>
+    <w:rPr>
+      <w:rFonts w:cs="Symbol"/>
+    </w:rPr>
+  </w:style>
+  <w:style w:type="character" w:styleId="ListLabel280">
+    <w:name w:val="ListLabel 280"/>
+    <w:qFormat/>
+    <w:rPr>
+      <w:rFonts w:cs="Courier New"/>
+    </w:rPr>
+  </w:style>
+  <w:style w:type="character" w:styleId="ListLabel281">
+    <w:name w:val="ListLabel 281"/>
+    <w:qFormat/>
+    <w:rPr>
+      <w:rFonts w:cs="Wingdings"/>
+    </w:rPr>
+  </w:style>
+  <w:style w:type="character" w:styleId="ListLabel282">
+    <w:name w:val="ListLabel 282"/>
+    <w:qFormat/>
+    <w:rPr>
+      <w:rFonts w:cs="Symbol"/>
+    </w:rPr>
+  </w:style>
+  <w:style w:type="character" w:styleId="ListLabel283">
+    <w:name w:val="ListLabel 283"/>
+    <w:qFormat/>
+    <w:rPr>
+      <w:rFonts w:cs="Courier New"/>
+    </w:rPr>
+  </w:style>
+  <w:style w:type="character" w:styleId="ListLabel284">
+    <w:name w:val="ListLabel 284"/>
+    <w:qFormat/>
+    <w:rPr>
+      <w:rFonts w:cs="Wingdings"/>
+    </w:rPr>
+  </w:style>
+  <w:style w:type="character" w:styleId="ListLabel285">
+    <w:name w:val="ListLabel 285"/>
+    <w:qFormat/>
+    <w:rPr>
+      <w:rFonts w:cs="Symbol"/>
+    </w:rPr>
+  </w:style>
+  <w:style w:type="character" w:styleId="ListLabel286">
+    <w:name w:val="ListLabel 286"/>
+    <w:qFormat/>
+    <w:rPr>
+      <w:rFonts w:cs="Courier New"/>
+    </w:rPr>
+  </w:style>
+  <w:style w:type="character" w:styleId="ListLabel287">
+    <w:name w:val="ListLabel 287"/>
+    <w:qFormat/>
+    <w:rPr>
+      <w:rFonts w:cs="Wingdings"/>
+    </w:rPr>
+  </w:style>
+  <w:style w:type="character" w:styleId="ListLabel288">
+    <w:name w:val="ListLabel 288"/>
+    <w:qFormat/>
+    <w:rPr>
+      <w:rFonts w:cs="Symbol"/>
+    </w:rPr>
+  </w:style>
+  <w:style w:type="character" w:styleId="ListLabel289">
+    <w:name w:val="ListLabel 289"/>
+    <w:qFormat/>
+    <w:rPr>
+      <w:rFonts w:cs="Courier New"/>
+    </w:rPr>
+  </w:style>
+  <w:style w:type="character" w:styleId="ListLabel290">
+    <w:name w:val="ListLabel 290"/>
+    <w:qFormat/>
+    <w:rPr>
+      <w:rFonts w:cs="Wingdings"/>
+    </w:rPr>
+  </w:style>
+  <w:style w:type="character" w:styleId="ListLabel291">
+    <w:name w:val="ListLabel 291"/>
+    <w:qFormat/>
+    <w:rPr>
+      <w:rFonts w:cs="Symbol"/>
+    </w:rPr>
+  </w:style>
+  <w:style w:type="character" w:styleId="ListLabel292">
+    <w:name w:val="ListLabel 292"/>
+    <w:qFormat/>
+    <w:rPr>
+      <w:rFonts w:cs="Courier New"/>
+    </w:rPr>
+  </w:style>
+  <w:style w:type="character" w:styleId="ListLabel293">
+    <w:name w:val="ListLabel 293"/>
+    <w:qFormat/>
+    <w:rPr>
+      <w:rFonts w:cs="Wingdings"/>
+    </w:rPr>
+  </w:style>
+  <w:style w:type="character" w:styleId="ListLabel294">
+    <w:name w:val="ListLabel 294"/>
+    <w:qFormat/>
+    <w:rPr>
+      <w:rFonts w:cs="Symbol"/>
+    </w:rPr>
+  </w:style>
+  <w:style w:type="character" w:styleId="ListLabel295">
+    <w:name w:val="ListLabel 295"/>
+    <w:qFormat/>
+    <w:rPr>
+      <w:rFonts w:cs="Courier New"/>
+    </w:rPr>
+  </w:style>
+  <w:style w:type="character" w:styleId="ListLabel296">
+    <w:name w:val="ListLabel 296"/>
+    <w:qFormat/>
+    <w:rPr>
+      <w:rFonts w:cs="Wingdings"/>
+    </w:rPr>
+  </w:style>
+  <w:style w:type="character" w:styleId="ListLabel297">
+    <w:name w:val="ListLabel 297"/>
+    <w:qFormat/>
+    <w:rPr>
+      <w:rFonts w:cs="Symbol"/>
+    </w:rPr>
+  </w:style>
+  <w:style w:type="character" w:styleId="ListLabel298">
+    <w:name w:val="ListLabel 298"/>
+    <w:qFormat/>
+    <w:rPr>
+      <w:rFonts w:cs="Courier New"/>
+    </w:rPr>
+  </w:style>
+  <w:style w:type="character" w:styleId="ListLabel299">
+    <w:name w:val="ListLabel 299"/>
+    <w:qFormat/>
+    <w:rPr>
+      <w:rFonts w:cs="Wingdings"/>
+    </w:rPr>
+  </w:style>
+  <w:style w:type="character" w:styleId="ListLabel300">
+    <w:name w:val="ListLabel 300"/>
+    <w:qFormat/>
+    <w:rPr>
+      <w:rFonts w:cs="Symbol"/>
+    </w:rPr>
+  </w:style>
+  <w:style w:type="character" w:styleId="ListLabel301">
+    <w:name w:val="ListLabel 301"/>
+    <w:qFormat/>
+    <w:rPr>
+      <w:rFonts w:cs="Courier New"/>
+    </w:rPr>
+  </w:style>
+  <w:style w:type="character" w:styleId="ListLabel302">
+    <w:name w:val="ListLabel 302"/>
+    <w:qFormat/>
+    <w:rPr>
+      <w:rFonts w:cs="Wingdings"/>
+    </w:rPr>
+  </w:style>
+  <w:style w:type="character" w:styleId="ListLabel303">
+    <w:name w:val="ListLabel 303"/>
+    <w:qFormat/>
+    <w:rPr>
+      <w:rFonts w:cs="Symbol"/>
+    </w:rPr>
+  </w:style>
+  <w:style w:type="character" w:styleId="ListLabel304">
+    <w:name w:val="ListLabel 304"/>
+    <w:qFormat/>
+    <w:rPr>
+      <w:rFonts w:cs="Courier New"/>
+    </w:rPr>
+  </w:style>
+  <w:style w:type="character" w:styleId="ListLabel305">
+    <w:name w:val="ListLabel 305"/>
+    <w:qFormat/>
+    <w:rPr>
+      <w:rFonts w:cs="Wingdings"/>
+    </w:rPr>
+  </w:style>
+  <w:style w:type="character" w:styleId="ListLabel306">
+    <w:name w:val="ListLabel 306"/>
+    <w:qFormat/>
+    <w:rPr>
+      <w:rFonts w:cs="Arial"/>
+    </w:rPr>
+  </w:style>
+  <w:style w:type="character" w:styleId="ListLabel307">
+    <w:name w:val="ListLabel 307"/>
+    <w:qFormat/>
+    <w:rPr>
+      <w:rFonts w:cs="Symbol"/>
+    </w:rPr>
+  </w:style>
+  <w:style w:type="character" w:styleId="ListLabel308">
+    <w:name w:val="ListLabel 308"/>
+    <w:qFormat/>
+    <w:rPr>
+      <w:rFonts w:cs="Courier New"/>
+    </w:rPr>
+  </w:style>
+  <w:style w:type="character" w:styleId="ListLabel309">
+    <w:name w:val="ListLabel 309"/>
+    <w:qFormat/>
+    <w:rPr>
+      <w:rFonts w:cs="Wingdings"/>
+    </w:rPr>
+  </w:style>
+  <w:style w:type="character" w:styleId="ListLabel310">
+    <w:name w:val="ListLabel 310"/>
+    <w:qFormat/>
+    <w:rPr>
+      <w:rFonts w:cs="Symbol"/>
+    </w:rPr>
+  </w:style>
+  <w:style w:type="character" w:styleId="ListLabel311">
+    <w:name w:val="ListLabel 311"/>
+    <w:qFormat/>
+    <w:rPr>
+      <w:rFonts w:cs="Courier New"/>
+    </w:rPr>
+  </w:style>
+  <w:style w:type="character" w:styleId="ListLabel312">
+    <w:name w:val="ListLabel 312"/>
+    <w:qFormat/>
+    <w:rPr>
+      <w:rFonts w:cs="Wingdings"/>
+    </w:rPr>
+  </w:style>
+  <w:style w:type="character" w:styleId="ListLabel313">
+    <w:name w:val="ListLabel 313"/>
+    <w:qFormat/>
+    <w:rPr>
+      <w:rFonts w:cs="Symbol"/>
+    </w:rPr>
+  </w:style>
+  <w:style w:type="character" w:styleId="ListLabel314">
+    <w:name w:val="ListLabel 314"/>
+    <w:qFormat/>
+    <w:rPr>
+      <w:rFonts w:cs="Courier New"/>
+    </w:rPr>
+  </w:style>
+  <w:style w:type="character" w:styleId="ListLabel315">
+    <w:name w:val="ListLabel 315"/>
+    <w:qFormat/>
+    <w:rPr>
+      <w:rFonts w:cs="Wingdings"/>
+    </w:rPr>
+  </w:style>
+  <w:style w:type="character" w:styleId="ListLabel316">
+    <w:name w:val="ListLabel 316"/>
+    <w:qFormat/>
+    <w:rPr>
+      <w:rFonts w:cs="Symbol"/>
+    </w:rPr>
+  </w:style>
+  <w:style w:type="character" w:styleId="ListLabel317">
+    <w:name w:val="ListLabel 317"/>
+    <w:qFormat/>
+    <w:rPr>
+      <w:rFonts w:cs="Courier New"/>
+    </w:rPr>
+  </w:style>
+  <w:style w:type="character" w:styleId="ListLabel318">
+    <w:name w:val="ListLabel 318"/>
+    <w:qFormat/>
+    <w:rPr>
+      <w:rFonts w:cs="Wingdings"/>
+    </w:rPr>
+  </w:style>
+  <w:style w:type="character" w:styleId="ListLabel319">
+    <w:name w:val="ListLabel 319"/>
+    <w:qFormat/>
+    <w:rPr>
+      <w:rFonts w:cs="Symbol"/>
+    </w:rPr>
+  </w:style>
+  <w:style w:type="character" w:styleId="ListLabel320">
+    <w:name w:val="ListLabel 320"/>
+    <w:qFormat/>
+    <w:rPr>
+      <w:rFonts w:cs="Courier New"/>
+    </w:rPr>
+  </w:style>
+  <w:style w:type="character" w:styleId="ListLabel321">
+    <w:name w:val="ListLabel 321"/>
+    <w:qFormat/>
+    <w:rPr>
+      <w:rFonts w:cs="Wingdings"/>
+    </w:rPr>
+  </w:style>
+  <w:style w:type="character" w:styleId="ListLabel322">
+    <w:name w:val="ListLabel 322"/>
+    <w:qFormat/>
+    <w:rPr>
+      <w:rFonts w:cs="Symbol"/>
+    </w:rPr>
+  </w:style>
+  <w:style w:type="character" w:styleId="ListLabel323">
+    <w:name w:val="ListLabel 323"/>
+    <w:qFormat/>
+    <w:rPr>
+      <w:rFonts w:cs="Courier New"/>
+    </w:rPr>
+  </w:style>
+  <w:style w:type="character" w:styleId="ListLabel324">
+    <w:name w:val="ListLabel 324"/>
+    <w:qFormat/>
+    <w:rPr>
+      <w:rFonts w:cs="Wingdings"/>
+    </w:rPr>
+  </w:style>
+  <w:style w:type="character" w:styleId="ListLabel325">
+    <w:name w:val="ListLabel 325"/>
+    <w:qFormat/>
+    <w:rPr>
+      <w:rFonts w:cs="Symbol"/>
+    </w:rPr>
+  </w:style>
+  <w:style w:type="character" w:styleId="ListLabel326">
+    <w:name w:val="ListLabel 326"/>
+    <w:qFormat/>
+    <w:rPr>
+      <w:rFonts w:cs="Courier New"/>
+    </w:rPr>
+  </w:style>
+  <w:style w:type="character" w:styleId="ListLabel327">
+    <w:name w:val="ListLabel 327"/>
+    <w:qFormat/>
+    <w:rPr>
+      <w:rFonts w:cs="Wingdings"/>
+    </w:rPr>
+  </w:style>
+  <w:style w:type="character" w:styleId="ListLabel328">
+    <w:name w:val="ListLabel 328"/>
+    <w:qFormat/>
+    <w:rPr>
+      <w:rFonts w:cs="Symbol"/>
+    </w:rPr>
+  </w:style>
+  <w:style w:type="character" w:styleId="ListLabel329">
+    <w:name w:val="ListLabel 329"/>
+    <w:qFormat/>
+    <w:rPr>
+      <w:rFonts w:cs="Courier New"/>
+    </w:rPr>
+  </w:style>
+  <w:style w:type="character" w:styleId="ListLabel330">
+    <w:name w:val="ListLabel 330"/>
+    <w:qFormat/>
+    <w:rPr>
+      <w:rFonts w:cs="Wingdings"/>
+    </w:rPr>
+  </w:style>
+  <w:style w:type="character" w:styleId="ListLabel331">
+    <w:name w:val="ListLabel 331"/>
+    <w:qFormat/>
+    <w:rPr>
+      <w:rFonts w:cs="Symbol"/>
+    </w:rPr>
+  </w:style>
+  <w:style w:type="character" w:styleId="ListLabel332">
+    <w:name w:val="ListLabel 332"/>
+    <w:qFormat/>
+    <w:rPr>
+      <w:rFonts w:cs="Courier New"/>
+    </w:rPr>
+  </w:style>
+  <w:style w:type="character" w:styleId="ListLabel333">
+    <w:name w:val="ListLabel 333"/>
+    <w:qFormat/>
+    <w:rPr>
+      <w:rFonts w:cs="Wingdings"/>
+    </w:rPr>
+  </w:style>
+  <w:style w:type="character" w:styleId="ListLabel334">
+    <w:name w:val="ListLabel 334"/>
+    <w:qFormat/>
+    <w:rPr>
+      <w:rFonts w:cs="Arial"/>
+    </w:rPr>
+  </w:style>
+  <w:style w:type="character" w:styleId="ListLabel335">
+    <w:name w:val="ListLabel 335"/>
+    <w:qFormat/>
+    <w:rPr>
+      <w:rFonts w:cs="Courier New"/>
+    </w:rPr>
+  </w:style>
+  <w:style w:type="character" w:styleId="ListLabel336">
+    <w:name w:val="ListLabel 336"/>
+    <w:qFormat/>
+    <w:rPr>
+      <w:rFonts w:cs="Wingdings"/>
+    </w:rPr>
+  </w:style>
+  <w:style w:type="character" w:styleId="ListLabel337">
+    <w:name w:val="ListLabel 337"/>
+    <w:qFormat/>
+    <w:rPr>
+      <w:rFonts w:cs="Symbol"/>
+    </w:rPr>
+  </w:style>
+  <w:style w:type="character" w:styleId="ListLabel338">
+    <w:name w:val="ListLabel 338"/>
+    <w:qFormat/>
+    <w:rPr>
+      <w:rFonts w:cs="Courier New"/>
+    </w:rPr>
+  </w:style>
+  <w:style w:type="character" w:styleId="ListLabel339">
+    <w:name w:val="ListLabel 339"/>
+    <w:qFormat/>
+    <w:rPr>
+      <w:rFonts w:cs="Wingdings"/>
+    </w:rPr>
+  </w:style>
+  <w:style w:type="character" w:styleId="ListLabel340">
+    <w:name w:val="ListLabel 340"/>
+    <w:qFormat/>
+    <w:rPr>
+      <w:rFonts w:cs="Symbol"/>
+    </w:rPr>
+  </w:style>
+  <w:style w:type="character" w:styleId="ListLabel341">
+    <w:name w:val="ListLabel 341"/>
+    <w:qFormat/>
+    <w:rPr>
+      <w:rFonts w:cs="Courier New"/>
+    </w:rPr>
+  </w:style>
+  <w:style w:type="character" w:styleId="ListLabel342">
+    <w:name w:val="ListLabel 342"/>
+    <w:qFormat/>
+    <w:rPr>
+      <w:rFonts w:cs="Wingdings"/>
+    </w:rPr>
+  </w:style>
+  <w:style w:type="character" w:styleId="ListLabel343">
+    <w:name w:val="ListLabel 343"/>
+    <w:qFormat/>
+    <w:rPr>
+      <w:rFonts w:cs="Symbol"/>
+    </w:rPr>
+  </w:style>
+  <w:style w:type="character" w:styleId="ListLabel344">
+    <w:name w:val="ListLabel 344"/>
+    <w:qFormat/>
+    <w:rPr>
+      <w:rFonts w:cs="Courier New"/>
+    </w:rPr>
+  </w:style>
+  <w:style w:type="character" w:styleId="ListLabel345">
+    <w:name w:val="ListLabel 345"/>
+    <w:qFormat/>
+    <w:rPr>
+      <w:rFonts w:cs="Wingdings"/>
+    </w:rPr>
+  </w:style>
+  <w:style w:type="character" w:styleId="ListLabel346">
+    <w:name w:val="ListLabel 346"/>
+    <w:qFormat/>
+    <w:rPr>
+      <w:rFonts w:cs="Symbol"/>
+    </w:rPr>
+  </w:style>
+  <w:style w:type="character" w:styleId="ListLabel347">
+    <w:name w:val="ListLabel 347"/>
+    <w:qFormat/>
+    <w:rPr>
+      <w:rFonts w:cs="Courier New"/>
+    </w:rPr>
+  </w:style>
+  <w:style w:type="character" w:styleId="ListLabel348">
+    <w:name w:val="ListLabel 348"/>
+    <w:qFormat/>
+    <w:rPr>
+      <w:rFonts w:cs="Wingdings"/>
+    </w:rPr>
+  </w:style>
+  <w:style w:type="character" w:styleId="ListLabel349">
+    <w:name w:val="ListLabel 349"/>
+    <w:qFormat/>
+    <w:rPr>
+      <w:rFonts w:cs="Symbol"/>
+    </w:rPr>
+  </w:style>
+  <w:style w:type="character" w:styleId="ListLabel350">
+    <w:name w:val="ListLabel 350"/>
+    <w:qFormat/>
+    <w:rPr>
+      <w:rFonts w:cs="Courier New"/>
+    </w:rPr>
+  </w:style>
+  <w:style w:type="character" w:styleId="ListLabel351">
+    <w:name w:val="ListLabel 351"/>
+    <w:qFormat/>
+    <w:rPr>
+      <w:rFonts w:cs="Wingdings"/>
+    </w:rPr>
+  </w:style>
+  <w:style w:type="character" w:styleId="ListLabel352">
+    <w:name w:val="ListLabel 352"/>
+    <w:qFormat/>
+    <w:rPr>
+      <w:rFonts w:cs="Estrangelo Edessa"/>
+      <w:sz w:val="24"/>
+      <w:szCs w:val="24"/>
+    </w:rPr>
+  </w:style>
+  <w:style w:type="character" w:styleId="ListLabel353">
+    <w:name w:val="ListLabel 353"/>
+    <w:qFormat/>
+    <w:rPr/>
+  </w:style>
+  <w:style w:type="character" w:styleId="ListLabel354">
+    <w:name w:val="ListLabel 354"/>
+    <w:qFormat/>
+    <w:rPr>
+      <w:lang w:val="fr-FR" w:eastAsia="fr-FR"/>
+    </w:rPr>
+  </w:style>
+  <w:style w:type="character" w:styleId="ListLabel355">
+    <w:name w:val="ListLabel 355"/>
+    <w:qFormat/>
+    <w:rPr>
+      <w:rFonts w:cs="Estrangelo Edessa"/>
+    </w:rPr>
+  </w:style>
+  <w:style w:type="character" w:styleId="ListLabel356">
+    <w:name w:val="ListLabel 356"/>
     <w:qFormat/>
     <w:rPr>
       <w:b/>
@@ -17644,7 +19182,7 @@
         <w:bottom w:val="single" w:sz="8" w:space="1" w:color="CF0063"/>
         <w:right w:val="single" w:sz="8" w:space="1" w:color="CF0063"/>
       </w:pBdr>
-      <w:shd w:fill="FFEBF5" w:val="clear"/>
+      <w:shd w:val="clear" w:fill="FFEBF5"/>
       <w:spacing w:before="0" w:after="120"/>
       <w:ind w:left="113" w:right="113" w:hanging="0"/>
       <w:contextualSpacing/>
